--- a/02-放大电路/01-运算放大电路/采样保持电路/采样保持电路.docx
+++ b/02-放大电路/01-运算放大电路/采样保持电路/采样保持电路.docx
@@ -2036,6 +2036,20 @@
     </w:p>
     <w:bookmarkEnd w:id="26"/>
     <w:bookmarkEnd w:id="27"/>
+    <w:p>
+      <w:pPr>
+        <w:spacing w:before="360"/>
+        <w:jc w:val="center"/>
+      </w:pPr>
+      <w:r>
+        <w:rPr>
+          <w:rFonts w:ascii="Times New Roman" w:hAnsi="Times New Roman"/>
+          <w:color w:val="555555"/>
+          <w:sz w:val="21"/>
+        </w:rPr>
+        <w:t>材料收集者：杜文杰</w:t>
+      </w:r>
+    </w:p>
     <w:sectPr>
       <w:headerReference r:id="rId9" w:type="default"/>
       <w:footerReference r:id="rId10" w:type="default"/>

--- a/02-放大电路/01-运算放大电路/采样保持电路/采样保持电路.docx
+++ b/02-放大电路/01-运算放大电路/采样保持电路/采样保持电路.docx
@@ -1,6 +1,6 @@
 
 <file path=word/document.xml><?xml version="1.0" encoding="utf-8"?>
-<w:document xmlns:w="http://schemas.openxmlformats.org/wordprocessingml/2006/main" xmlns:m="http://schemas.openxmlformats.org/officeDocument/2006/math" xmlns:r="http://schemas.openxmlformats.org/officeDocument/2006/relationships" xmlns:o="urn:schemas-microsoft-com:office:office" xmlns:v="urn:schemas-microsoft-com:vml" xmlns:w10="urn:schemas-microsoft-com:office:word" xmlns:a="http://schemas.openxmlformats.org/drawingml/2006/main" xmlns:pic="http://schemas.openxmlformats.org/drawingml/2006/picture" xmlns:wp="http://schemas.openxmlformats.org/drawingml/2006/wordprocessingDrawing">
+<w:document xmlns:m="http://schemas.openxmlformats.org/officeDocument/2006/math" xmlns:r="http://schemas.openxmlformats.org/officeDocument/2006/relationships" xmlns:w="http://schemas.openxmlformats.org/wordprocessingml/2006/main" xmlns:o="urn:schemas-microsoft-com:office:office" xmlns:v="urn:schemas-microsoft-com:vml" xmlns:w10="urn:schemas-microsoft-com:office:word" xmlns:a="http://schemas.openxmlformats.org/drawingml/2006/main" xmlns:pic="http://schemas.openxmlformats.org/drawingml/2006/picture" xmlns:wp="http://schemas.openxmlformats.org/drawingml/2006/wordprocessingDrawing">
   <w:body>
     <w:bookmarkStart w:id="27" w:name="采样保持电路"/>
     <w:p>
@@ -9,7 +9,7 @@
       </w:pPr>
       <w:r>
         <w:rPr>
-          <w:rFonts w:hint="eastAsia"/>
+          <w:rFonts w:hint="eastAsia" w:eastAsia="黑体"/>
         </w:rPr>
         <w:t xml:space="preserve">采样保持电路</w:t>
       </w:r>
@@ -21,7 +21,7 @@
       </w:pPr>
       <w:r>
         <w:rPr>
-          <w:rFonts w:hint="eastAsia"/>
+          <w:rFonts w:hint="eastAsia" w:eastAsia="黑体"/>
         </w:rPr>
         <w:t xml:space="preserve">拓扑描述</w:t>
       </w:r>
@@ -32,16 +32,19 @@
       </w:pPr>
       <w:r>
         <w:rPr>
-          <w:rFonts w:hint="eastAsia"/>
+          <w:rFonts w:hint="eastAsia" w:eastAsia="黑体"/>
         </w:rPr>
         <w:t xml:space="preserve">由</w:t>
       </w:r>
       <w:r>
+        <w:rPr>
+          <w:rFonts w:eastAsia="黑体"/>
+        </w:rPr>
         <w:t xml:space="preserve"> </w:t>
       </w:r>
       <w:r>
         <w:rPr>
-          <w:rFonts w:hint="eastAsia"/>
+          <w:rFonts w:hint="eastAsia" w:eastAsia="黑体"/>
           <w:b/>
           <w:bCs/>
         </w:rPr>
@@ -49,17 +52,21 @@
       </w:r>
       <w:r>
         <w:rPr>
+          <w:rFonts w:eastAsia="黑体"/>
           <w:b/>
           <w:bCs/>
         </w:rPr>
         <w:t xml:space="preserve"> S</w:t>
       </w:r>
       <w:r>
+        <w:rPr>
+          <w:rFonts w:eastAsia="黑体"/>
+        </w:rPr>
         <w:t xml:space="preserve">、</w:t>
       </w:r>
       <w:r>
         <w:rPr>
-          <w:rFonts w:hint="eastAsia"/>
+          <w:rFonts w:hint="eastAsia" w:eastAsia="黑体"/>
           <w:b/>
           <w:bCs/>
         </w:rPr>
@@ -67,6 +74,7 @@
       </w:r>
       <w:r>
         <w:rPr>
+          <w:rFonts w:eastAsia="黑体"/>
           <w:b/>
           <w:bCs/>
         </w:rPr>
@@ -87,20 +95,26 @@
         </m:sSub>
       </m:oMath>
       <w:r>
+        <w:rPr>
+          <w:rFonts w:eastAsia="黑体"/>
+        </w:rPr>
         <w:t xml:space="preserve"> </w:t>
       </w:r>
       <w:r>
         <w:rPr>
-          <w:rFonts w:hint="eastAsia"/>
+          <w:rFonts w:hint="eastAsia" w:eastAsia="黑体"/>
         </w:rPr>
         <w:t xml:space="preserve">与</w:t>
       </w:r>
       <w:r>
+        <w:rPr>
+          <w:rFonts w:eastAsia="黑体"/>
+        </w:rPr>
         <w:t xml:space="preserve"> </w:t>
       </w:r>
       <w:r>
         <w:rPr>
-          <w:rFonts w:hint="eastAsia"/>
+          <w:rFonts w:hint="eastAsia" w:eastAsia="黑体"/>
           <w:b/>
           <w:bCs/>
         </w:rPr>
@@ -108,6 +122,7 @@
       </w:r>
       <w:r>
         <w:rPr>
+          <w:rFonts w:eastAsia="黑体"/>
           <w:b/>
           <w:bCs/>
         </w:rPr>
@@ -115,24 +130,27 @@
       </w:r>
       <w:r>
         <w:rPr>
-          <w:rFonts w:hint="eastAsia"/>
+          <w:rFonts w:hint="eastAsia" w:eastAsia="黑体"/>
           <w:b/>
           <w:bCs/>
         </w:rPr>
         <w:t xml:space="preserve">A1（接成跟随器）</w:t>
       </w:r>
       <w:r>
+        <w:rPr>
+          <w:rFonts w:eastAsia="黑体"/>
+        </w:rPr>
         <w:t xml:space="preserve"> </w:t>
       </w:r>
       <w:r>
         <w:rPr>
-          <w:rFonts w:hint="eastAsia"/>
+          <w:rFonts w:hint="eastAsia" w:eastAsia="黑体"/>
         </w:rPr>
         <w:t xml:space="preserve">组成。电路关键节点：</w:t>
       </w:r>
       <w:r>
         <w:rPr>
-          <w:rFonts w:hint="eastAsia"/>
+          <w:rFonts w:hint="eastAsia" w:eastAsia="黑体"/>
           <w:b/>
           <w:bCs/>
         </w:rPr>
@@ -140,11 +158,14 @@
       </w:r>
       <w:r>
         <w:rPr>
-          <w:rFonts w:hint="eastAsia"/>
+          <w:rFonts w:hint="eastAsia" w:eastAsia="黑体"/>
         </w:rPr>
         <w:t xml:space="preserve">（信号源</w:t>
       </w:r>
       <w:r>
+        <w:rPr>
+          <w:rFonts w:eastAsia="黑体"/>
+        </w:rPr>
         <w:t xml:space="preserve"> </w:t>
       </w:r>
       <m:oMath>
@@ -165,26 +186,32 @@
         </m:sSub>
       </m:oMath>
       <w:r>
+        <w:rPr>
+          <w:rFonts w:eastAsia="黑体"/>
+        </w:rPr>
         <w:t xml:space="preserve"> </w:t>
       </w:r>
       <w:r>
         <w:rPr>
-          <w:rFonts w:hint="eastAsia"/>
+          <w:rFonts w:hint="eastAsia" w:eastAsia="黑体"/>
         </w:rPr>
         <w:t xml:space="preserve">接模拟开关</w:t>
       </w:r>
       <w:r>
+        <w:rPr>
+          <w:rFonts w:eastAsia="黑体"/>
+        </w:rPr>
         <w:t xml:space="preserve"> S </w:t>
       </w:r>
       <w:r>
         <w:rPr>
-          <w:rFonts w:hint="eastAsia"/>
+          <w:rFonts w:hint="eastAsia" w:eastAsia="黑体"/>
         </w:rPr>
         <w:t xml:space="preserve">的输入端）；</w:t>
       </w:r>
       <w:r>
         <w:rPr>
-          <w:rFonts w:hint="eastAsia"/>
+          <w:rFonts w:hint="eastAsia" w:eastAsia="黑体"/>
           <w:b/>
           <w:bCs/>
         </w:rPr>
@@ -192,16 +219,19 @@
       </w:r>
       <w:r>
         <w:rPr>
-          <w:rFonts w:hint="eastAsia"/>
+          <w:rFonts w:hint="eastAsia" w:eastAsia="黑体"/>
         </w:rPr>
         <w:t xml:space="preserve">（S</w:t>
       </w:r>
       <w:r>
+        <w:rPr>
+          <w:rFonts w:eastAsia="黑体"/>
+        </w:rPr>
         <w:t xml:space="preserve"> </w:t>
       </w:r>
       <w:r>
         <w:rPr>
-          <w:rFonts w:hint="eastAsia"/>
+          <w:rFonts w:hint="eastAsia" w:eastAsia="黑体"/>
         </w:rPr>
         <w:t xml:space="preserve">的输出端、</w:t>
       </w:r>
@@ -220,35 +250,44 @@
         </m:sSub>
       </m:oMath>
       <w:r>
+        <w:rPr>
+          <w:rFonts w:eastAsia="黑体"/>
+        </w:rPr>
         <w:t xml:space="preserve"> </w:t>
       </w:r>
       <w:r>
         <w:rPr>
-          <w:rFonts w:hint="eastAsia"/>
+          <w:rFonts w:hint="eastAsia" w:eastAsia="黑体"/>
         </w:rPr>
         <w:t xml:space="preserve">上端、A1</w:t>
       </w:r>
       <w:r>
+        <w:rPr>
+          <w:rFonts w:eastAsia="黑体"/>
+        </w:rPr>
         <w:t xml:space="preserve"> </w:t>
       </w:r>
       <w:r>
         <w:rPr>
-          <w:rFonts w:hint="eastAsia"/>
+          <w:rFonts w:hint="eastAsia" w:eastAsia="黑体"/>
         </w:rPr>
         <w:t xml:space="preserve">的</w:t>
       </w:r>
       <w:r>
+        <w:rPr>
+          <w:rFonts w:eastAsia="黑体"/>
+        </w:rPr>
         <w:t xml:space="preserve"> IN+ </w:t>
       </w:r>
       <w:r>
         <w:rPr>
-          <w:rFonts w:hint="eastAsia"/>
+          <w:rFonts w:hint="eastAsia" w:eastAsia="黑体"/>
         </w:rPr>
         <w:t xml:space="preserve">相连）；</w:t>
       </w:r>
       <w:r>
         <w:rPr>
-          <w:rFonts w:hint="eastAsia"/>
+          <w:rFonts w:hint="eastAsia" w:eastAsia="黑体"/>
           <w:b/>
           <w:bCs/>
         </w:rPr>
@@ -256,29 +295,38 @@
       </w:r>
       <w:r>
         <w:rPr>
-          <w:rFonts w:hint="eastAsia"/>
+          <w:rFonts w:hint="eastAsia" w:eastAsia="黑体"/>
         </w:rPr>
         <w:t xml:space="preserve">（A1</w:t>
       </w:r>
       <w:r>
+        <w:rPr>
+          <w:rFonts w:eastAsia="黑体"/>
+        </w:rPr>
         <w:t xml:space="preserve"> </w:t>
       </w:r>
       <w:r>
         <w:rPr>
-          <w:rFonts w:hint="eastAsia"/>
+          <w:rFonts w:hint="eastAsia" w:eastAsia="黑体"/>
         </w:rPr>
         <w:t xml:space="preserve">的</w:t>
       </w:r>
       <w:r>
+        <w:rPr>
+          <w:rFonts w:eastAsia="黑体"/>
+        </w:rPr>
         <w:t xml:space="preserve"> </w:t>
       </w:r>
       <w:r>
         <w:rPr>
-          <w:rFonts w:hint="eastAsia"/>
+          <w:rFonts w:hint="eastAsia" w:eastAsia="黑体"/>
         </w:rPr>
         <w:t xml:space="preserve">OUT，作为输出</w:t>
       </w:r>
       <w:r>
+        <w:rPr>
+          <w:rFonts w:eastAsia="黑体"/>
+        </w:rPr>
         <w:t xml:space="preserve"> </w:t>
       </w:r>
       <m:oMath>
@@ -303,7 +351,7 @@
       </m:oMath>
       <w:r>
         <w:rPr>
-          <w:rFonts w:hint="eastAsia"/>
+          <w:rFonts w:hint="eastAsia" w:eastAsia="黑体"/>
         </w:rPr>
         <w:t xml:space="preserve">）。</w:t>
       </w:r>
@@ -312,13 +360,13 @@
       <w:pPr/>
       <w:r>
         <w:rPr>
-          <w:rFonts w:hint="eastAsia"/>
+          <w:rFonts w:hint="eastAsia" w:eastAsia="黑体"/>
         </w:rPr>
         <w:t xml:space="preserve">各元件管脚连接：</w:t>
       </w:r>
       <w:r>
         <w:rPr>
-          <w:rFonts w:hint="eastAsia"/>
+          <w:rFonts w:hint="eastAsia" w:eastAsia="黑体"/>
           <w:b/>
           <w:bCs/>
         </w:rPr>
@@ -326,17 +374,21 @@
       </w:r>
       <w:r>
         <w:rPr>
+          <w:rFonts w:eastAsia="黑体"/>
           <w:b/>
           <w:bCs/>
         </w:rPr>
         <w:t xml:space="preserve"> S</w:t>
       </w:r>
       <w:r>
+        <w:rPr>
+          <w:rFonts w:eastAsia="黑体"/>
+        </w:rPr>
         <w:t xml:space="preserve"> </w:t>
       </w:r>
       <w:r>
         <w:rPr>
-          <w:rFonts w:hint="eastAsia"/>
+          <w:rFonts w:hint="eastAsia" w:eastAsia="黑体"/>
         </w:rPr>
         <w:t xml:space="preserve">的输入脚接输入节点、输出脚接保持节点、控制脚接采样/保持控制信号；</w:t>
       </w:r>
@@ -355,94 +407,125 @@
         </m:sSub>
       </m:oMath>
       <w:r>
+        <w:rPr>
+          <w:rFonts w:eastAsia="黑体"/>
+        </w:rPr>
         <w:t xml:space="preserve"> </w:t>
       </w:r>
       <w:r>
         <w:rPr>
-          <w:rFonts w:hint="eastAsia"/>
+          <w:rFonts w:hint="eastAsia" w:eastAsia="黑体"/>
         </w:rPr>
         <w:t xml:space="preserve">一端接保持节点、另一端接地</w:t>
       </w:r>
       <w:r>
+        <w:rPr>
+          <w:rFonts w:eastAsia="黑体"/>
+        </w:rPr>
         <w:t xml:space="preserve"> </w:t>
       </w:r>
       <w:r>
         <w:rPr>
-          <w:rFonts w:hint="eastAsia"/>
+          <w:rFonts w:hint="eastAsia" w:eastAsia="黑体"/>
         </w:rPr>
         <w:t xml:space="preserve">GND；</w:t>
       </w:r>
       <w:r>
         <w:rPr>
+          <w:rFonts w:eastAsia="黑体"/>
           <w:b/>
           <w:bCs/>
         </w:rPr>
         <w:t xml:space="preserve">A1</w:t>
       </w:r>
       <w:r>
+        <w:rPr>
+          <w:rFonts w:eastAsia="黑体"/>
+        </w:rPr>
         <w:t xml:space="preserve"> </w:t>
       </w:r>
       <w:r>
         <w:rPr>
-          <w:rFonts w:hint="eastAsia"/>
+          <w:rFonts w:hint="eastAsia" w:eastAsia="黑体"/>
         </w:rPr>
         <w:t xml:space="preserve">的</w:t>
       </w:r>
       <w:r>
+        <w:rPr>
+          <w:rFonts w:eastAsia="黑体"/>
+        </w:rPr>
         <w:t xml:space="preserve"> IN+ </w:t>
       </w:r>
       <w:r>
         <w:rPr>
-          <w:rFonts w:hint="eastAsia"/>
+          <w:rFonts w:hint="eastAsia" w:eastAsia="黑体"/>
         </w:rPr>
         <w:t xml:space="preserve">接保持节点、IN−</w:t>
       </w:r>
       <w:r>
+        <w:rPr>
+          <w:rFonts w:eastAsia="黑体"/>
+        </w:rPr>
         <w:t xml:space="preserve"> </w:t>
       </w:r>
       <w:r>
         <w:rPr>
-          <w:rFonts w:hint="eastAsia"/>
+          <w:rFonts w:hint="eastAsia" w:eastAsia="黑体"/>
         </w:rPr>
         <w:t xml:space="preserve">与其</w:t>
       </w:r>
       <w:r>
+        <w:rPr>
+          <w:rFonts w:eastAsia="黑体"/>
+        </w:rPr>
         <w:t xml:space="preserve"> OUT </w:t>
       </w:r>
       <w:r>
         <w:rPr>
-          <w:rFonts w:hint="eastAsia"/>
+          <w:rFonts w:hint="eastAsia" w:eastAsia="黑体"/>
         </w:rPr>
         <w:t xml:space="preserve">短接（跟随器）、OUT</w:t>
       </w:r>
       <w:r>
+        <w:rPr>
+          <w:rFonts w:eastAsia="黑体"/>
+        </w:rPr>
         <w:t xml:space="preserve"> </w:t>
       </w:r>
       <w:r>
         <w:rPr>
-          <w:rFonts w:hint="eastAsia"/>
+          <w:rFonts w:hint="eastAsia" w:eastAsia="黑体"/>
         </w:rPr>
         <w:t xml:space="preserve">接输出节点、V+</w:t>
       </w:r>
       <w:r>
+        <w:rPr>
+          <w:rFonts w:eastAsia="黑体"/>
+        </w:rPr>
         <w:t xml:space="preserve"> </w:t>
       </w:r>
       <w:r>
         <w:rPr>
-          <w:rFonts w:hint="eastAsia"/>
+          <w:rFonts w:hint="eastAsia" w:eastAsia="黑体"/>
         </w:rPr>
         <w:t xml:space="preserve">接</w:t>
       </w:r>
       <w:r>
+        <w:rPr>
+          <w:rFonts w:eastAsia="黑体"/>
+        </w:rPr>
         <w:t xml:space="preserve"> +VCC、V− </w:t>
       </w:r>
       <w:r>
         <w:rPr>
-          <w:rFonts w:hint="eastAsia"/>
+          <w:rFonts w:hint="eastAsia" w:eastAsia="黑体"/>
         </w:rPr>
         <w:t xml:space="preserve">接</w:t>
       </w:r>
       <w:r>
+        <w:rPr>
+          <w:rFonts w:eastAsia="黑体"/>
+        </w:rPr>
         <w:t xml:space="preserve"> −VEE。</w:t>
       </w:r>
     </w:p>
@@ -450,11 +533,14 @@
       <w:pPr/>
       <w:r>
         <w:rPr>
-          <w:rFonts w:hint="eastAsia"/>
+          <w:rFonts w:hint="eastAsia" w:eastAsia="黑体"/>
         </w:rPr>
         <w:t xml:space="preserve">由此构成采样保持组态：开关闭合时</w:t>
       </w:r>
       <w:r>
+        <w:rPr>
+          <w:rFonts w:eastAsia="黑体"/>
+        </w:rPr>
         <w:t xml:space="preserve"> </w:t>
       </w:r>
       <m:oMath>
@@ -472,15 +558,21 @@
         </m:sSub>
       </m:oMath>
       <w:r>
+        <w:rPr>
+          <w:rFonts w:eastAsia="黑体"/>
+        </w:rPr>
         <w:t xml:space="preserve"> </w:t>
       </w:r>
       <w:r>
         <w:rPr>
-          <w:rFonts w:hint="eastAsia"/>
+          <w:rFonts w:hint="eastAsia" w:eastAsia="黑体"/>
         </w:rPr>
         <w:t xml:space="preserve">跟踪输入采样，断开时</w:t>
       </w:r>
       <w:r>
+        <w:rPr>
+          <w:rFonts w:eastAsia="黑体"/>
+        </w:rPr>
         <w:t xml:space="preserve"> </w:t>
       </w:r>
       <m:oMath>
@@ -498,20 +590,26 @@
         </m:sSub>
       </m:oMath>
       <w:r>
+        <w:rPr>
+          <w:rFonts w:eastAsia="黑体"/>
+        </w:rPr>
         <w:t xml:space="preserve"> </w:t>
       </w:r>
       <w:r>
         <w:rPr>
-          <w:rFonts w:hint="eastAsia"/>
+          <w:rFonts w:hint="eastAsia" w:eastAsia="黑体"/>
         </w:rPr>
         <w:t xml:space="preserve">保持电压并由高输入阻抗缓冲器读出，用于</w:t>
       </w:r>
       <w:r>
+        <w:rPr>
+          <w:rFonts w:eastAsia="黑体"/>
+        </w:rPr>
         <w:t xml:space="preserve"> ADC </w:t>
       </w:r>
       <w:r>
         <w:rPr>
-          <w:rFonts w:hint="eastAsia"/>
+          <w:rFonts w:hint="eastAsia" w:eastAsia="黑体"/>
         </w:rPr>
         <w:t xml:space="preserve">前端把瞬时模拟量保持稳定。</w:t>
       </w:r>
@@ -524,7 +622,7 @@
       </w:pPr>
       <w:r>
         <w:rPr>
-          <w:rFonts w:hint="eastAsia"/>
+          <w:rFonts w:hint="eastAsia" w:eastAsia="黑体"/>
         </w:rPr>
         <w:t xml:space="preserve">工作原理</w:t>
       </w:r>
@@ -535,7 +633,7 @@
       </w:pPr>
       <w:r>
         <w:rPr>
-          <w:rFonts w:hint="eastAsia"/>
+          <w:rFonts w:hint="eastAsia" w:eastAsia="黑体"/>
         </w:rPr>
         <w:t xml:space="preserve">采样阶段开关导通，输出（及电容电压）跟踪输入；保持阶段开关关断，电容因几乎无泄放而保持断开前一瞬的电压，供后续电路稳定转换。</w:t>
       </w:r>
@@ -548,7 +646,7 @@
       </w:pPr>
       <w:r>
         <w:rPr>
-          <w:rFonts w:hint="eastAsia"/>
+          <w:rFonts w:hint="eastAsia" w:eastAsia="黑体"/>
         </w:rPr>
         <w:t xml:space="preserve">关键计算公式</w:t>
       </w:r>
@@ -562,7 +660,7 @@
       </w:pPr>
       <w:r>
         <w:rPr>
-          <w:rFonts w:hint="eastAsia"/>
+          <w:rFonts w:hint="eastAsia" w:eastAsia="黑体"/>
         </w:rPr>
         <w:t xml:space="preserve">采样阶段建立到误差内的最短时间：</w:t>
       </w:r>
@@ -661,11 +759,14 @@
       </w:pPr>
       <w:r>
         <w:rPr>
-          <w:rFonts w:hint="eastAsia"/>
+          <w:rFonts w:hint="eastAsia" w:eastAsia="黑体"/>
         </w:rPr>
         <w:t xml:space="preserve">保持阶段的电压跌落（漏电流</w:t>
       </w:r>
       <w:r>
+        <w:rPr>
+          <w:rFonts w:eastAsia="黑体"/>
+        </w:rPr>
         <w:t xml:space="preserve"> </w:t>
       </w:r>
       <m:oMath>
@@ -684,7 +785,7 @@
       </m:oMath>
       <w:r>
         <w:rPr>
-          <w:rFonts w:hint="eastAsia"/>
+          <w:rFonts w:hint="eastAsia" w:eastAsia="黑体"/>
         </w:rPr>
         <w:t xml:space="preserve">）：</w:t>
       </w:r>
@@ -777,7 +878,7 @@
       </w:pPr>
       <w:r>
         <w:rPr>
-          <w:rFonts w:hint="eastAsia"/>
+          <w:rFonts w:hint="eastAsia" w:eastAsia="黑体"/>
         </w:rPr>
         <w:t xml:space="preserve">保持电容充电电压（理想跟踪）：</w:t>
       </w:r>
@@ -859,7 +960,7 @@
             </w:pPr>
             <w:r>
               <w:rPr>
-                <w:rFonts w:hint="eastAsia"/>
+                <w:rFonts w:hint="eastAsia" w:eastAsia="黑体"/>
               </w:rPr>
               <w:t xml:space="preserve">符号</w:t>
             </w:r>
@@ -873,7 +974,7 @@
             </w:pPr>
             <w:r>
               <w:rPr>
-                <w:rFonts w:hint="eastAsia"/>
+                <w:rFonts w:hint="eastAsia" w:eastAsia="黑体"/>
               </w:rPr>
               <w:t xml:space="preserve">含义</w:t>
             </w:r>
@@ -887,7 +988,7 @@
             </w:pPr>
             <w:r>
               <w:rPr>
-                <w:rFonts w:hint="eastAsia"/>
+                <w:rFonts w:hint="eastAsia" w:eastAsia="黑体"/>
               </w:rPr>
               <w:t xml:space="preserve">单位</w:t>
             </w:r>
@@ -919,6 +1020,9 @@
               </m:sSub>
             </m:oMath>
             <w:r>
+              <w:rPr>
+                <w:rFonts w:eastAsia="黑体"/>
+              </w:rPr>
               <w:t xml:space="preserve">​</w:t>
             </w:r>
           </w:p>
@@ -931,7 +1035,7 @@
             </w:pPr>
             <w:r>
               <w:rPr>
-                <w:rFonts w:hint="eastAsia"/>
+                <w:rFonts w:hint="eastAsia" w:eastAsia="黑体"/>
               </w:rPr>
               <w:t xml:space="preserve">开关导通电阻</w:t>
             </w:r>
@@ -944,6 +1048,9 @@
               <w:pStyle w:val="Compact"/>
             </w:pPr>
             <w:r>
+              <w:rPr>
+                <w:rFonts w:eastAsia="黑体"/>
+              </w:rPr>
               <w:t xml:space="preserve">Ω</w:t>
             </w:r>
           </w:p>
@@ -971,6 +1078,9 @@
               </m:sSub>
             </m:oMath>
             <w:r>
+              <w:rPr>
+                <w:rFonts w:eastAsia="黑体"/>
+              </w:rPr>
               <w:t xml:space="preserve">​</w:t>
             </w:r>
           </w:p>
@@ -983,7 +1093,7 @@
             </w:pPr>
             <w:r>
               <w:rPr>
-                <w:rFonts w:hint="eastAsia"/>
+                <w:rFonts w:hint="eastAsia" w:eastAsia="黑体"/>
               </w:rPr>
               <w:t xml:space="preserve">保持电容</w:t>
             </w:r>
@@ -996,6 +1106,9 @@
               <w:pStyle w:val="Compact"/>
             </w:pPr>
             <w:r>
+              <w:rPr>
+                <w:rFonts w:eastAsia="黑体"/>
+              </w:rPr>
               <w:t xml:space="preserve">F</w:t>
             </w:r>
           </w:p>
@@ -1014,6 +1127,9 @@
               </m:r>
             </m:oMath>
             <w:r>
+              <w:rPr>
+                <w:rFonts w:eastAsia="黑体"/>
+              </w:rPr>
               <w:t xml:space="preserve">​</w:t>
             </w:r>
           </w:p>
@@ -1026,7 +1142,7 @@
             </w:pPr>
             <w:r>
               <w:rPr>
-                <w:rFonts w:hint="eastAsia"/>
+                <w:rFonts w:hint="eastAsia" w:eastAsia="黑体"/>
               </w:rPr>
               <w:t xml:space="preserve">允许相对误差</w:t>
             </w:r>
@@ -1039,6 +1155,9 @@
               <w:pStyle w:val="Compact"/>
             </w:pPr>
             <w:r>
+              <w:rPr>
+                <w:rFonts w:eastAsia="黑体"/>
+              </w:rPr>
               <w:t xml:space="preserve">—</w:t>
             </w:r>
           </w:p>
@@ -1072,6 +1191,9 @@
               </m:sSub>
             </m:oMath>
             <w:r>
+              <w:rPr>
+                <w:rFonts w:eastAsia="黑体"/>
+              </w:rPr>
               <w:t xml:space="preserve">​</w:t>
             </w:r>
           </w:p>
@@ -1084,7 +1206,7 @@
             </w:pPr>
             <w:r>
               <w:rPr>
-                <w:rFonts w:hint="eastAsia"/>
+                <w:rFonts w:hint="eastAsia" w:eastAsia="黑体"/>
               </w:rPr>
               <w:t xml:space="preserve">采样（捕获）时间</w:t>
             </w:r>
@@ -1097,6 +1219,9 @@
               <w:pStyle w:val="Compact"/>
             </w:pPr>
             <w:r>
+              <w:rPr>
+                <w:rFonts w:eastAsia="黑体"/>
+              </w:rPr>
               <w:t xml:space="preserve">s</w:t>
             </w:r>
           </w:p>
@@ -1124,6 +1249,9 @@
               </m:sSub>
             </m:oMath>
             <w:r>
+              <w:rPr>
+                <w:rFonts w:eastAsia="黑体"/>
+              </w:rPr>
               <w:t xml:space="preserve">​</w:t>
             </w:r>
           </w:p>
@@ -1136,7 +1264,7 @@
             </w:pPr>
             <w:r>
               <w:rPr>
-                <w:rFonts w:hint="eastAsia"/>
+                <w:rFonts w:hint="eastAsia" w:eastAsia="黑体"/>
               </w:rPr>
               <w:t xml:space="preserve">漏电流</w:t>
             </w:r>
@@ -1149,6 +1277,9 @@
               <w:pStyle w:val="Compact"/>
             </w:pPr>
             <w:r>
+              <w:rPr>
+                <w:rFonts w:eastAsia="黑体"/>
+              </w:rPr>
               <w:t xml:space="preserve">A</w:t>
             </w:r>
           </w:p>
@@ -1173,6 +1304,9 @@
               </m:r>
             </m:oMath>
             <w:r>
+              <w:rPr>
+                <w:rFonts w:eastAsia="黑体"/>
+              </w:rPr>
               <w:t xml:space="preserve">​</w:t>
             </w:r>
           </w:p>
@@ -1185,7 +1319,7 @@
             </w:pPr>
             <w:r>
               <w:rPr>
-                <w:rFonts w:hint="eastAsia"/>
+                <w:rFonts w:hint="eastAsia" w:eastAsia="黑体"/>
               </w:rPr>
               <w:t xml:space="preserve">电压跌落</w:t>
             </w:r>
@@ -1198,6 +1332,9 @@
               <w:pStyle w:val="Compact"/>
             </w:pPr>
             <w:r>
+              <w:rPr>
+                <w:rFonts w:eastAsia="黑体"/>
+              </w:rPr>
               <w:t xml:space="preserve">V</w:t>
             </w:r>
           </w:p>
@@ -1212,7 +1349,7 @@
       </w:pPr>
       <w:r>
         <w:rPr>
-          <w:rFonts w:hint="eastAsia"/>
+          <w:rFonts w:hint="eastAsia" w:eastAsia="黑体"/>
         </w:rPr>
         <w:t xml:space="preserve">元件调整影响</w:t>
       </w:r>
@@ -1240,20 +1377,26 @@
         </m:sSub>
       </m:oMath>
       <w:r>
+        <w:rPr>
+          <w:rFonts w:eastAsia="黑体"/>
+        </w:rPr>
         <w:t xml:space="preserve"> </w:t>
       </w:r>
       <w:r>
         <w:rPr>
-          <w:rFonts w:hint="eastAsia"/>
+          <w:rFonts w:hint="eastAsia" w:eastAsia="黑体"/>
         </w:rPr>
         <w:t xml:space="preserve">增大</w:t>
       </w:r>
       <w:r>
+        <w:rPr>
+          <w:rFonts w:eastAsia="黑体"/>
+        </w:rPr>
         <w:t xml:space="preserve"> → </w:t>
       </w:r>
       <w:r>
         <w:rPr>
-          <w:rFonts w:hint="eastAsia"/>
+          <w:rFonts w:hint="eastAsia" w:eastAsia="黑体"/>
         </w:rPr>
         <w:t xml:space="preserve">保持期电压跌落减小，但采样建立更慢（</w:t>
       </w:r>
@@ -1278,11 +1421,14 @@
         </m:sSub>
       </m:oMath>
       <w:r>
+        <w:rPr>
+          <w:rFonts w:eastAsia="黑体"/>
+        </w:rPr>
         <w:t xml:space="preserve"> </w:t>
       </w:r>
       <w:r>
         <w:rPr>
-          <w:rFonts w:hint="eastAsia"/>
+          <w:rFonts w:hint="eastAsia" w:eastAsia="黑体"/>
         </w:rPr>
         <w:t xml:space="preserve">增大）。</w:t>
       </w:r>
@@ -1313,20 +1459,26 @@
         </m:sSub>
       </m:oMath>
       <w:r>
+        <w:rPr>
+          <w:rFonts w:eastAsia="黑体"/>
+        </w:rPr>
         <w:t xml:space="preserve"> </w:t>
       </w:r>
       <w:r>
         <w:rPr>
-          <w:rFonts w:hint="eastAsia"/>
+          <w:rFonts w:hint="eastAsia" w:eastAsia="黑体"/>
         </w:rPr>
         <w:t xml:space="preserve">减小</w:t>
       </w:r>
       <w:r>
+        <w:rPr>
+          <w:rFonts w:eastAsia="黑体"/>
+        </w:rPr>
         <w:t xml:space="preserve"> → </w:t>
       </w:r>
       <w:r>
         <w:rPr>
-          <w:rFonts w:hint="eastAsia"/>
+          <w:rFonts w:hint="eastAsia" w:eastAsia="黑体"/>
         </w:rPr>
         <w:t xml:space="preserve">采样更快、带宽更高。</w:t>
       </w:r>
@@ -1341,11 +1493,14 @@
       </w:pPr>
       <w:r>
         <w:rPr>
-          <w:rFonts w:hint="eastAsia"/>
+          <w:rFonts w:hint="eastAsia" w:eastAsia="黑体"/>
         </w:rPr>
         <w:t xml:space="preserve">漏电流</w:t>
       </w:r>
       <w:r>
+        <w:rPr>
+          <w:rFonts w:eastAsia="黑体"/>
+        </w:rPr>
         <w:t xml:space="preserve"> </w:t>
       </w:r>
       <m:oMath>
@@ -1363,20 +1518,26 @@
         </m:sSub>
       </m:oMath>
       <w:r>
+        <w:rPr>
+          <w:rFonts w:eastAsia="黑体"/>
+        </w:rPr>
         <w:t xml:space="preserve"> </w:t>
       </w:r>
       <w:r>
         <w:rPr>
-          <w:rFonts w:hint="eastAsia"/>
+          <w:rFonts w:hint="eastAsia" w:eastAsia="黑体"/>
         </w:rPr>
         <w:t xml:space="preserve">越小（优质开关、低偏置运放）→</w:t>
       </w:r>
       <w:r>
+        <w:rPr>
+          <w:rFonts w:eastAsia="黑体"/>
+        </w:rPr>
         <w:t xml:space="preserve"> </w:t>
       </w:r>
       <w:r>
         <w:rPr>
-          <w:rFonts w:hint="eastAsia"/>
+          <w:rFonts w:hint="eastAsia" w:eastAsia="黑体"/>
         </w:rPr>
         <w:t xml:space="preserve">保持性能越好。</w:t>
       </w:r>
@@ -1391,16 +1552,19 @@
       </w:pPr>
       <w:r>
         <w:rPr>
-          <w:rFonts w:hint="eastAsia"/>
+          <w:rFonts w:hint="eastAsia" w:eastAsia="黑体"/>
         </w:rPr>
         <w:t xml:space="preserve">缓冲器输入阻抗越高、输入偏置电流越小</w:t>
       </w:r>
       <w:r>
+        <w:rPr>
+          <w:rFonts w:eastAsia="黑体"/>
+        </w:rPr>
         <w:t xml:space="preserve"> → </w:t>
       </w:r>
       <w:r>
         <w:rPr>
-          <w:rFonts w:hint="eastAsia"/>
+          <w:rFonts w:hint="eastAsia" w:eastAsia="黑体"/>
         </w:rPr>
         <w:t xml:space="preserve">保持精度越高。</w:t>
       </w:r>
@@ -1413,7 +1577,7 @@
       </w:pPr>
       <w:r>
         <w:rPr>
-          <w:rFonts w:hint="eastAsia"/>
+          <w:rFonts w:hint="eastAsia" w:eastAsia="黑体"/>
         </w:rPr>
         <w:t xml:space="preserve">典型参数示例</w:t>
       </w:r>
@@ -1462,6 +1626,9 @@
         </m:r>
       </m:oMath>
       <w:r>
+        <w:rPr>
+          <w:rFonts w:eastAsia="黑体"/>
+        </w:rPr>
         <w:t xml:space="preserve">、</w:t>
       </w:r>
       <m:oMath>
@@ -1499,11 +1666,14 @@
       </m:oMath>
       <w:r>
         <w:rPr>
-          <w:rFonts w:hint="eastAsia"/>
+          <w:rFonts w:hint="eastAsia" w:eastAsia="黑体"/>
         </w:rPr>
         <w:t xml:space="preserve">、要求误差</w:t>
       </w:r>
       <w:r>
+        <w:rPr>
+          <w:rFonts w:eastAsia="黑体"/>
+        </w:rPr>
         <w:t xml:space="preserve"> </w:t>
       </w:r>
       <m:oMath>
@@ -1522,7 +1692,7 @@
       </m:oMath>
       <w:r>
         <w:rPr>
-          <w:rFonts w:hint="eastAsia"/>
+          <w:rFonts w:hint="eastAsia" w:eastAsia="黑体"/>
         </w:rPr>
         <w:t xml:space="preserve">：</w:t>
       </w:r>
@@ -1617,6 +1787,9 @@
         </m:r>
       </m:oMath>
       <w:r>
+        <w:rPr>
+          <w:rFonts w:eastAsia="黑体"/>
+        </w:rPr>
         <w:t xml:space="preserve">。</w:t>
       </w:r>
     </w:p>
@@ -1663,11 +1836,14 @@
       </m:oMath>
       <w:r>
         <w:rPr>
-          <w:rFonts w:hint="eastAsia"/>
+          <w:rFonts w:hint="eastAsia" w:eastAsia="黑体"/>
         </w:rPr>
         <w:t xml:space="preserve">、漏电流</w:t>
       </w:r>
       <w:r>
+        <w:rPr>
+          <w:rFonts w:eastAsia="黑体"/>
+        </w:rPr>
         <w:t xml:space="preserve"> </w:t>
       </w:r>
       <m:oMath>
@@ -1705,7 +1881,7 @@
       </m:oMath>
       <w:r>
         <w:rPr>
-          <w:rFonts w:hint="eastAsia"/>
+          <w:rFonts w:hint="eastAsia" w:eastAsia="黑体"/>
         </w:rPr>
         <w:t xml:space="preserve">：</w:t>
       </w:r>
@@ -1827,6 +2003,9 @@
         </m:r>
       </m:oMath>
       <w:r>
+        <w:rPr>
+          <w:rFonts w:eastAsia="黑体"/>
+        </w:rPr>
         <w:t xml:space="preserve">。</w:t>
       </w:r>
     </w:p>
@@ -1838,7 +2017,7 @@
       </w:pPr>
       <w:r>
         <w:rPr>
-          <w:rFonts w:hint="eastAsia"/>
+          <w:rFonts w:hint="eastAsia" w:eastAsia="黑体"/>
         </w:rPr>
         <w:t xml:space="preserve">常见器件型号</w:t>
       </w:r>
@@ -1853,16 +2032,19 @@
       </w:pPr>
       <w:r>
         <w:rPr>
-          <w:rFonts w:hint="eastAsia"/>
+          <w:rFonts w:hint="eastAsia" w:eastAsia="黑体"/>
         </w:rPr>
         <w:t xml:space="preserve">采样保持</w:t>
       </w:r>
       <w:r>
+        <w:rPr>
+          <w:rFonts w:eastAsia="黑体"/>
+        </w:rPr>
         <w:t xml:space="preserve"> </w:t>
       </w:r>
       <w:r>
         <w:rPr>
-          <w:rFonts w:hint="eastAsia"/>
+          <w:rFonts w:hint="eastAsia" w:eastAsia="黑体"/>
         </w:rPr>
         <w:t xml:space="preserve">IC：LF398、AD585、SHC5320。</w:t>
       </w:r>
@@ -1877,7 +2059,7 @@
       </w:pPr>
       <w:r>
         <w:rPr>
-          <w:rFonts w:hint="eastAsia"/>
+          <w:rFonts w:hint="eastAsia" w:eastAsia="黑体"/>
         </w:rPr>
         <w:t xml:space="preserve">模拟开关：TS5A23157、CD4053。</w:t>
       </w:r>
@@ -1892,7 +2074,7 @@
       </w:pPr>
       <w:r>
         <w:rPr>
-          <w:rFonts w:hint="eastAsia"/>
+          <w:rFonts w:hint="eastAsia" w:eastAsia="黑体"/>
         </w:rPr>
         <w:t xml:space="preserve">缓冲运放：OPA627、AD8628。</w:t>
       </w:r>
@@ -1905,7 +2087,7 @@
       </w:pPr>
       <w:r>
         <w:rPr>
-          <w:rFonts w:hint="eastAsia"/>
+          <w:rFonts w:hint="eastAsia" w:eastAsia="黑体"/>
         </w:rPr>
         <w:t xml:space="preserve">注意事项</w:t>
       </w:r>
@@ -1920,7 +2102,7 @@
       </w:pPr>
       <w:r>
         <w:rPr>
-          <w:rFonts w:hint="eastAsia"/>
+          <w:rFonts w:hint="eastAsia" w:eastAsia="黑体"/>
         </w:rPr>
         <w:t xml:space="preserve">保持电容应选低漏电、低介质吸收（如聚苯乙烯、NP0）类型。</w:t>
       </w:r>
@@ -1935,7 +2117,7 @@
       </w:pPr>
       <w:r>
         <w:rPr>
-          <w:rFonts w:hint="eastAsia"/>
+          <w:rFonts w:hint="eastAsia" w:eastAsia="黑体"/>
         </w:rPr>
         <w:t xml:space="preserve">电路板保持节点需精心布局防泄漏，避免走线与焊盘引入漏电。</w:t>
       </w:r>
@@ -1950,7 +2132,7 @@
       </w:pPr>
       <w:r>
         <w:rPr>
-          <w:rFonts w:hint="eastAsia"/>
+          <w:rFonts w:hint="eastAsia" w:eastAsia="黑体"/>
         </w:rPr>
         <w:t xml:space="preserve">采样与保持的时序（开关驱动信号）需严格控制，避免电荷注入误差。</w:t>
       </w:r>
@@ -1965,7 +2147,7 @@
       </w:pPr>
       <w:r>
         <w:rPr>
-          <w:rFonts w:hint="eastAsia"/>
+          <w:rFonts w:hint="eastAsia" w:eastAsia="黑体"/>
         </w:rPr>
         <w:t xml:space="preserve">缓冲运放须低输入偏置电流，否则保持期电压持续漂移。</w:t>
       </w:r>
@@ -1978,7 +2160,7 @@
       </w:pPr>
       <w:r>
         <w:rPr>
-          <w:rFonts w:hint="eastAsia"/>
+          <w:rFonts w:hint="eastAsia" w:eastAsia="黑体"/>
         </w:rPr>
         <w:t xml:space="preserve">参考资料</w:t>
       </w:r>
@@ -1992,6 +2174,9 @@
         </w:numPr>
       </w:pPr>
       <w:r>
+        <w:rPr>
+          <w:rFonts w:eastAsia="黑体"/>
+        </w:rPr>
         <w:t xml:space="preserve">Wikipedia: Sample and hold。</w:t>
       </w:r>
     </w:p>
@@ -2004,15 +2189,21 @@
         </w:numPr>
       </w:pPr>
       <w:r>
+        <w:rPr>
+          <w:rFonts w:eastAsia="黑体"/>
+        </w:rPr>
         <w:t xml:space="preserve">TI </w:t>
       </w:r>
       <w:r>
         <w:rPr>
-          <w:rFonts w:hint="eastAsia"/>
+          <w:rFonts w:hint="eastAsia" w:eastAsia="黑体"/>
         </w:rPr>
         <w:t xml:space="preserve">产品页</w:t>
       </w:r>
       <w:r>
+        <w:rPr>
+          <w:rFonts w:eastAsia="黑体"/>
+        </w:rPr>
         <w:t xml:space="preserve"> LF398。</w:t>
       </w:r>
     </w:p>
@@ -2025,11 +2216,14 @@
         </w:numPr>
       </w:pPr>
       <w:r>
+        <w:rPr>
+          <w:rFonts w:eastAsia="黑体"/>
+        </w:rPr>
         <w:t xml:space="preserve">Analog Devices AD585 </w:t>
       </w:r>
       <w:r>
         <w:rPr>
-          <w:rFonts w:hint="eastAsia"/>
+          <w:rFonts w:hint="eastAsia" w:eastAsia="黑体"/>
         </w:rPr>
         <w:t xml:space="preserve">数据手册。</w:t>
       </w:r>
@@ -2043,11 +2237,11 @@
       </w:pPr>
       <w:r>
         <w:rPr>
-          <w:rFonts w:ascii="Times New Roman" w:hAnsi="Times New Roman"/>
+          <w:rFonts w:ascii="Times New Roman" w:hAnsi="Times New Roman" w:eastAsia="黑体"/>
           <w:color w:val="555555"/>
           <w:sz w:val="21"/>
         </w:rPr>
-        <w:t>材料收集者：杜文杰</w:t>
+        <w:t>材料收集者：杜文杰，WX手机：19519196569，QQ:3478827729</w:t>
       </w:r>
     </w:p>
     <w:sectPr>
@@ -2067,7 +2261,7 @@
 </file>
 
 <file path=word/footer1.xml><?xml version="1.0" encoding="utf-8"?>
-<w:ftr xmlns:m="http://schemas.openxmlformats.org/officeDocument/2006/math" xmlns:mc="http://schemas.openxmlformats.org/markup-compatibility/2006" xmlns:mo="http://schemas.microsoft.com/office/mac/office/2008/main" xmlns:mv="urn:schemas-microsoft-com:mac:vml" xmlns:o="urn:schemas-microsoft-com:office:office" xmlns:r="http://schemas.openxmlformats.org/officeDocument/2006/relationships" xmlns:v="urn:schemas-microsoft-com:vml" xmlns:w10="urn:schemas-microsoft-com:office:word" xmlns:w14="http://schemas.microsoft.com/office/word/2010/wordml" xmlns:w="http://schemas.openxmlformats.org/wordprocessingml/2006/main" xmlns:wne="http://schemas.microsoft.com/office/word/2006/wordml" xmlns:wp14="http://schemas.microsoft.com/office/word/2010/wordprocessingDrawing" xmlns:wp="http://schemas.openxmlformats.org/drawingml/2006/wordprocessingDrawing" xmlns:wpc="http://schemas.microsoft.com/office/word/2010/wordprocessingCanvas" xmlns:wpg="http://schemas.microsoft.com/office/word/2010/wordprocessingGroup" xmlns:wpi="http://schemas.microsoft.com/office/word/2010/wordprocessingInk" xmlns:wps="http://schemas.microsoft.com/office/word/2010/wordprocessingShape" mc:Ignorable="w14 wp14">
+<w:ftr xmlns:mc="http://schemas.openxmlformats.org/markup-compatibility/2006" xmlns:w="http://schemas.openxmlformats.org/wordprocessingml/2006/main" xmlns:m="http://schemas.openxmlformats.org/officeDocument/2006/math" xmlns:mo="http://schemas.microsoft.com/office/mac/office/2008/main" xmlns:mv="urn:schemas-microsoft-com:mac:vml" xmlns:o="urn:schemas-microsoft-com:office:office" xmlns:r="http://schemas.openxmlformats.org/officeDocument/2006/relationships" xmlns:v="urn:schemas-microsoft-com:vml" xmlns:w10="urn:schemas-microsoft-com:office:word" xmlns:w14="http://schemas.microsoft.com/office/word/2010/wordml" xmlns:wne="http://schemas.microsoft.com/office/word/2006/wordml" xmlns:wp14="http://schemas.microsoft.com/office/word/2010/wordprocessingDrawing" xmlns:wp="http://schemas.openxmlformats.org/drawingml/2006/wordprocessingDrawing" xmlns:wpc="http://schemas.microsoft.com/office/word/2010/wordprocessingCanvas" xmlns:wpg="http://schemas.microsoft.com/office/word/2010/wordprocessingGroup" xmlns:wpi="http://schemas.microsoft.com/office/word/2010/wordprocessingInk" xmlns:wps="http://schemas.microsoft.com/office/word/2010/wordprocessingShape" mc:Ignorable="w14 wp14">
   <w:p>
     <w:pPr>
       <w:pStyle w:val="Footer"/>
@@ -2075,12 +2269,14 @@
     </w:pPr>
     <w:r>
       <w:rPr>
+        <w:rFonts w:eastAsia="黑体"/>
         <w:sz w:val="18"/>
       </w:rPr>
       <w:t xml:space="preserve">第 </w:t>
     </w:r>
     <w:r>
       <w:rPr>
+        <w:rFonts w:eastAsia="黑体"/>
         <w:sz w:val="18"/>
       </w:rPr>
       <w:fldChar w:fldCharType="begin"/>
@@ -2089,6 +2285,7 @@
     </w:r>
     <w:r>
       <w:rPr>
+        <w:rFonts w:eastAsia="黑体"/>
         <w:sz w:val="18"/>
       </w:rPr>
       <w:t xml:space="preserve"> 页</w:t>
@@ -2102,6 +2299,9 @@
   <w:footnote w:type="continuationSeparator" w:id="0">
     <w:p>
       <w:r>
+        <w:rPr>
+          <w:rFonts w:eastAsia="黑体"/>
+        </w:rPr>
         <w:continuationSeparator/>
       </w:r>
     </w:p>
@@ -2109,6 +2309,9 @@
   <w:footnote w:type="separator" w:id="-1">
     <w:p>
       <w:r>
+        <w:rPr>
+          <w:rFonts w:eastAsia="黑体"/>
+        </w:rPr>
         <w:separator/>
       </w:r>
     </w:p>
@@ -2117,7 +2320,7 @@
 </file>
 
 <file path=word/header1.xml><?xml version="1.0" encoding="utf-8"?>
-<w:hdr xmlns:m="http://schemas.openxmlformats.org/officeDocument/2006/math" xmlns:mc="http://schemas.openxmlformats.org/markup-compatibility/2006" xmlns:mo="http://schemas.microsoft.com/office/mac/office/2008/main" xmlns:mv="urn:schemas-microsoft-com:mac:vml" xmlns:o="urn:schemas-microsoft-com:office:office" xmlns:r="http://schemas.openxmlformats.org/officeDocument/2006/relationships" xmlns:v="urn:schemas-microsoft-com:vml" xmlns:w10="urn:schemas-microsoft-com:office:word" xmlns:w14="http://schemas.microsoft.com/office/word/2010/wordml" xmlns:w="http://schemas.openxmlformats.org/wordprocessingml/2006/main" xmlns:wne="http://schemas.microsoft.com/office/word/2006/wordml" xmlns:wp14="http://schemas.microsoft.com/office/word/2010/wordprocessingDrawing" xmlns:wp="http://schemas.openxmlformats.org/drawingml/2006/wordprocessingDrawing" xmlns:wpc="http://schemas.microsoft.com/office/word/2010/wordprocessingCanvas" xmlns:wpg="http://schemas.microsoft.com/office/word/2010/wordprocessingGroup" xmlns:wpi="http://schemas.microsoft.com/office/word/2010/wordprocessingInk" xmlns:wps="http://schemas.microsoft.com/office/word/2010/wordprocessingShape" mc:Ignorable="w14 wp14">
+<w:hdr xmlns:mc="http://schemas.openxmlformats.org/markup-compatibility/2006" xmlns:w="http://schemas.openxmlformats.org/wordprocessingml/2006/main" xmlns:m="http://schemas.openxmlformats.org/officeDocument/2006/math" xmlns:mo="http://schemas.microsoft.com/office/mac/office/2008/main" xmlns:mv="urn:schemas-microsoft-com:mac:vml" xmlns:o="urn:schemas-microsoft-com:office:office" xmlns:r="http://schemas.openxmlformats.org/officeDocument/2006/relationships" xmlns:v="urn:schemas-microsoft-com:vml" xmlns:w10="urn:schemas-microsoft-com:office:word" xmlns:w14="http://schemas.microsoft.com/office/word/2010/wordml" xmlns:wne="http://schemas.microsoft.com/office/word/2006/wordml" xmlns:wp14="http://schemas.microsoft.com/office/word/2010/wordprocessingDrawing" xmlns:wp="http://schemas.openxmlformats.org/drawingml/2006/wordprocessingDrawing" xmlns:wpc="http://schemas.microsoft.com/office/word/2010/wordprocessingCanvas" xmlns:wpg="http://schemas.microsoft.com/office/word/2010/wordprocessingGroup" xmlns:wpi="http://schemas.microsoft.com/office/word/2010/wordprocessingInk" xmlns:wps="http://schemas.microsoft.com/office/word/2010/wordprocessingShape" mc:Ignorable="w14 wp14">
   <w:p>
     <w:pPr>
       <w:pStyle w:val="Header"/>
@@ -2125,7 +2328,7 @@
     </w:pPr>
     <w:r>
       <w:rPr>
-        <w:rFonts w:ascii="Times New Roman" w:hAnsi="Times New Roman"/>
+        <w:rFonts w:ascii="Times New Roman" w:hAnsi="Times New Roman" w:eastAsia="黑体"/>
         <w:sz w:val="18"/>
         <w:rFonts w:eastAsia="黑体"/>
         <w:rFonts w:eastAsia="黑体"/>
@@ -2137,7 +2340,7 @@
 </file>
 
 <file path=word/numbering.xml><?xml version="1.0" encoding="utf-8"?>
-<w:numbering xmlns:m="http://schemas.openxmlformats.org/officeDocument/2006/math" xmlns:mc="http://schemas.openxmlformats.org/markup-compatibility/2006" xmlns:mo="http://schemas.microsoft.com/office/mac/office/2008/main" xmlns:mv="urn:schemas-microsoft-com:mac:vml" xmlns:o="urn:schemas-microsoft-com:office:office" xmlns:r="http://schemas.openxmlformats.org/officeDocument/2006/relationships" xmlns:v="urn:schemas-microsoft-com:vml" xmlns:w="http://schemas.openxmlformats.org/wordprocessingml/2006/main" xmlns:w10="urn:schemas-microsoft-com:office:word" xmlns:w14="http://schemas.microsoft.com/office/word/2010/wordml" xmlns:wne="http://schemas.microsoft.com/office/word/2006/wordml" xmlns:wp="http://schemas.openxmlformats.org/drawingml/2006/wordprocessingDrawing" xmlns:wp14="http://schemas.microsoft.com/office/word/2010/wordprocessingDrawing" xmlns:wpc="http://schemas.microsoft.com/office/word/2010/wordprocessingCanvas" xmlns:wpg="http://schemas.microsoft.com/office/word/2010/wordprocessingGroup" xmlns:wpi="http://schemas.microsoft.com/office/word/2010/wordprocessingInk" xmlns:wps="http://schemas.microsoft.com/office/word/2010/wordprocessingShape" mc:Ignorable="w14 wp14">
+<w:numbering xmlns:mc="http://schemas.openxmlformats.org/markup-compatibility/2006" xmlns:w="http://schemas.openxmlformats.org/wordprocessingml/2006/main" xmlns:m="http://schemas.openxmlformats.org/officeDocument/2006/math" xmlns:mo="http://schemas.microsoft.com/office/mac/office/2008/main" xmlns:mv="urn:schemas-microsoft-com:mac:vml" xmlns:o="urn:schemas-microsoft-com:office:office" xmlns:r="http://schemas.openxmlformats.org/officeDocument/2006/relationships" xmlns:v="urn:schemas-microsoft-com:vml" xmlns:w10="urn:schemas-microsoft-com:office:word" xmlns:w14="http://schemas.microsoft.com/office/word/2010/wordml" xmlns:wne="http://schemas.microsoft.com/office/word/2006/wordml" xmlns:wp="http://schemas.openxmlformats.org/drawingml/2006/wordprocessingDrawing" xmlns:wp14="http://schemas.microsoft.com/office/word/2010/wordprocessingDrawing" xmlns:wpc="http://schemas.microsoft.com/office/word/2010/wordprocessingCanvas" xmlns:wpg="http://schemas.microsoft.com/office/word/2010/wordprocessingGroup" xmlns:wpi="http://schemas.microsoft.com/office/word/2010/wordprocessingInk" xmlns:wps="http://schemas.microsoft.com/office/word/2010/wordprocessingShape" mc:Ignorable="w14 wp14">
   <w:abstractNum w:abstractNumId="0">
     <w:nsid w:val="FFFFFF7C"/>
     <w:multiLevelType w:val="singleLevel"/>
@@ -2224,7 +2427,7 @@
         <w:ind w:hanging="360" w:left="1440"/>
       </w:pPr>
       <w:rPr>
-        <w:rFonts w:ascii="Symbol" w:hAnsi="Symbol" w:hint="default"/>
+        <w:rFonts w:ascii="Symbol" w:hAnsi="Symbol" w:hint="default" w:eastAsia="黑体"/>
       </w:rPr>
     </w:lvl>
   </w:abstractNum>
@@ -2245,7 +2448,7 @@
         <w:ind w:hanging="360" w:left="1080"/>
       </w:pPr>
       <w:rPr>
-        <w:rFonts w:ascii="Symbol" w:hAnsi="Symbol" w:hint="default"/>
+        <w:rFonts w:ascii="Symbol" w:hAnsi="Symbol" w:hint="default" w:eastAsia="黑体"/>
       </w:rPr>
     </w:lvl>
   </w:abstractNum>
@@ -2266,7 +2469,7 @@
         <w:ind w:hanging="360" w:left="720"/>
       </w:pPr>
       <w:rPr>
-        <w:rFonts w:ascii="Symbol" w:hAnsi="Symbol" w:hint="default"/>
+        <w:rFonts w:ascii="Symbol" w:hAnsi="Symbol" w:hint="default" w:eastAsia="黑体"/>
       </w:rPr>
     </w:lvl>
   </w:abstractNum>
@@ -2305,7 +2508,7 @@
         <w:ind w:hanging="360" w:left="360"/>
       </w:pPr>
       <w:rPr>
-        <w:rFonts w:ascii="Symbol" w:hAnsi="Symbol" w:hint="default"/>
+        <w:rFonts w:ascii="Symbol" w:hAnsi="Symbol" w:hint="default" w:eastAsia="黑体"/>
       </w:rPr>
     </w:lvl>
   </w:abstractNum>
@@ -2396,7 +2599,7 @@
         <w:ind w:left="720" w:hanging="360"/>
       </w:pPr>
       <w:rPr>
-        <w:rFonts w:ascii="Symbol" w:hAnsi="Symbol" w:cs="Symbol" w:hint="default"/>
+        <w:rFonts w:ascii="Symbol" w:hAnsi="Symbol" w:cs="Symbol" w:hint="default" w:eastAsia="黑体"/>
       </w:rPr>
     </w:lvl>
     <w:lvl w:ilvl="1">
@@ -2407,7 +2610,7 @@
         <w:ind w:left="1440" w:hanging="360"/>
       </w:pPr>
       <w:rPr>
-        <w:rFonts w:ascii="Courier New" w:hAnsi="Courier New" w:cs="Courier New" w:hint="default"/>
+        <w:rFonts w:ascii="Courier New" w:hAnsi="Courier New" w:cs="Courier New" w:hint="default" w:eastAsia="黑体"/>
       </w:rPr>
     </w:lvl>
     <w:lvl w:ilvl="2">
@@ -2418,7 +2621,7 @@
         <w:ind w:left="2160" w:hanging="360"/>
       </w:pPr>
       <w:rPr>
-        <w:rFonts w:ascii="Wingdings" w:hAnsi="Wingdings" w:cs="Wingdings" w:hint="default"/>
+        <w:rFonts w:ascii="Wingdings" w:hAnsi="Wingdings" w:cs="Wingdings" w:hint="default" w:eastAsia="黑体"/>
       </w:rPr>
     </w:lvl>
     <w:lvl w:ilvl="3">
@@ -2429,7 +2632,7 @@
         <w:ind w:left="2880" w:hanging="360"/>
       </w:pPr>
       <w:rPr>
-        <w:rFonts w:ascii="Symbol" w:hAnsi="Symbol" w:cs="Symbol" w:hint="default"/>
+        <w:rFonts w:ascii="Symbol" w:hAnsi="Symbol" w:cs="Symbol" w:hint="default" w:eastAsia="黑体"/>
       </w:rPr>
     </w:lvl>
     <w:lvl w:ilvl="4">
@@ -2440,7 +2643,7 @@
         <w:ind w:left="3600" w:hanging="360"/>
       </w:pPr>
       <w:rPr>
-        <w:rFonts w:ascii="Courier New" w:hAnsi="Courier New" w:cs="Courier New" w:hint="default"/>
+        <w:rFonts w:ascii="Courier New" w:hAnsi="Courier New" w:cs="Courier New" w:hint="default" w:eastAsia="黑体"/>
       </w:rPr>
     </w:lvl>
     <w:lvl w:ilvl="5">
@@ -2451,7 +2654,7 @@
         <w:ind w:left="4320" w:hanging="360"/>
       </w:pPr>
       <w:rPr>
-        <w:rFonts w:ascii="Wingdings" w:hAnsi="Wingdings" w:cs="Wingdings" w:hint="default"/>
+        <w:rFonts w:ascii="Wingdings" w:hAnsi="Wingdings" w:cs="Wingdings" w:hint="default" w:eastAsia="黑体"/>
       </w:rPr>
     </w:lvl>
     <w:lvl w:ilvl="6">
@@ -2462,7 +2665,7 @@
         <w:ind w:left="5040" w:hanging="360"/>
       </w:pPr>
       <w:rPr>
-        <w:rFonts w:ascii="Symbol" w:hAnsi="Symbol" w:cs="Symbol" w:hint="default"/>
+        <w:rFonts w:ascii="Symbol" w:hAnsi="Symbol" w:cs="Symbol" w:hint="default" w:eastAsia="黑体"/>
       </w:rPr>
     </w:lvl>
     <w:lvl w:ilvl="7">
@@ -2473,7 +2676,7 @@
         <w:ind w:left="5760" w:hanging="360"/>
       </w:pPr>
       <w:rPr>
-        <w:rFonts w:ascii="Courier New" w:hAnsi="Courier New" w:cs="Courier New" w:hint="default"/>
+        <w:rFonts w:ascii="Courier New" w:hAnsi="Courier New" w:cs="Courier New" w:hint="default" w:eastAsia="黑体"/>
       </w:rPr>
     </w:lvl>
     <w:lvl w:ilvl="8">
@@ -2484,7 +2687,7 @@
         <w:ind w:left="6480" w:hanging="360"/>
       </w:pPr>
       <w:rPr>
-        <w:rFonts w:ascii="Wingdings" w:hAnsi="Wingdings" w:cs="Wingdings" w:hint="default"/>
+        <w:rFonts w:ascii="Wingdings" w:hAnsi="Wingdings" w:cs="Wingdings" w:hint="default" w:eastAsia="黑体"/>
       </w:rPr>
     </w:lvl>
   </w:abstractNum>
@@ -2540,11 +2743,11 @@
 </file>
 
 <file path=word/styles.xml><?xml version="1.0" encoding="utf-8"?>
-<w:styles xmlns:mc="http://schemas.openxmlformats.org/markup-compatibility/2006" xmlns:r="http://schemas.openxmlformats.org/officeDocument/2006/relationships" xmlns:w="http://schemas.openxmlformats.org/wordprocessingml/2006/main" xmlns:w14="http://schemas.microsoft.com/office/word/2010/wordml" mc:Ignorable="w14">
+<w:styles xmlns:mc="http://schemas.openxmlformats.org/markup-compatibility/2006" xmlns:w="http://schemas.openxmlformats.org/wordprocessingml/2006/main" xmlns:r="http://schemas.openxmlformats.org/officeDocument/2006/relationships" xmlns:w14="http://schemas.microsoft.com/office/word/2010/wordml" mc:Ignorable="w14">
   <w:docDefaults>
     <w:rPrDefault>
       <w:rPr>
-        <w:rFonts w:asciiTheme="minorHAnsi" w:cstheme="minorBidi" w:eastAsiaTheme="minorEastAsia" w:hAnsiTheme="minorHAnsi"/>
+        <w:rFonts w:asciiTheme="minorHAnsi" w:cstheme="minorBidi" w:hAnsiTheme="minorHAnsi" w:eastAsia="黑体"/>
         <w:sz w:val="22"/>
         <w:szCs w:val="22"/>
         <w:lang w:bidi="ar-SA" w:eastAsia="en-US" w:val="en-US"/>
@@ -2766,7 +2969,7 @@
       <w:outlineLvl w:val="0"/>
     </w:pPr>
     <w:rPr>
-      <w:rFonts w:ascii="Times New Roman" w:asciiTheme="majorHAnsi" w:cstheme="majorBidi" w:eastAsia="黑体" w:eastAsiaTheme="majorEastAsia" w:hAnsi="Times New Roman" w:hAnsiTheme="majorHAnsi"/>
+      <w:rFonts w:ascii="Times New Roman" w:asciiTheme="majorHAnsi" w:cstheme="majorBidi" w:eastAsia="黑体" w:hAnsi="Times New Roman" w:hAnsiTheme="majorHAnsi"/>
       <w:b/>
       <w:bCs/>
       <w:color w:val="1F3864"/>
@@ -2790,7 +2993,7 @@
       <w:outlineLvl w:val="1"/>
     </w:pPr>
     <w:rPr>
-      <w:rFonts w:ascii="Times New Roman" w:asciiTheme="majorHAnsi" w:cstheme="majorBidi" w:eastAsia="黑体" w:eastAsiaTheme="majorEastAsia" w:hAnsi="Times New Roman" w:hAnsiTheme="majorHAnsi"/>
+      <w:rFonts w:ascii="Times New Roman" w:asciiTheme="majorHAnsi" w:cstheme="majorBidi" w:eastAsia="黑体" w:hAnsi="Times New Roman" w:hAnsiTheme="majorHAnsi"/>
       <w:b/>
       <w:bCs/>
       <w:color w:val="2E4E7E"/>
@@ -2814,7 +3017,7 @@
       <w:outlineLvl w:val="2"/>
     </w:pPr>
     <w:rPr>
-      <w:rFonts w:ascii="Times New Roman" w:asciiTheme="majorHAnsi" w:cstheme="majorBidi" w:eastAsia="黑体" w:eastAsiaTheme="majorEastAsia" w:hAnsi="Times New Roman" w:hAnsiTheme="majorHAnsi"/>
+      <w:rFonts w:ascii="Times New Roman" w:asciiTheme="majorHAnsi" w:cstheme="majorBidi" w:eastAsia="黑体" w:hAnsi="Times New Roman" w:hAnsiTheme="majorHAnsi"/>
       <w:b/>
       <w:bCs/>
       <w:color w:val="2E4E7E"/>
@@ -2838,7 +3041,7 @@
       <w:outlineLvl w:val="3"/>
     </w:pPr>
     <w:rPr>
-      <w:rFonts w:ascii="Times New Roman" w:asciiTheme="majorHAnsi" w:cstheme="majorBidi" w:eastAsia="黑体" w:eastAsiaTheme="majorEastAsia" w:hAnsi="Times New Roman" w:hAnsiTheme="majorHAnsi"/>
+      <w:rFonts w:ascii="Times New Roman" w:asciiTheme="majorHAnsi" w:cstheme="majorBidi" w:eastAsia="黑体" w:hAnsi="Times New Roman" w:hAnsiTheme="majorHAnsi"/>
       <w:b/>
       <w:bCs/>
       <w:i/>
@@ -2864,7 +3067,7 @@
       <w:outlineLvl w:val="4"/>
     </w:pPr>
     <w:rPr>
-      <w:rFonts w:ascii="Times New Roman" w:asciiTheme="majorHAnsi" w:cstheme="majorBidi" w:eastAsia="黑体" w:eastAsiaTheme="majorEastAsia" w:hAnsi="Times New Roman" w:hAnsiTheme="majorHAnsi"/>
+      <w:rFonts w:ascii="Times New Roman" w:asciiTheme="majorHAnsi" w:cstheme="majorBidi" w:eastAsia="黑体" w:hAnsi="Times New Roman" w:hAnsiTheme="majorHAnsi"/>
       <w:b/>
       <w:color w:val="333333"/>
       <w:sz w:val="22"/>
@@ -2887,7 +3090,7 @@
       <w:outlineLvl w:val="5"/>
     </w:pPr>
     <w:rPr>
-      <w:rFonts w:asciiTheme="majorHAnsi" w:cstheme="majorBidi" w:eastAsiaTheme="majorEastAsia" w:hAnsiTheme="majorHAnsi"/>
+      <w:rFonts w:asciiTheme="majorHAnsi" w:cstheme="majorBidi" w:hAnsiTheme="majorHAnsi" w:eastAsia="黑体"/>
       <w:i/>
       <w:iCs/>
       <w:color w:themeColor="accent1" w:themeShade="7F" w:val="243F60"/>
@@ -2910,7 +3113,7 @@
       <w:outlineLvl w:val="6"/>
     </w:pPr>
     <w:rPr>
-      <w:rFonts w:asciiTheme="majorHAnsi" w:cstheme="majorBidi" w:eastAsiaTheme="majorEastAsia" w:hAnsiTheme="majorHAnsi"/>
+      <w:rFonts w:asciiTheme="majorHAnsi" w:cstheme="majorBidi" w:hAnsiTheme="majorHAnsi" w:eastAsia="黑体"/>
       <w:i/>
       <w:iCs/>
       <w:color w:themeColor="text1" w:themeTint="BF" w:val="404040"/>
@@ -2933,7 +3136,7 @@
       <w:outlineLvl w:val="7"/>
     </w:pPr>
     <w:rPr>
-      <w:rFonts w:asciiTheme="majorHAnsi" w:cstheme="majorBidi" w:eastAsiaTheme="majorEastAsia" w:hAnsiTheme="majorHAnsi"/>
+      <w:rFonts w:asciiTheme="majorHAnsi" w:cstheme="majorBidi" w:hAnsiTheme="majorHAnsi" w:eastAsia="黑体"/>
       <w:color w:themeColor="accent1" w:val="4F81BD"/>
       <w:sz w:val="20"/>
       <w:szCs w:val="20"/>
@@ -2956,7 +3159,7 @@
       <w:outlineLvl w:val="8"/>
     </w:pPr>
     <w:rPr>
-      <w:rFonts w:asciiTheme="majorHAnsi" w:cstheme="majorBidi" w:eastAsiaTheme="majorEastAsia" w:hAnsiTheme="majorHAnsi"/>
+      <w:rFonts w:asciiTheme="majorHAnsi" w:cstheme="majorBidi" w:hAnsiTheme="majorHAnsi" w:eastAsia="黑体"/>
       <w:i/>
       <w:iCs/>
       <w:color w:themeColor="text1" w:themeTint="BF" w:val="404040"/>
@@ -3007,7 +3210,7 @@
     <w:uiPriority w:val="9"/>
     <w:rsid w:val="00FC693F"/>
     <w:rPr>
-      <w:rFonts w:asciiTheme="majorHAnsi" w:cstheme="majorBidi" w:eastAsiaTheme="majorEastAsia" w:hAnsiTheme="majorHAnsi"/>
+      <w:rFonts w:asciiTheme="majorHAnsi" w:cstheme="majorBidi" w:hAnsiTheme="majorHAnsi" w:eastAsia="黑体"/>
       <w:b/>
       <w:bCs/>
       <w:color w:themeColor="accent1" w:themeShade="BF" w:val="365F91"/>
@@ -3022,7 +3225,7 @@
     <w:uiPriority w:val="9"/>
     <w:rsid w:val="00FC693F"/>
     <w:rPr>
-      <w:rFonts w:asciiTheme="majorHAnsi" w:cstheme="majorBidi" w:eastAsiaTheme="majorEastAsia" w:hAnsiTheme="majorHAnsi"/>
+      <w:rFonts w:asciiTheme="majorHAnsi" w:cstheme="majorBidi" w:hAnsiTheme="majorHAnsi" w:eastAsia="黑体"/>
       <w:b/>
       <w:bCs/>
       <w:color w:themeColor="accent1" w:val="4F81BD"/>
@@ -3037,7 +3240,7 @@
     <w:uiPriority w:val="9"/>
     <w:rsid w:val="00FC693F"/>
     <w:rPr>
-      <w:rFonts w:asciiTheme="majorHAnsi" w:cstheme="majorBidi" w:eastAsiaTheme="majorEastAsia" w:hAnsiTheme="majorHAnsi"/>
+      <w:rFonts w:asciiTheme="majorHAnsi" w:cstheme="majorBidi" w:hAnsiTheme="majorHAnsi" w:eastAsia="黑体"/>
       <w:b/>
       <w:bCs/>
       <w:color w:themeColor="accent1" w:val="4F81BD"/>
@@ -3060,7 +3263,7 @@
       <w:contextualSpacing/>
     </w:pPr>
     <w:rPr>
-      <w:rFonts w:ascii="Times New Roman" w:asciiTheme="majorHAnsi" w:cstheme="majorBidi" w:eastAsia="黑体" w:eastAsiaTheme="majorEastAsia" w:hAnsi="Times New Roman" w:hAnsiTheme="majorHAnsi"/>
+      <w:rFonts w:ascii="Times New Roman" w:asciiTheme="majorHAnsi" w:cstheme="majorBidi" w:eastAsia="黑体" w:hAnsi="Times New Roman" w:hAnsiTheme="majorHAnsi"/>
       <w:b/>
       <w:color w:val="1F3864"/>
       <w:spacing w:val="5"/>
@@ -3076,7 +3279,7 @@
     <w:uiPriority w:val="10"/>
     <w:rsid w:val="00FC693F"/>
     <w:rPr>
-      <w:rFonts w:asciiTheme="majorHAnsi" w:cstheme="majorBidi" w:eastAsiaTheme="majorEastAsia" w:hAnsiTheme="majorHAnsi"/>
+      <w:rFonts w:asciiTheme="majorHAnsi" w:cstheme="majorBidi" w:hAnsiTheme="majorHAnsi" w:eastAsia="黑体"/>
       <w:color w:themeColor="text2" w:themeShade="BF" w:val="17365D"/>
       <w:spacing w:val="5"/>
       <w:kern w:val="28"/>
@@ -3098,7 +3301,7 @@
       </w:numPr>
     </w:pPr>
     <w:rPr>
-      <w:rFonts w:asciiTheme="majorHAnsi" w:cstheme="majorBidi" w:eastAsiaTheme="majorEastAsia" w:hAnsiTheme="majorHAnsi"/>
+      <w:rFonts w:asciiTheme="majorHAnsi" w:cstheme="majorBidi" w:hAnsiTheme="majorHAnsi" w:eastAsia="黑体"/>
       <w:i/>
       <w:iCs/>
       <w:color w:themeColor="accent1" w:val="4F81BD"/>
@@ -3114,7 +3317,7 @@
     <w:uiPriority w:val="11"/>
     <w:rsid w:val="00FC693F"/>
     <w:rPr>
-      <w:rFonts w:asciiTheme="majorHAnsi" w:cstheme="majorBidi" w:eastAsiaTheme="majorEastAsia" w:hAnsiTheme="majorHAnsi"/>
+      <w:rFonts w:asciiTheme="majorHAnsi" w:cstheme="majorBidi" w:hAnsiTheme="majorHAnsi" w:eastAsia="黑体"/>
       <w:i/>
       <w:iCs/>
       <w:color w:themeColor="accent1" w:val="4F81BD"/>
@@ -3181,6 +3384,7 @@
       <w:spacing w:after="120"/>
     </w:pPr>
     <w:rPr>
+      <w:rFonts w:eastAsia="黑体"/>
       <w:sz w:val="16"/>
       <w:szCs w:val="16"/>
     </w:rPr>
@@ -3192,6 +3396,7 @@
     <w:uiPriority w:val="99"/>
     <w:rsid w:val="00AA1D8D"/>
     <w:rPr>
+      <w:rFonts w:eastAsia="黑体"/>
       <w:sz w:val="16"/>
       <w:szCs w:val="16"/>
     </w:rPr>
@@ -3361,7 +3566,7 @@
       </w:tabs>
     </w:pPr>
     <w:rPr>
-      <w:rFonts w:ascii="Courier" w:hAnsi="Courier"/>
+      <w:rFonts w:ascii="Courier" w:hAnsi="Courier" w:eastAsia="黑体"/>
       <w:sz w:val="20"/>
       <w:szCs w:val="20"/>
     </w:rPr>
@@ -3373,7 +3578,7 @@
     <w:uiPriority w:val="99"/>
     <w:rsid w:val="0029639D"/>
     <w:rPr>
-      <w:rFonts w:ascii="Courier" w:hAnsi="Courier"/>
+      <w:rFonts w:ascii="Courier" w:hAnsi="Courier" w:eastAsia="黑体"/>
       <w:sz w:val="20"/>
       <w:szCs w:val="20"/>
     </w:rPr>
@@ -3409,6 +3614,7 @@
     <w:uiPriority w:val="29"/>
     <w:rsid w:val="00FC693F"/>
     <w:rPr>
+      <w:rFonts w:eastAsia="黑体"/>
       <w:i/>
       <w:iCs/>
       <w:color w:themeColor="text1" w:val="000000"/>
@@ -3422,7 +3628,7 @@
     <w:semiHidden/>
     <w:rsid w:val="00FC693F"/>
     <w:rPr>
-      <w:rFonts w:asciiTheme="majorHAnsi" w:cstheme="majorBidi" w:eastAsiaTheme="majorEastAsia" w:hAnsiTheme="majorHAnsi"/>
+      <w:rFonts w:asciiTheme="majorHAnsi" w:cstheme="majorBidi" w:hAnsiTheme="majorHAnsi" w:eastAsia="黑体"/>
       <w:b/>
       <w:bCs/>
       <w:i/>
@@ -3438,7 +3644,7 @@
     <w:semiHidden/>
     <w:rsid w:val="00FC693F"/>
     <w:rPr>
-      <w:rFonts w:asciiTheme="majorHAnsi" w:cstheme="majorBidi" w:eastAsiaTheme="majorEastAsia" w:hAnsiTheme="majorHAnsi"/>
+      <w:rFonts w:asciiTheme="majorHAnsi" w:cstheme="majorBidi" w:hAnsiTheme="majorHAnsi" w:eastAsia="黑体"/>
       <w:color w:themeColor="accent1" w:themeShade="7F" w:val="243F60"/>
     </w:rPr>
   </w:style>
@@ -3450,7 +3656,7 @@
     <w:semiHidden/>
     <w:rsid w:val="00FC693F"/>
     <w:rPr>
-      <w:rFonts w:asciiTheme="majorHAnsi" w:cstheme="majorBidi" w:eastAsiaTheme="majorEastAsia" w:hAnsiTheme="majorHAnsi"/>
+      <w:rFonts w:asciiTheme="majorHAnsi" w:cstheme="majorBidi" w:hAnsiTheme="majorHAnsi" w:eastAsia="黑体"/>
       <w:i/>
       <w:iCs/>
       <w:color w:themeColor="accent1" w:themeShade="7F" w:val="243F60"/>
@@ -3464,7 +3670,7 @@
     <w:semiHidden/>
     <w:rsid w:val="00FC693F"/>
     <w:rPr>
-      <w:rFonts w:asciiTheme="majorHAnsi" w:cstheme="majorBidi" w:eastAsiaTheme="majorEastAsia" w:hAnsiTheme="majorHAnsi"/>
+      <w:rFonts w:asciiTheme="majorHAnsi" w:cstheme="majorBidi" w:hAnsiTheme="majorHAnsi" w:eastAsia="黑体"/>
       <w:i/>
       <w:iCs/>
       <w:color w:themeColor="text1" w:themeTint="BF" w:val="404040"/>
@@ -3478,7 +3684,7 @@
     <w:semiHidden/>
     <w:rsid w:val="00FC693F"/>
     <w:rPr>
-      <w:rFonts w:asciiTheme="majorHAnsi" w:cstheme="majorBidi" w:eastAsiaTheme="majorEastAsia" w:hAnsiTheme="majorHAnsi"/>
+      <w:rFonts w:asciiTheme="majorHAnsi" w:cstheme="majorBidi" w:hAnsiTheme="majorHAnsi" w:eastAsia="黑体"/>
       <w:color w:themeColor="accent1" w:val="4F81BD"/>
       <w:sz w:val="20"/>
       <w:szCs w:val="20"/>
@@ -3492,7 +3698,7 @@
     <w:semiHidden/>
     <w:rsid w:val="00FC693F"/>
     <w:rPr>
-      <w:rFonts w:asciiTheme="majorHAnsi" w:cstheme="majorBidi" w:eastAsiaTheme="majorEastAsia" w:hAnsiTheme="majorHAnsi"/>
+      <w:rFonts w:asciiTheme="majorHAnsi" w:cstheme="majorBidi" w:hAnsiTheme="majorHAnsi" w:eastAsia="黑体"/>
       <w:i/>
       <w:iCs/>
       <w:color w:themeColor="text1" w:themeTint="BF" w:val="404040"/>
@@ -3513,6 +3719,7 @@
       <w:spacing w:line="240" w:lineRule="auto"/>
     </w:pPr>
     <w:rPr>
+      <w:rFonts w:eastAsia="黑体"/>
       <w:b/>
       <w:bCs/>
       <w:color w:themeColor="accent1" w:val="4F81BD"/>
@@ -3527,6 +3734,7 @@
     <w:qFormat/>
     <w:rsid w:val="00FC693F"/>
     <w:rPr>
+      <w:rFonts w:eastAsia="黑体"/>
       <w:b/>
       <w:bCs/>
     </w:rPr>
@@ -3538,6 +3746,7 @@
     <w:qFormat/>
     <w:rsid w:val="00FC693F"/>
     <w:rPr>
+      <w:rFonts w:eastAsia="黑体"/>
       <w:i/>
       <w:iCs/>
     </w:rPr>
@@ -3558,6 +3767,7 @@
       <w:ind w:left="936" w:right="936"/>
     </w:pPr>
     <w:rPr>
+      <w:rFonts w:eastAsia="黑体"/>
       <w:b/>
       <w:bCs/>
       <w:i/>
@@ -3572,6 +3782,7 @@
     <w:uiPriority w:val="30"/>
     <w:rsid w:val="00FC693F"/>
     <w:rPr>
+      <w:rFonts w:eastAsia="黑体"/>
       <w:b/>
       <w:bCs/>
       <w:i/>
@@ -3586,6 +3797,7 @@
     <w:qFormat/>
     <w:rsid w:val="00FC693F"/>
     <w:rPr>
+      <w:rFonts w:eastAsia="黑体"/>
       <w:i/>
       <w:iCs/>
       <w:color w:themeColor="text1" w:themeTint="7F" w:val="808080"/>
@@ -3598,6 +3810,7 @@
     <w:qFormat/>
     <w:rsid w:val="00FC693F"/>
     <w:rPr>
+      <w:rFonts w:eastAsia="黑体"/>
       <w:b/>
       <w:bCs/>
       <w:i/>
@@ -3612,6 +3825,7 @@
     <w:qFormat/>
     <w:rsid w:val="00FC693F"/>
     <w:rPr>
+      <w:rFonts w:eastAsia="黑体"/>
       <w:smallCaps/>
       <w:color w:themeColor="accent2" w:val="C0504D"/>
       <w:u w:val="single"/>
@@ -3624,6 +3838,7 @@
     <w:qFormat/>
     <w:rsid w:val="00FC693F"/>
     <w:rPr>
+      <w:rFonts w:eastAsia="黑体"/>
       <w:b/>
       <w:bCs/>
       <w:smallCaps/>
@@ -3639,6 +3854,7 @@
     <w:qFormat/>
     <w:rsid w:val="00FC693F"/>
     <w:rPr>
+      <w:rFonts w:eastAsia="黑体"/>
       <w:b/>
       <w:bCs/>
       <w:smallCaps/>
@@ -3693,6 +3909,7 @@
       <w:spacing w:after="0" w:line="240" w:lineRule="auto"/>
     </w:pPr>
     <w:rPr>
+      <w:rFonts w:eastAsia="黑体"/>
       <w:color w:themeColor="text1" w:themeShade="BF" w:val="000000"/>
     </w:rPr>
     <w:tblPr>
@@ -3715,6 +3932,7 @@
         <w:spacing w:after="0" w:before="0" w:line="240" w:lineRule="auto"/>
       </w:pPr>
       <w:rPr>
+        <w:rFonts w:eastAsia="黑体"/>
         <w:b/>
         <w:bCs/>
       </w:rPr>
@@ -3735,6 +3953,7 @@
         <w:spacing w:after="0" w:before="0" w:line="240" w:lineRule="auto"/>
       </w:pPr>
       <w:rPr>
+        <w:rFonts w:eastAsia="黑体"/>
         <w:b/>
         <w:bCs/>
       </w:rPr>
@@ -3752,12 +3971,14 @@
     </w:tblStylePr>
     <w:tblStylePr w:type="firstCol">
       <w:rPr>
+        <w:rFonts w:eastAsia="黑体"/>
         <w:b/>
         <w:bCs/>
       </w:rPr>
     </w:tblStylePr>
     <w:tblStylePr w:type="lastCol">
       <w:rPr>
+        <w:rFonts w:eastAsia="黑体"/>
         <w:b/>
         <w:bCs/>
       </w:rPr>
@@ -3796,6 +4017,7 @@
       <w:spacing w:after="0" w:line="240" w:lineRule="auto"/>
     </w:pPr>
     <w:rPr>
+      <w:rFonts w:eastAsia="黑体"/>
       <w:color w:themeColor="accent1" w:themeShade="BF" w:val="365F91"/>
     </w:rPr>
     <w:tblPr>
@@ -3818,6 +4040,7 @@
         <w:spacing w:after="0" w:before="0" w:line="240" w:lineRule="auto"/>
       </w:pPr>
       <w:rPr>
+        <w:rFonts w:eastAsia="黑体"/>
         <w:b/>
         <w:bCs/>
       </w:rPr>
@@ -3838,6 +4061,7 @@
         <w:spacing w:after="0" w:before="0" w:line="240" w:lineRule="auto"/>
       </w:pPr>
       <w:rPr>
+        <w:rFonts w:eastAsia="黑体"/>
         <w:b/>
         <w:bCs/>
       </w:rPr>
@@ -3855,12 +4079,14 @@
     </w:tblStylePr>
     <w:tblStylePr w:type="firstCol">
       <w:rPr>
+        <w:rFonts w:eastAsia="黑体"/>
         <w:b/>
         <w:bCs/>
       </w:rPr>
     </w:tblStylePr>
     <w:tblStylePr w:type="lastCol">
       <w:rPr>
+        <w:rFonts w:eastAsia="黑体"/>
         <w:b/>
         <w:bCs/>
       </w:rPr>
@@ -3899,6 +4125,7 @@
       <w:spacing w:after="0" w:line="240" w:lineRule="auto"/>
     </w:pPr>
     <w:rPr>
+      <w:rFonts w:eastAsia="黑体"/>
       <w:color w:themeColor="accent2" w:themeShade="BF" w:val="943634"/>
     </w:rPr>
     <w:tblPr>
@@ -3921,6 +4148,7 @@
         <w:spacing w:after="0" w:before="0" w:line="240" w:lineRule="auto"/>
       </w:pPr>
       <w:rPr>
+        <w:rFonts w:eastAsia="黑体"/>
         <w:b/>
         <w:bCs/>
       </w:rPr>
@@ -3941,6 +4169,7 @@
         <w:spacing w:after="0" w:before="0" w:line="240" w:lineRule="auto"/>
       </w:pPr>
       <w:rPr>
+        <w:rFonts w:eastAsia="黑体"/>
         <w:b/>
         <w:bCs/>
       </w:rPr>
@@ -3958,12 +4187,14 @@
     </w:tblStylePr>
     <w:tblStylePr w:type="firstCol">
       <w:rPr>
+        <w:rFonts w:eastAsia="黑体"/>
         <w:b/>
         <w:bCs/>
       </w:rPr>
     </w:tblStylePr>
     <w:tblStylePr w:type="lastCol">
       <w:rPr>
+        <w:rFonts w:eastAsia="黑体"/>
         <w:b/>
         <w:bCs/>
       </w:rPr>
@@ -4002,6 +4233,7 @@
       <w:spacing w:after="0" w:line="240" w:lineRule="auto"/>
     </w:pPr>
     <w:rPr>
+      <w:rFonts w:eastAsia="黑体"/>
       <w:color w:themeColor="accent3" w:themeShade="BF" w:val="76923C"/>
     </w:rPr>
     <w:tblPr>
@@ -4024,6 +4256,7 @@
         <w:spacing w:after="0" w:before="0" w:line="240" w:lineRule="auto"/>
       </w:pPr>
       <w:rPr>
+        <w:rFonts w:eastAsia="黑体"/>
         <w:b/>
         <w:bCs/>
       </w:rPr>
@@ -4044,6 +4277,7 @@
         <w:spacing w:after="0" w:before="0" w:line="240" w:lineRule="auto"/>
       </w:pPr>
       <w:rPr>
+        <w:rFonts w:eastAsia="黑体"/>
         <w:b/>
         <w:bCs/>
       </w:rPr>
@@ -4061,12 +4295,14 @@
     </w:tblStylePr>
     <w:tblStylePr w:type="firstCol">
       <w:rPr>
+        <w:rFonts w:eastAsia="黑体"/>
         <w:b/>
         <w:bCs/>
       </w:rPr>
     </w:tblStylePr>
     <w:tblStylePr w:type="lastCol">
       <w:rPr>
+        <w:rFonts w:eastAsia="黑体"/>
         <w:b/>
         <w:bCs/>
       </w:rPr>
@@ -4105,6 +4341,7 @@
       <w:spacing w:after="0" w:line="240" w:lineRule="auto"/>
     </w:pPr>
     <w:rPr>
+      <w:rFonts w:eastAsia="黑体"/>
       <w:color w:themeColor="accent4" w:themeShade="BF" w:val="5F497A"/>
     </w:rPr>
     <w:tblPr>
@@ -4127,6 +4364,7 @@
         <w:spacing w:after="0" w:before="0" w:line="240" w:lineRule="auto"/>
       </w:pPr>
       <w:rPr>
+        <w:rFonts w:eastAsia="黑体"/>
         <w:b/>
         <w:bCs/>
       </w:rPr>
@@ -4147,6 +4385,7 @@
         <w:spacing w:after="0" w:before="0" w:line="240" w:lineRule="auto"/>
       </w:pPr>
       <w:rPr>
+        <w:rFonts w:eastAsia="黑体"/>
         <w:b/>
         <w:bCs/>
       </w:rPr>
@@ -4164,12 +4403,14 @@
     </w:tblStylePr>
     <w:tblStylePr w:type="firstCol">
       <w:rPr>
+        <w:rFonts w:eastAsia="黑体"/>
         <w:b/>
         <w:bCs/>
       </w:rPr>
     </w:tblStylePr>
     <w:tblStylePr w:type="lastCol">
       <w:rPr>
+        <w:rFonts w:eastAsia="黑体"/>
         <w:b/>
         <w:bCs/>
       </w:rPr>
@@ -4208,6 +4449,7 @@
       <w:spacing w:after="0" w:line="240" w:lineRule="auto"/>
     </w:pPr>
     <w:rPr>
+      <w:rFonts w:eastAsia="黑体"/>
       <w:color w:themeColor="accent5" w:themeShade="BF" w:val="31849B"/>
     </w:rPr>
     <w:tblPr>
@@ -4230,6 +4472,7 @@
         <w:spacing w:after="0" w:before="0" w:line="240" w:lineRule="auto"/>
       </w:pPr>
       <w:rPr>
+        <w:rFonts w:eastAsia="黑体"/>
         <w:b/>
         <w:bCs/>
       </w:rPr>
@@ -4250,6 +4493,7 @@
         <w:spacing w:after="0" w:before="0" w:line="240" w:lineRule="auto"/>
       </w:pPr>
       <w:rPr>
+        <w:rFonts w:eastAsia="黑体"/>
         <w:b/>
         <w:bCs/>
       </w:rPr>
@@ -4267,12 +4511,14 @@
     </w:tblStylePr>
     <w:tblStylePr w:type="firstCol">
       <w:rPr>
+        <w:rFonts w:eastAsia="黑体"/>
         <w:b/>
         <w:bCs/>
       </w:rPr>
     </w:tblStylePr>
     <w:tblStylePr w:type="lastCol">
       <w:rPr>
+        <w:rFonts w:eastAsia="黑体"/>
         <w:b/>
         <w:bCs/>
       </w:rPr>
@@ -4311,6 +4557,7 @@
       <w:spacing w:after="0" w:line="240" w:lineRule="auto"/>
     </w:pPr>
     <w:rPr>
+      <w:rFonts w:eastAsia="黑体"/>
       <w:color w:themeColor="accent6" w:themeShade="BF" w:val="E36C0A"/>
     </w:rPr>
     <w:tblPr>
@@ -4333,6 +4580,7 @@
         <w:spacing w:after="0" w:before="0" w:line="240" w:lineRule="auto"/>
       </w:pPr>
       <w:rPr>
+        <w:rFonts w:eastAsia="黑体"/>
         <w:b/>
         <w:bCs/>
       </w:rPr>
@@ -4353,6 +4601,7 @@
         <w:spacing w:after="0" w:before="0" w:line="240" w:lineRule="auto"/>
       </w:pPr>
       <w:rPr>
+        <w:rFonts w:eastAsia="黑体"/>
         <w:b/>
         <w:bCs/>
       </w:rPr>
@@ -4370,12 +4619,14 @@
     </w:tblStylePr>
     <w:tblStylePr w:type="firstCol">
       <w:rPr>
+        <w:rFonts w:eastAsia="黑体"/>
         <w:b/>
         <w:bCs/>
       </w:rPr>
     </w:tblStylePr>
     <w:tblStylePr w:type="lastCol">
       <w:rPr>
+        <w:rFonts w:eastAsia="黑体"/>
         <w:b/>
         <w:bCs/>
       </w:rPr>
@@ -4435,6 +4686,7 @@
         <w:spacing w:after="0" w:before="0" w:line="240" w:lineRule="auto"/>
       </w:pPr>
       <w:rPr>
+        <w:rFonts w:eastAsia="黑体"/>
         <w:b/>
         <w:bCs/>
         <w:color w:themeColor="background1" w:val="FFFFFF"/>
@@ -4449,6 +4701,7 @@
         <w:spacing w:after="0" w:before="0" w:line="240" w:lineRule="auto"/>
       </w:pPr>
       <w:rPr>
+        <w:rFonts w:eastAsia="黑体"/>
         <w:b/>
         <w:bCs/>
       </w:rPr>
@@ -4464,12 +4717,14 @@
     </w:tblStylePr>
     <w:tblStylePr w:type="firstCol">
       <w:rPr>
+        <w:rFonts w:eastAsia="黑体"/>
         <w:b/>
         <w:bCs/>
       </w:rPr>
     </w:tblStylePr>
     <w:tblStylePr w:type="lastCol">
       <w:rPr>
+        <w:rFonts w:eastAsia="黑体"/>
         <w:b/>
         <w:bCs/>
       </w:rPr>
@@ -4527,6 +4782,7 @@
         <w:spacing w:after="0" w:before="0" w:line="240" w:lineRule="auto"/>
       </w:pPr>
       <w:rPr>
+        <w:rFonts w:eastAsia="黑体"/>
         <w:b/>
         <w:bCs/>
         <w:color w:themeColor="background1" w:val="FFFFFF"/>
@@ -4541,6 +4797,7 @@
         <w:spacing w:after="0" w:before="0" w:line="240" w:lineRule="auto"/>
       </w:pPr>
       <w:rPr>
+        <w:rFonts w:eastAsia="黑体"/>
         <w:b/>
         <w:bCs/>
       </w:rPr>
@@ -4556,12 +4813,14 @@
     </w:tblStylePr>
     <w:tblStylePr w:type="firstCol">
       <w:rPr>
+        <w:rFonts w:eastAsia="黑体"/>
         <w:b/>
         <w:bCs/>
       </w:rPr>
     </w:tblStylePr>
     <w:tblStylePr w:type="lastCol">
       <w:rPr>
+        <w:rFonts w:eastAsia="黑体"/>
         <w:b/>
         <w:bCs/>
       </w:rPr>
@@ -4619,6 +4878,7 @@
         <w:spacing w:after="0" w:before="0" w:line="240" w:lineRule="auto"/>
       </w:pPr>
       <w:rPr>
+        <w:rFonts w:eastAsia="黑体"/>
         <w:b/>
         <w:bCs/>
         <w:color w:themeColor="background1" w:val="FFFFFF"/>
@@ -4633,6 +4893,7 @@
         <w:spacing w:after="0" w:before="0" w:line="240" w:lineRule="auto"/>
       </w:pPr>
       <w:rPr>
+        <w:rFonts w:eastAsia="黑体"/>
         <w:b/>
         <w:bCs/>
       </w:rPr>
@@ -4648,12 +4909,14 @@
     </w:tblStylePr>
     <w:tblStylePr w:type="firstCol">
       <w:rPr>
+        <w:rFonts w:eastAsia="黑体"/>
         <w:b/>
         <w:bCs/>
       </w:rPr>
     </w:tblStylePr>
     <w:tblStylePr w:type="lastCol">
       <w:rPr>
+        <w:rFonts w:eastAsia="黑体"/>
         <w:b/>
         <w:bCs/>
       </w:rPr>
@@ -4711,6 +4974,7 @@
         <w:spacing w:after="0" w:before="0" w:line="240" w:lineRule="auto"/>
       </w:pPr>
       <w:rPr>
+        <w:rFonts w:eastAsia="黑体"/>
         <w:b/>
         <w:bCs/>
         <w:color w:themeColor="background1" w:val="FFFFFF"/>
@@ -4725,6 +4989,7 @@
         <w:spacing w:after="0" w:before="0" w:line="240" w:lineRule="auto"/>
       </w:pPr>
       <w:rPr>
+        <w:rFonts w:eastAsia="黑体"/>
         <w:b/>
         <w:bCs/>
       </w:rPr>
@@ -4740,12 +5005,14 @@
     </w:tblStylePr>
     <w:tblStylePr w:type="firstCol">
       <w:rPr>
+        <w:rFonts w:eastAsia="黑体"/>
         <w:b/>
         <w:bCs/>
       </w:rPr>
     </w:tblStylePr>
     <w:tblStylePr w:type="lastCol">
       <w:rPr>
+        <w:rFonts w:eastAsia="黑体"/>
         <w:b/>
         <w:bCs/>
       </w:rPr>
@@ -4803,6 +5070,7 @@
         <w:spacing w:after="0" w:before="0" w:line="240" w:lineRule="auto"/>
       </w:pPr>
       <w:rPr>
+        <w:rFonts w:eastAsia="黑体"/>
         <w:b/>
         <w:bCs/>
         <w:color w:themeColor="background1" w:val="FFFFFF"/>
@@ -4817,6 +5085,7 @@
         <w:spacing w:after="0" w:before="0" w:line="240" w:lineRule="auto"/>
       </w:pPr>
       <w:rPr>
+        <w:rFonts w:eastAsia="黑体"/>
         <w:b/>
         <w:bCs/>
       </w:rPr>
@@ -4832,12 +5101,14 @@
     </w:tblStylePr>
     <w:tblStylePr w:type="firstCol">
       <w:rPr>
+        <w:rFonts w:eastAsia="黑体"/>
         <w:b/>
         <w:bCs/>
       </w:rPr>
     </w:tblStylePr>
     <w:tblStylePr w:type="lastCol">
       <w:rPr>
+        <w:rFonts w:eastAsia="黑体"/>
         <w:b/>
         <w:bCs/>
       </w:rPr>
@@ -4895,6 +5166,7 @@
         <w:spacing w:after="0" w:before="0" w:line="240" w:lineRule="auto"/>
       </w:pPr>
       <w:rPr>
+        <w:rFonts w:eastAsia="黑体"/>
         <w:b/>
         <w:bCs/>
         <w:color w:themeColor="background1" w:val="FFFFFF"/>
@@ -4909,6 +5181,7 @@
         <w:spacing w:after="0" w:before="0" w:line="240" w:lineRule="auto"/>
       </w:pPr>
       <w:rPr>
+        <w:rFonts w:eastAsia="黑体"/>
         <w:b/>
         <w:bCs/>
       </w:rPr>
@@ -4924,12 +5197,14 @@
     </w:tblStylePr>
     <w:tblStylePr w:type="firstCol">
       <w:rPr>
+        <w:rFonts w:eastAsia="黑体"/>
         <w:b/>
         <w:bCs/>
       </w:rPr>
     </w:tblStylePr>
     <w:tblStylePr w:type="lastCol">
       <w:rPr>
+        <w:rFonts w:eastAsia="黑体"/>
         <w:b/>
         <w:bCs/>
       </w:rPr>
@@ -4987,6 +5262,7 @@
         <w:spacing w:after="0" w:before="0" w:line="240" w:lineRule="auto"/>
       </w:pPr>
       <w:rPr>
+        <w:rFonts w:eastAsia="黑体"/>
         <w:b/>
         <w:bCs/>
         <w:color w:themeColor="background1" w:val="FFFFFF"/>
@@ -5001,6 +5277,7 @@
         <w:spacing w:after="0" w:before="0" w:line="240" w:lineRule="auto"/>
       </w:pPr>
       <w:rPr>
+        <w:rFonts w:eastAsia="黑体"/>
         <w:b/>
         <w:bCs/>
       </w:rPr>
@@ -5016,12 +5293,14 @@
     </w:tblStylePr>
     <w:tblStylePr w:type="firstCol">
       <w:rPr>
+        <w:rFonts w:eastAsia="黑体"/>
         <w:b/>
         <w:bCs/>
       </w:rPr>
     </w:tblStylePr>
     <w:tblStylePr w:type="lastCol">
       <w:rPr>
+        <w:rFonts w:eastAsia="黑体"/>
         <w:b/>
         <w:bCs/>
       </w:rPr>
@@ -5081,7 +5360,7 @@
         <w:spacing w:after="0" w:before="0" w:line="240" w:lineRule="auto"/>
       </w:pPr>
       <w:rPr>
-        <w:rFonts w:asciiTheme="majorHAnsi" w:cstheme="majorBidi" w:eastAsiaTheme="majorEastAsia" w:hAnsiTheme="majorHAnsi"/>
+        <w:rFonts w:asciiTheme="majorHAnsi" w:cstheme="majorBidi" w:hAnsiTheme="majorHAnsi" w:eastAsia="黑体"/>
         <w:b/>
         <w:bCs/>
       </w:rPr>
@@ -5102,7 +5381,7 @@
         <w:spacing w:after="0" w:before="0" w:line="240" w:lineRule="auto"/>
       </w:pPr>
       <w:rPr>
-        <w:rFonts w:asciiTheme="majorHAnsi" w:cstheme="majorBidi" w:eastAsiaTheme="majorEastAsia" w:hAnsiTheme="majorHAnsi"/>
+        <w:rFonts w:asciiTheme="majorHAnsi" w:cstheme="majorBidi" w:hAnsiTheme="majorHAnsi" w:eastAsia="黑体"/>
         <w:b/>
         <w:bCs/>
       </w:rPr>
@@ -5120,14 +5399,14 @@
     </w:tblStylePr>
     <w:tblStylePr w:type="firstCol">
       <w:rPr>
-        <w:rFonts w:asciiTheme="majorHAnsi" w:cstheme="majorBidi" w:eastAsiaTheme="majorEastAsia" w:hAnsiTheme="majorHAnsi"/>
+        <w:rFonts w:asciiTheme="majorHAnsi" w:cstheme="majorBidi" w:hAnsiTheme="majorHAnsi" w:eastAsia="黑体"/>
         <w:b/>
         <w:bCs/>
       </w:rPr>
     </w:tblStylePr>
     <w:tblStylePr w:type="lastCol">
       <w:rPr>
-        <w:rFonts w:asciiTheme="majorHAnsi" w:cstheme="majorBidi" w:eastAsiaTheme="majorEastAsia" w:hAnsiTheme="majorHAnsi"/>
+        <w:rFonts w:asciiTheme="majorHAnsi" w:cstheme="majorBidi" w:hAnsiTheme="majorHAnsi" w:eastAsia="黑体"/>
         <w:b/>
         <w:bCs/>
       </w:rPr>
@@ -5211,7 +5490,7 @@
         <w:spacing w:after="0" w:before="0" w:line="240" w:lineRule="auto"/>
       </w:pPr>
       <w:rPr>
-        <w:rFonts w:asciiTheme="majorHAnsi" w:cstheme="majorBidi" w:eastAsiaTheme="majorEastAsia" w:hAnsiTheme="majorHAnsi"/>
+        <w:rFonts w:asciiTheme="majorHAnsi" w:cstheme="majorBidi" w:hAnsiTheme="majorHAnsi" w:eastAsia="黑体"/>
         <w:b/>
         <w:bCs/>
       </w:rPr>
@@ -5232,7 +5511,7 @@
         <w:spacing w:after="0" w:before="0" w:line="240" w:lineRule="auto"/>
       </w:pPr>
       <w:rPr>
-        <w:rFonts w:asciiTheme="majorHAnsi" w:cstheme="majorBidi" w:eastAsiaTheme="majorEastAsia" w:hAnsiTheme="majorHAnsi"/>
+        <w:rFonts w:asciiTheme="majorHAnsi" w:cstheme="majorBidi" w:hAnsiTheme="majorHAnsi" w:eastAsia="黑体"/>
         <w:b/>
         <w:bCs/>
       </w:rPr>
@@ -5250,14 +5529,14 @@
     </w:tblStylePr>
     <w:tblStylePr w:type="firstCol">
       <w:rPr>
-        <w:rFonts w:asciiTheme="majorHAnsi" w:cstheme="majorBidi" w:eastAsiaTheme="majorEastAsia" w:hAnsiTheme="majorHAnsi"/>
+        <w:rFonts w:asciiTheme="majorHAnsi" w:cstheme="majorBidi" w:hAnsiTheme="majorHAnsi" w:eastAsia="黑体"/>
         <w:b/>
         <w:bCs/>
       </w:rPr>
     </w:tblStylePr>
     <w:tblStylePr w:type="lastCol">
       <w:rPr>
-        <w:rFonts w:asciiTheme="majorHAnsi" w:cstheme="majorBidi" w:eastAsiaTheme="majorEastAsia" w:hAnsiTheme="majorHAnsi"/>
+        <w:rFonts w:asciiTheme="majorHAnsi" w:cstheme="majorBidi" w:hAnsiTheme="majorHAnsi" w:eastAsia="黑体"/>
         <w:b/>
         <w:bCs/>
       </w:rPr>
@@ -5341,7 +5620,7 @@
         <w:spacing w:after="0" w:before="0" w:line="240" w:lineRule="auto"/>
       </w:pPr>
       <w:rPr>
-        <w:rFonts w:asciiTheme="majorHAnsi" w:cstheme="majorBidi" w:eastAsiaTheme="majorEastAsia" w:hAnsiTheme="majorHAnsi"/>
+        <w:rFonts w:asciiTheme="majorHAnsi" w:cstheme="majorBidi" w:hAnsiTheme="majorHAnsi" w:eastAsia="黑体"/>
         <w:b/>
         <w:bCs/>
       </w:rPr>
@@ -5362,7 +5641,7 @@
         <w:spacing w:after="0" w:before="0" w:line="240" w:lineRule="auto"/>
       </w:pPr>
       <w:rPr>
-        <w:rFonts w:asciiTheme="majorHAnsi" w:cstheme="majorBidi" w:eastAsiaTheme="majorEastAsia" w:hAnsiTheme="majorHAnsi"/>
+        <w:rFonts w:asciiTheme="majorHAnsi" w:cstheme="majorBidi" w:hAnsiTheme="majorHAnsi" w:eastAsia="黑体"/>
         <w:b/>
         <w:bCs/>
       </w:rPr>
@@ -5380,14 +5659,14 @@
     </w:tblStylePr>
     <w:tblStylePr w:type="firstCol">
       <w:rPr>
-        <w:rFonts w:asciiTheme="majorHAnsi" w:cstheme="majorBidi" w:eastAsiaTheme="majorEastAsia" w:hAnsiTheme="majorHAnsi"/>
+        <w:rFonts w:asciiTheme="majorHAnsi" w:cstheme="majorBidi" w:hAnsiTheme="majorHAnsi" w:eastAsia="黑体"/>
         <w:b/>
         <w:bCs/>
       </w:rPr>
     </w:tblStylePr>
     <w:tblStylePr w:type="lastCol">
       <w:rPr>
-        <w:rFonts w:asciiTheme="majorHAnsi" w:cstheme="majorBidi" w:eastAsiaTheme="majorEastAsia" w:hAnsiTheme="majorHAnsi"/>
+        <w:rFonts w:asciiTheme="majorHAnsi" w:cstheme="majorBidi" w:hAnsiTheme="majorHAnsi" w:eastAsia="黑体"/>
         <w:b/>
         <w:bCs/>
       </w:rPr>
@@ -5471,7 +5750,7 @@
         <w:spacing w:after="0" w:before="0" w:line="240" w:lineRule="auto"/>
       </w:pPr>
       <w:rPr>
-        <w:rFonts w:asciiTheme="majorHAnsi" w:cstheme="majorBidi" w:eastAsiaTheme="majorEastAsia" w:hAnsiTheme="majorHAnsi"/>
+        <w:rFonts w:asciiTheme="majorHAnsi" w:cstheme="majorBidi" w:hAnsiTheme="majorHAnsi" w:eastAsia="黑体"/>
         <w:b/>
         <w:bCs/>
       </w:rPr>
@@ -5492,7 +5771,7 @@
         <w:spacing w:after="0" w:before="0" w:line="240" w:lineRule="auto"/>
       </w:pPr>
       <w:rPr>
-        <w:rFonts w:asciiTheme="majorHAnsi" w:cstheme="majorBidi" w:eastAsiaTheme="majorEastAsia" w:hAnsiTheme="majorHAnsi"/>
+        <w:rFonts w:asciiTheme="majorHAnsi" w:cstheme="majorBidi" w:hAnsiTheme="majorHAnsi" w:eastAsia="黑体"/>
         <w:b/>
         <w:bCs/>
       </w:rPr>
@@ -5510,14 +5789,14 @@
     </w:tblStylePr>
     <w:tblStylePr w:type="firstCol">
       <w:rPr>
-        <w:rFonts w:asciiTheme="majorHAnsi" w:cstheme="majorBidi" w:eastAsiaTheme="majorEastAsia" w:hAnsiTheme="majorHAnsi"/>
+        <w:rFonts w:asciiTheme="majorHAnsi" w:cstheme="majorBidi" w:hAnsiTheme="majorHAnsi" w:eastAsia="黑体"/>
         <w:b/>
         <w:bCs/>
       </w:rPr>
     </w:tblStylePr>
     <w:tblStylePr w:type="lastCol">
       <w:rPr>
-        <w:rFonts w:asciiTheme="majorHAnsi" w:cstheme="majorBidi" w:eastAsiaTheme="majorEastAsia" w:hAnsiTheme="majorHAnsi"/>
+        <w:rFonts w:asciiTheme="majorHAnsi" w:cstheme="majorBidi" w:hAnsiTheme="majorHAnsi" w:eastAsia="黑体"/>
         <w:b/>
         <w:bCs/>
       </w:rPr>
@@ -5601,7 +5880,7 @@
         <w:spacing w:after="0" w:before="0" w:line="240" w:lineRule="auto"/>
       </w:pPr>
       <w:rPr>
-        <w:rFonts w:asciiTheme="majorHAnsi" w:cstheme="majorBidi" w:eastAsiaTheme="majorEastAsia" w:hAnsiTheme="majorHAnsi"/>
+        <w:rFonts w:asciiTheme="majorHAnsi" w:cstheme="majorBidi" w:hAnsiTheme="majorHAnsi" w:eastAsia="黑体"/>
         <w:b/>
         <w:bCs/>
       </w:rPr>
@@ -5622,7 +5901,7 @@
         <w:spacing w:after="0" w:before="0" w:line="240" w:lineRule="auto"/>
       </w:pPr>
       <w:rPr>
-        <w:rFonts w:asciiTheme="majorHAnsi" w:cstheme="majorBidi" w:eastAsiaTheme="majorEastAsia" w:hAnsiTheme="majorHAnsi"/>
+        <w:rFonts w:asciiTheme="majorHAnsi" w:cstheme="majorBidi" w:hAnsiTheme="majorHAnsi" w:eastAsia="黑体"/>
         <w:b/>
         <w:bCs/>
       </w:rPr>
@@ -5640,14 +5919,14 @@
     </w:tblStylePr>
     <w:tblStylePr w:type="firstCol">
       <w:rPr>
-        <w:rFonts w:asciiTheme="majorHAnsi" w:cstheme="majorBidi" w:eastAsiaTheme="majorEastAsia" w:hAnsiTheme="majorHAnsi"/>
+        <w:rFonts w:asciiTheme="majorHAnsi" w:cstheme="majorBidi" w:hAnsiTheme="majorHAnsi" w:eastAsia="黑体"/>
         <w:b/>
         <w:bCs/>
       </w:rPr>
     </w:tblStylePr>
     <w:tblStylePr w:type="lastCol">
       <w:rPr>
-        <w:rFonts w:asciiTheme="majorHAnsi" w:cstheme="majorBidi" w:eastAsiaTheme="majorEastAsia" w:hAnsiTheme="majorHAnsi"/>
+        <w:rFonts w:asciiTheme="majorHAnsi" w:cstheme="majorBidi" w:hAnsiTheme="majorHAnsi" w:eastAsia="黑体"/>
         <w:b/>
         <w:bCs/>
       </w:rPr>
@@ -5731,7 +6010,7 @@
         <w:spacing w:after="0" w:before="0" w:line="240" w:lineRule="auto"/>
       </w:pPr>
       <w:rPr>
-        <w:rFonts w:asciiTheme="majorHAnsi" w:cstheme="majorBidi" w:eastAsiaTheme="majorEastAsia" w:hAnsiTheme="majorHAnsi"/>
+        <w:rFonts w:asciiTheme="majorHAnsi" w:cstheme="majorBidi" w:hAnsiTheme="majorHAnsi" w:eastAsia="黑体"/>
         <w:b/>
         <w:bCs/>
       </w:rPr>
@@ -5752,7 +6031,7 @@
         <w:spacing w:after="0" w:before="0" w:line="240" w:lineRule="auto"/>
       </w:pPr>
       <w:rPr>
-        <w:rFonts w:asciiTheme="majorHAnsi" w:cstheme="majorBidi" w:eastAsiaTheme="majorEastAsia" w:hAnsiTheme="majorHAnsi"/>
+        <w:rFonts w:asciiTheme="majorHAnsi" w:cstheme="majorBidi" w:hAnsiTheme="majorHAnsi" w:eastAsia="黑体"/>
         <w:b/>
         <w:bCs/>
       </w:rPr>
@@ -5770,14 +6049,14 @@
     </w:tblStylePr>
     <w:tblStylePr w:type="firstCol">
       <w:rPr>
-        <w:rFonts w:asciiTheme="majorHAnsi" w:cstheme="majorBidi" w:eastAsiaTheme="majorEastAsia" w:hAnsiTheme="majorHAnsi"/>
+        <w:rFonts w:asciiTheme="majorHAnsi" w:cstheme="majorBidi" w:hAnsiTheme="majorHAnsi" w:eastAsia="黑体"/>
         <w:b/>
         <w:bCs/>
       </w:rPr>
     </w:tblStylePr>
     <w:tblStylePr w:type="lastCol">
       <w:rPr>
-        <w:rFonts w:asciiTheme="majorHAnsi" w:cstheme="majorBidi" w:eastAsiaTheme="majorEastAsia" w:hAnsiTheme="majorHAnsi"/>
+        <w:rFonts w:asciiTheme="majorHAnsi" w:cstheme="majorBidi" w:hAnsiTheme="majorHAnsi" w:eastAsia="黑体"/>
         <w:b/>
         <w:bCs/>
       </w:rPr>
@@ -5861,7 +6140,7 @@
         <w:spacing w:after="0" w:before="0" w:line="240" w:lineRule="auto"/>
       </w:pPr>
       <w:rPr>
-        <w:rFonts w:asciiTheme="majorHAnsi" w:cstheme="majorBidi" w:eastAsiaTheme="majorEastAsia" w:hAnsiTheme="majorHAnsi"/>
+        <w:rFonts w:asciiTheme="majorHAnsi" w:cstheme="majorBidi" w:hAnsiTheme="majorHAnsi" w:eastAsia="黑体"/>
         <w:b/>
         <w:bCs/>
       </w:rPr>
@@ -5882,7 +6161,7 @@
         <w:spacing w:after="0" w:before="0" w:line="240" w:lineRule="auto"/>
       </w:pPr>
       <w:rPr>
-        <w:rFonts w:asciiTheme="majorHAnsi" w:cstheme="majorBidi" w:eastAsiaTheme="majorEastAsia" w:hAnsiTheme="majorHAnsi"/>
+        <w:rFonts w:asciiTheme="majorHAnsi" w:cstheme="majorBidi" w:hAnsiTheme="majorHAnsi" w:eastAsia="黑体"/>
         <w:b/>
         <w:bCs/>
       </w:rPr>
@@ -5900,14 +6179,14 @@
     </w:tblStylePr>
     <w:tblStylePr w:type="firstCol">
       <w:rPr>
-        <w:rFonts w:asciiTheme="majorHAnsi" w:cstheme="majorBidi" w:eastAsiaTheme="majorEastAsia" w:hAnsiTheme="majorHAnsi"/>
+        <w:rFonts w:asciiTheme="majorHAnsi" w:cstheme="majorBidi" w:hAnsiTheme="majorHAnsi" w:eastAsia="黑体"/>
         <w:b/>
         <w:bCs/>
       </w:rPr>
     </w:tblStylePr>
     <w:tblStylePr w:type="lastCol">
       <w:rPr>
-        <w:rFonts w:asciiTheme="majorHAnsi" w:cstheme="majorBidi" w:eastAsiaTheme="majorEastAsia" w:hAnsiTheme="majorHAnsi"/>
+        <w:rFonts w:asciiTheme="majorHAnsi" w:cstheme="majorBidi" w:hAnsiTheme="majorHAnsi" w:eastAsia="黑体"/>
         <w:b/>
         <w:bCs/>
       </w:rPr>
@@ -5990,6 +6269,7 @@
         <w:spacing w:after="0" w:before="0" w:line="240" w:lineRule="auto"/>
       </w:pPr>
       <w:rPr>
+        <w:rFonts w:eastAsia="黑体"/>
         <w:b/>
         <w:bCs/>
         <w:color w:themeColor="background1" w:val="FFFFFF"/>
@@ -6012,6 +6292,7 @@
         <w:spacing w:after="0" w:before="0" w:line="240" w:lineRule="auto"/>
       </w:pPr>
       <w:rPr>
+        <w:rFonts w:eastAsia="黑体"/>
         <w:b/>
         <w:bCs/>
       </w:rPr>
@@ -6029,12 +6310,14 @@
     </w:tblStylePr>
     <w:tblStylePr w:type="firstCol">
       <w:rPr>
+        <w:rFonts w:eastAsia="黑体"/>
         <w:b/>
         <w:bCs/>
       </w:rPr>
     </w:tblStylePr>
     <w:tblStylePr w:type="lastCol">
       <w:rPr>
+        <w:rFonts w:eastAsia="黑体"/>
         <w:b/>
         <w:bCs/>
       </w:rPr>
@@ -6096,6 +6379,7 @@
         <w:spacing w:after="0" w:before="0" w:line="240" w:lineRule="auto"/>
       </w:pPr>
       <w:rPr>
+        <w:rFonts w:eastAsia="黑体"/>
         <w:b/>
         <w:bCs/>
         <w:color w:themeColor="background1" w:val="FFFFFF"/>
@@ -6118,6 +6402,7 @@
         <w:spacing w:after="0" w:before="0" w:line="240" w:lineRule="auto"/>
       </w:pPr>
       <w:rPr>
+        <w:rFonts w:eastAsia="黑体"/>
         <w:b/>
         <w:bCs/>
       </w:rPr>
@@ -6135,12 +6420,14 @@
     </w:tblStylePr>
     <w:tblStylePr w:type="firstCol">
       <w:rPr>
+        <w:rFonts w:eastAsia="黑体"/>
         <w:b/>
         <w:bCs/>
       </w:rPr>
     </w:tblStylePr>
     <w:tblStylePr w:type="lastCol">
       <w:rPr>
+        <w:rFonts w:eastAsia="黑体"/>
         <w:b/>
         <w:bCs/>
       </w:rPr>
@@ -6202,6 +6489,7 @@
         <w:spacing w:after="0" w:before="0" w:line="240" w:lineRule="auto"/>
       </w:pPr>
       <w:rPr>
+        <w:rFonts w:eastAsia="黑体"/>
         <w:b/>
         <w:bCs/>
         <w:color w:themeColor="background1" w:val="FFFFFF"/>
@@ -6224,6 +6512,7 @@
         <w:spacing w:after="0" w:before="0" w:line="240" w:lineRule="auto"/>
       </w:pPr>
       <w:rPr>
+        <w:rFonts w:eastAsia="黑体"/>
         <w:b/>
         <w:bCs/>
       </w:rPr>
@@ -6241,12 +6530,14 @@
     </w:tblStylePr>
     <w:tblStylePr w:type="firstCol">
       <w:rPr>
+        <w:rFonts w:eastAsia="黑体"/>
         <w:b/>
         <w:bCs/>
       </w:rPr>
     </w:tblStylePr>
     <w:tblStylePr w:type="lastCol">
       <w:rPr>
+        <w:rFonts w:eastAsia="黑体"/>
         <w:b/>
         <w:bCs/>
       </w:rPr>
@@ -6308,6 +6599,7 @@
         <w:spacing w:after="0" w:before="0" w:line="240" w:lineRule="auto"/>
       </w:pPr>
       <w:rPr>
+        <w:rFonts w:eastAsia="黑体"/>
         <w:b/>
         <w:bCs/>
         <w:color w:themeColor="background1" w:val="FFFFFF"/>
@@ -6330,6 +6622,7 @@
         <w:spacing w:after="0" w:before="0" w:line="240" w:lineRule="auto"/>
       </w:pPr>
       <w:rPr>
+        <w:rFonts w:eastAsia="黑体"/>
         <w:b/>
         <w:bCs/>
       </w:rPr>
@@ -6347,12 +6640,14 @@
     </w:tblStylePr>
     <w:tblStylePr w:type="firstCol">
       <w:rPr>
+        <w:rFonts w:eastAsia="黑体"/>
         <w:b/>
         <w:bCs/>
       </w:rPr>
     </w:tblStylePr>
     <w:tblStylePr w:type="lastCol">
       <w:rPr>
+        <w:rFonts w:eastAsia="黑体"/>
         <w:b/>
         <w:bCs/>
       </w:rPr>
@@ -6414,6 +6709,7 @@
         <w:spacing w:after="0" w:before="0" w:line="240" w:lineRule="auto"/>
       </w:pPr>
       <w:rPr>
+        <w:rFonts w:eastAsia="黑体"/>
         <w:b/>
         <w:bCs/>
         <w:color w:themeColor="background1" w:val="FFFFFF"/>
@@ -6436,6 +6732,7 @@
         <w:spacing w:after="0" w:before="0" w:line="240" w:lineRule="auto"/>
       </w:pPr>
       <w:rPr>
+        <w:rFonts w:eastAsia="黑体"/>
         <w:b/>
         <w:bCs/>
       </w:rPr>
@@ -6453,12 +6750,14 @@
     </w:tblStylePr>
     <w:tblStylePr w:type="firstCol">
       <w:rPr>
+        <w:rFonts w:eastAsia="黑体"/>
         <w:b/>
         <w:bCs/>
       </w:rPr>
     </w:tblStylePr>
     <w:tblStylePr w:type="lastCol">
       <w:rPr>
+        <w:rFonts w:eastAsia="黑体"/>
         <w:b/>
         <w:bCs/>
       </w:rPr>
@@ -6520,6 +6819,7 @@
         <w:spacing w:after="0" w:before="0" w:line="240" w:lineRule="auto"/>
       </w:pPr>
       <w:rPr>
+        <w:rFonts w:eastAsia="黑体"/>
         <w:b/>
         <w:bCs/>
         <w:color w:themeColor="background1" w:val="FFFFFF"/>
@@ -6542,6 +6842,7 @@
         <w:spacing w:after="0" w:before="0" w:line="240" w:lineRule="auto"/>
       </w:pPr>
       <w:rPr>
+        <w:rFonts w:eastAsia="黑体"/>
         <w:b/>
         <w:bCs/>
       </w:rPr>
@@ -6559,12 +6860,14 @@
     </w:tblStylePr>
     <w:tblStylePr w:type="firstCol">
       <w:rPr>
+        <w:rFonts w:eastAsia="黑体"/>
         <w:b/>
         <w:bCs/>
       </w:rPr>
     </w:tblStylePr>
     <w:tblStylePr w:type="lastCol">
       <w:rPr>
+        <w:rFonts w:eastAsia="黑体"/>
         <w:b/>
         <w:bCs/>
       </w:rPr>
@@ -6626,6 +6929,7 @@
         <w:spacing w:after="0" w:before="0" w:line="240" w:lineRule="auto"/>
       </w:pPr>
       <w:rPr>
+        <w:rFonts w:eastAsia="黑体"/>
         <w:b/>
         <w:bCs/>
         <w:color w:themeColor="background1" w:val="FFFFFF"/>
@@ -6648,6 +6952,7 @@
         <w:spacing w:after="0" w:before="0" w:line="240" w:lineRule="auto"/>
       </w:pPr>
       <w:rPr>
+        <w:rFonts w:eastAsia="黑体"/>
         <w:b/>
         <w:bCs/>
       </w:rPr>
@@ -6665,12 +6970,14 @@
     </w:tblStylePr>
     <w:tblStylePr w:type="firstCol">
       <w:rPr>
+        <w:rFonts w:eastAsia="黑体"/>
         <w:b/>
         <w:bCs/>
       </w:rPr>
     </w:tblStylePr>
     <w:tblStylePr w:type="lastCol">
       <w:rPr>
+        <w:rFonts w:eastAsia="黑体"/>
         <w:b/>
         <w:bCs/>
       </w:rPr>
@@ -6729,6 +7036,7 @@
         <w:spacing w:after="0" w:before="0" w:line="240" w:lineRule="auto"/>
       </w:pPr>
       <w:rPr>
+        <w:rFonts w:eastAsia="黑体"/>
         <w:b/>
         <w:bCs/>
         <w:color w:themeColor="background1" w:val="FFFFFF"/>
@@ -6751,6 +7059,7 @@
         <w:spacing w:after="0" w:before="0" w:line="240" w:lineRule="auto"/>
       </w:pPr>
       <w:rPr>
+        <w:rFonts w:eastAsia="黑体"/>
         <w:color w:val="auto"/>
       </w:rPr>
       <w:tblPr/>
@@ -6768,6 +7077,7 @@
     </w:tblStylePr>
     <w:tblStylePr w:type="firstCol">
       <w:rPr>
+        <w:rFonts w:eastAsia="黑体"/>
         <w:b/>
         <w:bCs/>
         <w:color w:themeColor="background1" w:val="FFFFFF"/>
@@ -6787,6 +7097,7 @@
     </w:tblStylePr>
     <w:tblStylePr w:type="lastCol">
       <w:rPr>
+        <w:rFonts w:eastAsia="黑体"/>
         <w:b/>
         <w:bCs/>
         <w:color w:themeColor="background1" w:val="FFFFFF"/>
@@ -6835,6 +7146,7 @@
     </w:tblStylePr>
     <w:tblStylePr w:type="nwCell">
       <w:rPr>
+        <w:rFonts w:eastAsia="黑体"/>
         <w:color w:themeColor="background1" w:val="FFFFFF"/>
       </w:rPr>
       <w:tblPr/>
@@ -6878,6 +7190,7 @@
         <w:spacing w:after="0" w:before="0" w:line="240" w:lineRule="auto"/>
       </w:pPr>
       <w:rPr>
+        <w:rFonts w:eastAsia="黑体"/>
         <w:b/>
         <w:bCs/>
         <w:color w:themeColor="background1" w:val="FFFFFF"/>
@@ -6900,6 +7213,7 @@
         <w:spacing w:after="0" w:before="0" w:line="240" w:lineRule="auto"/>
       </w:pPr>
       <w:rPr>
+        <w:rFonts w:eastAsia="黑体"/>
         <w:color w:val="auto"/>
       </w:rPr>
       <w:tblPr/>
@@ -6917,6 +7231,7 @@
     </w:tblStylePr>
     <w:tblStylePr w:type="firstCol">
       <w:rPr>
+        <w:rFonts w:eastAsia="黑体"/>
         <w:b/>
         <w:bCs/>
         <w:color w:themeColor="background1" w:val="FFFFFF"/>
@@ -6936,6 +7251,7 @@
     </w:tblStylePr>
     <w:tblStylePr w:type="lastCol">
       <w:rPr>
+        <w:rFonts w:eastAsia="黑体"/>
         <w:b/>
         <w:bCs/>
         <w:color w:themeColor="background1" w:val="FFFFFF"/>
@@ -6984,6 +7300,7 @@
     </w:tblStylePr>
     <w:tblStylePr w:type="nwCell">
       <w:rPr>
+        <w:rFonts w:eastAsia="黑体"/>
         <w:color w:themeColor="background1" w:val="FFFFFF"/>
       </w:rPr>
       <w:tblPr/>
@@ -7027,6 +7344,7 @@
         <w:spacing w:after="0" w:before="0" w:line="240" w:lineRule="auto"/>
       </w:pPr>
       <w:rPr>
+        <w:rFonts w:eastAsia="黑体"/>
         <w:b/>
         <w:bCs/>
         <w:color w:themeColor="background1" w:val="FFFFFF"/>
@@ -7049,6 +7367,7 @@
         <w:spacing w:after="0" w:before="0" w:line="240" w:lineRule="auto"/>
       </w:pPr>
       <w:rPr>
+        <w:rFonts w:eastAsia="黑体"/>
         <w:color w:val="auto"/>
       </w:rPr>
       <w:tblPr/>
@@ -7066,6 +7385,7 @@
     </w:tblStylePr>
     <w:tblStylePr w:type="firstCol">
       <w:rPr>
+        <w:rFonts w:eastAsia="黑体"/>
         <w:b/>
         <w:bCs/>
         <w:color w:themeColor="background1" w:val="FFFFFF"/>
@@ -7085,6 +7405,7 @@
     </w:tblStylePr>
     <w:tblStylePr w:type="lastCol">
       <w:rPr>
+        <w:rFonts w:eastAsia="黑体"/>
         <w:b/>
         <w:bCs/>
         <w:color w:themeColor="background1" w:val="FFFFFF"/>
@@ -7133,6 +7454,7 @@
     </w:tblStylePr>
     <w:tblStylePr w:type="nwCell">
       <w:rPr>
+        <w:rFonts w:eastAsia="黑体"/>
         <w:color w:themeColor="background1" w:val="FFFFFF"/>
       </w:rPr>
       <w:tblPr/>
@@ -7176,6 +7498,7 @@
         <w:spacing w:after="0" w:before="0" w:line="240" w:lineRule="auto"/>
       </w:pPr>
       <w:rPr>
+        <w:rFonts w:eastAsia="黑体"/>
         <w:b/>
         <w:bCs/>
         <w:color w:themeColor="background1" w:val="FFFFFF"/>
@@ -7198,6 +7521,7 @@
         <w:spacing w:after="0" w:before="0" w:line="240" w:lineRule="auto"/>
       </w:pPr>
       <w:rPr>
+        <w:rFonts w:eastAsia="黑体"/>
         <w:color w:val="auto"/>
       </w:rPr>
       <w:tblPr/>
@@ -7215,6 +7539,7 @@
     </w:tblStylePr>
     <w:tblStylePr w:type="firstCol">
       <w:rPr>
+        <w:rFonts w:eastAsia="黑体"/>
         <w:b/>
         <w:bCs/>
         <w:color w:themeColor="background1" w:val="FFFFFF"/>
@@ -7234,6 +7559,7 @@
     </w:tblStylePr>
     <w:tblStylePr w:type="lastCol">
       <w:rPr>
+        <w:rFonts w:eastAsia="黑体"/>
         <w:b/>
         <w:bCs/>
         <w:color w:themeColor="background1" w:val="FFFFFF"/>
@@ -7282,6 +7608,7 @@
     </w:tblStylePr>
     <w:tblStylePr w:type="nwCell">
       <w:rPr>
+        <w:rFonts w:eastAsia="黑体"/>
         <w:color w:themeColor="background1" w:val="FFFFFF"/>
       </w:rPr>
       <w:tblPr/>
@@ -7325,6 +7652,7 @@
         <w:spacing w:after="0" w:before="0" w:line="240" w:lineRule="auto"/>
       </w:pPr>
       <w:rPr>
+        <w:rFonts w:eastAsia="黑体"/>
         <w:b/>
         <w:bCs/>
         <w:color w:themeColor="background1" w:val="FFFFFF"/>
@@ -7347,6 +7675,7 @@
         <w:spacing w:after="0" w:before="0" w:line="240" w:lineRule="auto"/>
       </w:pPr>
       <w:rPr>
+        <w:rFonts w:eastAsia="黑体"/>
         <w:color w:val="auto"/>
       </w:rPr>
       <w:tblPr/>
@@ -7364,6 +7693,7 @@
     </w:tblStylePr>
     <w:tblStylePr w:type="firstCol">
       <w:rPr>
+        <w:rFonts w:eastAsia="黑体"/>
         <w:b/>
         <w:bCs/>
         <w:color w:themeColor="background1" w:val="FFFFFF"/>
@@ -7383,6 +7713,7 @@
     </w:tblStylePr>
     <w:tblStylePr w:type="lastCol">
       <w:rPr>
+        <w:rFonts w:eastAsia="黑体"/>
         <w:b/>
         <w:bCs/>
         <w:color w:themeColor="background1" w:val="FFFFFF"/>
@@ -7431,6 +7762,7 @@
     </w:tblStylePr>
     <w:tblStylePr w:type="nwCell">
       <w:rPr>
+        <w:rFonts w:eastAsia="黑体"/>
         <w:color w:themeColor="background1" w:val="FFFFFF"/>
       </w:rPr>
       <w:tblPr/>
@@ -7474,6 +7806,7 @@
         <w:spacing w:after="0" w:before="0" w:line="240" w:lineRule="auto"/>
       </w:pPr>
       <w:rPr>
+        <w:rFonts w:eastAsia="黑体"/>
         <w:b/>
         <w:bCs/>
         <w:color w:themeColor="background1" w:val="FFFFFF"/>
@@ -7496,6 +7829,7 @@
         <w:spacing w:after="0" w:before="0" w:line="240" w:lineRule="auto"/>
       </w:pPr>
       <w:rPr>
+        <w:rFonts w:eastAsia="黑体"/>
         <w:color w:val="auto"/>
       </w:rPr>
       <w:tblPr/>
@@ -7513,6 +7847,7 @@
     </w:tblStylePr>
     <w:tblStylePr w:type="firstCol">
       <w:rPr>
+        <w:rFonts w:eastAsia="黑体"/>
         <w:b/>
         <w:bCs/>
         <w:color w:themeColor="background1" w:val="FFFFFF"/>
@@ -7532,6 +7867,7 @@
     </w:tblStylePr>
     <w:tblStylePr w:type="lastCol">
       <w:rPr>
+        <w:rFonts w:eastAsia="黑体"/>
         <w:b/>
         <w:bCs/>
         <w:color w:themeColor="background1" w:val="FFFFFF"/>
@@ -7580,6 +7916,7 @@
     </w:tblStylePr>
     <w:tblStylePr w:type="nwCell">
       <w:rPr>
+        <w:rFonts w:eastAsia="黑体"/>
         <w:color w:themeColor="background1" w:val="FFFFFF"/>
       </w:rPr>
       <w:tblPr/>
@@ -7623,6 +7960,7 @@
         <w:spacing w:after="0" w:before="0" w:line="240" w:lineRule="auto"/>
       </w:pPr>
       <w:rPr>
+        <w:rFonts w:eastAsia="黑体"/>
         <w:b/>
         <w:bCs/>
         <w:color w:themeColor="background1" w:val="FFFFFF"/>
@@ -7645,6 +7983,7 @@
         <w:spacing w:after="0" w:before="0" w:line="240" w:lineRule="auto"/>
       </w:pPr>
       <w:rPr>
+        <w:rFonts w:eastAsia="黑体"/>
         <w:color w:val="auto"/>
       </w:rPr>
       <w:tblPr/>
@@ -7662,6 +8001,7 @@
     </w:tblStylePr>
     <w:tblStylePr w:type="firstCol">
       <w:rPr>
+        <w:rFonts w:eastAsia="黑体"/>
         <w:b/>
         <w:bCs/>
         <w:color w:themeColor="background1" w:val="FFFFFF"/>
@@ -7681,6 +8021,7 @@
     </w:tblStylePr>
     <w:tblStylePr w:type="lastCol">
       <w:rPr>
+        <w:rFonts w:eastAsia="黑体"/>
         <w:b/>
         <w:bCs/>
         <w:color w:themeColor="background1" w:val="FFFFFF"/>
@@ -7729,6 +8070,7 @@
     </w:tblStylePr>
     <w:tblStylePr w:type="nwCell">
       <w:rPr>
+        <w:rFonts w:eastAsia="黑体"/>
         <w:color w:themeColor="background1" w:val="FFFFFF"/>
       </w:rPr>
       <w:tblPr/>
@@ -7753,6 +8095,7 @@
       <w:spacing w:after="0" w:line="240" w:lineRule="auto"/>
     </w:pPr>
     <w:rPr>
+      <w:rFonts w:eastAsia="黑体"/>
       <w:color w:themeColor="text1" w:val="000000"/>
     </w:rPr>
     <w:tblPr>
@@ -7772,7 +8115,7 @@
     </w:tblPr>
     <w:tblStylePr w:type="firstRow">
       <w:rPr>
-        <w:rFonts w:asciiTheme="majorHAnsi" w:cstheme="majorBidi" w:eastAsiaTheme="majorEastAsia" w:hAnsiTheme="majorHAnsi"/>
+        <w:rFonts w:asciiTheme="majorHAnsi" w:cstheme="majorBidi" w:hAnsiTheme="majorHAnsi" w:eastAsia="黑体"/>
       </w:rPr>
       <w:tblPr/>
       <w:tcPr>
@@ -7784,6 +8127,7 @@
     </w:tblStylePr>
     <w:tblStylePr w:type="lastRow">
       <w:rPr>
+        <w:rFonts w:eastAsia="黑体"/>
         <w:b/>
         <w:bCs/>
         <w:color w:themeColor="text2" w:val="1F497D"/>
@@ -7798,12 +8142,14 @@
     </w:tblStylePr>
     <w:tblStylePr w:type="firstCol">
       <w:rPr>
+        <w:rFonts w:eastAsia="黑体"/>
         <w:b/>
         <w:bCs/>
       </w:rPr>
     </w:tblStylePr>
     <w:tblStylePr w:type="lastCol">
       <w:rPr>
+        <w:rFonts w:eastAsia="黑体"/>
         <w:b/>
         <w:bCs/>
       </w:rPr>
@@ -7837,6 +8183,7 @@
       <w:spacing w:after="0" w:line="240" w:lineRule="auto"/>
     </w:pPr>
     <w:rPr>
+      <w:rFonts w:eastAsia="黑体"/>
       <w:color w:themeColor="text1" w:val="000000"/>
     </w:rPr>
     <w:tblPr>
@@ -7856,7 +8203,7 @@
     </w:tblPr>
     <w:tblStylePr w:type="firstRow">
       <w:rPr>
-        <w:rFonts w:asciiTheme="majorHAnsi" w:cstheme="majorBidi" w:eastAsiaTheme="majorEastAsia" w:hAnsiTheme="majorHAnsi"/>
+        <w:rFonts w:asciiTheme="majorHAnsi" w:cstheme="majorBidi" w:hAnsiTheme="majorHAnsi" w:eastAsia="黑体"/>
       </w:rPr>
       <w:tblPr/>
       <w:tcPr>
@@ -7868,6 +8215,7 @@
     </w:tblStylePr>
     <w:tblStylePr w:type="lastRow">
       <w:rPr>
+        <w:rFonts w:eastAsia="黑体"/>
         <w:b/>
         <w:bCs/>
         <w:color w:themeColor="text2" w:val="1F497D"/>
@@ -7882,12 +8230,14 @@
     </w:tblStylePr>
     <w:tblStylePr w:type="firstCol">
       <w:rPr>
+        <w:rFonts w:eastAsia="黑体"/>
         <w:b/>
         <w:bCs/>
       </w:rPr>
     </w:tblStylePr>
     <w:tblStylePr w:type="lastCol">
       <w:rPr>
+        <w:rFonts w:eastAsia="黑体"/>
         <w:b/>
         <w:bCs/>
       </w:rPr>
@@ -7921,6 +8271,7 @@
       <w:spacing w:after="0" w:line="240" w:lineRule="auto"/>
     </w:pPr>
     <w:rPr>
+      <w:rFonts w:eastAsia="黑体"/>
       <w:color w:themeColor="text1" w:val="000000"/>
     </w:rPr>
     <w:tblPr>
@@ -7940,7 +8291,7 @@
     </w:tblPr>
     <w:tblStylePr w:type="firstRow">
       <w:rPr>
-        <w:rFonts w:asciiTheme="majorHAnsi" w:cstheme="majorBidi" w:eastAsiaTheme="majorEastAsia" w:hAnsiTheme="majorHAnsi"/>
+        <w:rFonts w:asciiTheme="majorHAnsi" w:cstheme="majorBidi" w:hAnsiTheme="majorHAnsi" w:eastAsia="黑体"/>
       </w:rPr>
       <w:tblPr/>
       <w:tcPr>
@@ -7952,6 +8303,7 @@
     </w:tblStylePr>
     <w:tblStylePr w:type="lastRow">
       <w:rPr>
+        <w:rFonts w:eastAsia="黑体"/>
         <w:b/>
         <w:bCs/>
         <w:color w:themeColor="text2" w:val="1F497D"/>
@@ -7966,12 +8318,14 @@
     </w:tblStylePr>
     <w:tblStylePr w:type="firstCol">
       <w:rPr>
+        <w:rFonts w:eastAsia="黑体"/>
         <w:b/>
         <w:bCs/>
       </w:rPr>
     </w:tblStylePr>
     <w:tblStylePr w:type="lastCol">
       <w:rPr>
+        <w:rFonts w:eastAsia="黑体"/>
         <w:b/>
         <w:bCs/>
       </w:rPr>
@@ -8005,6 +8359,7 @@
       <w:spacing w:after="0" w:line="240" w:lineRule="auto"/>
     </w:pPr>
     <w:rPr>
+      <w:rFonts w:eastAsia="黑体"/>
       <w:color w:themeColor="text1" w:val="000000"/>
     </w:rPr>
     <w:tblPr>
@@ -8024,7 +8379,7 @@
     </w:tblPr>
     <w:tblStylePr w:type="firstRow">
       <w:rPr>
-        <w:rFonts w:asciiTheme="majorHAnsi" w:cstheme="majorBidi" w:eastAsiaTheme="majorEastAsia" w:hAnsiTheme="majorHAnsi"/>
+        <w:rFonts w:asciiTheme="majorHAnsi" w:cstheme="majorBidi" w:hAnsiTheme="majorHAnsi" w:eastAsia="黑体"/>
       </w:rPr>
       <w:tblPr/>
       <w:tcPr>
@@ -8036,6 +8391,7 @@
     </w:tblStylePr>
     <w:tblStylePr w:type="lastRow">
       <w:rPr>
+        <w:rFonts w:eastAsia="黑体"/>
         <w:b/>
         <w:bCs/>
         <w:color w:themeColor="text2" w:val="1F497D"/>
@@ -8050,12 +8406,14 @@
     </w:tblStylePr>
     <w:tblStylePr w:type="firstCol">
       <w:rPr>
+        <w:rFonts w:eastAsia="黑体"/>
         <w:b/>
         <w:bCs/>
       </w:rPr>
     </w:tblStylePr>
     <w:tblStylePr w:type="lastCol">
       <w:rPr>
+        <w:rFonts w:eastAsia="黑体"/>
         <w:b/>
         <w:bCs/>
       </w:rPr>
@@ -8089,6 +8447,7 @@
       <w:spacing w:after="0" w:line="240" w:lineRule="auto"/>
     </w:pPr>
     <w:rPr>
+      <w:rFonts w:eastAsia="黑体"/>
       <w:color w:themeColor="text1" w:val="000000"/>
     </w:rPr>
     <w:tblPr>
@@ -8108,7 +8467,7 @@
     </w:tblPr>
     <w:tblStylePr w:type="firstRow">
       <w:rPr>
-        <w:rFonts w:asciiTheme="majorHAnsi" w:cstheme="majorBidi" w:eastAsiaTheme="majorEastAsia" w:hAnsiTheme="majorHAnsi"/>
+        <w:rFonts w:asciiTheme="majorHAnsi" w:cstheme="majorBidi" w:hAnsiTheme="majorHAnsi" w:eastAsia="黑体"/>
       </w:rPr>
       <w:tblPr/>
       <w:tcPr>
@@ -8120,6 +8479,7 @@
     </w:tblStylePr>
     <w:tblStylePr w:type="lastRow">
       <w:rPr>
+        <w:rFonts w:eastAsia="黑体"/>
         <w:b/>
         <w:bCs/>
         <w:color w:themeColor="text2" w:val="1F497D"/>
@@ -8134,12 +8494,14 @@
     </w:tblStylePr>
     <w:tblStylePr w:type="firstCol">
       <w:rPr>
+        <w:rFonts w:eastAsia="黑体"/>
         <w:b/>
         <w:bCs/>
       </w:rPr>
     </w:tblStylePr>
     <w:tblStylePr w:type="lastCol">
       <w:rPr>
+        <w:rFonts w:eastAsia="黑体"/>
         <w:b/>
         <w:bCs/>
       </w:rPr>
@@ -8173,6 +8535,7 @@
       <w:spacing w:after="0" w:line="240" w:lineRule="auto"/>
     </w:pPr>
     <w:rPr>
+      <w:rFonts w:eastAsia="黑体"/>
       <w:color w:themeColor="text1" w:val="000000"/>
     </w:rPr>
     <w:tblPr>
@@ -8192,7 +8555,7 @@
     </w:tblPr>
     <w:tblStylePr w:type="firstRow">
       <w:rPr>
-        <w:rFonts w:asciiTheme="majorHAnsi" w:cstheme="majorBidi" w:eastAsiaTheme="majorEastAsia" w:hAnsiTheme="majorHAnsi"/>
+        <w:rFonts w:asciiTheme="majorHAnsi" w:cstheme="majorBidi" w:hAnsiTheme="majorHAnsi" w:eastAsia="黑体"/>
       </w:rPr>
       <w:tblPr/>
       <w:tcPr>
@@ -8204,6 +8567,7 @@
     </w:tblStylePr>
     <w:tblStylePr w:type="lastRow">
       <w:rPr>
+        <w:rFonts w:eastAsia="黑体"/>
         <w:b/>
         <w:bCs/>
         <w:color w:themeColor="text2" w:val="1F497D"/>
@@ -8218,12 +8582,14 @@
     </w:tblStylePr>
     <w:tblStylePr w:type="firstCol">
       <w:rPr>
+        <w:rFonts w:eastAsia="黑体"/>
         <w:b/>
         <w:bCs/>
       </w:rPr>
     </w:tblStylePr>
     <w:tblStylePr w:type="lastCol">
       <w:rPr>
+        <w:rFonts w:eastAsia="黑体"/>
         <w:b/>
         <w:bCs/>
       </w:rPr>
@@ -8257,6 +8623,7 @@
       <w:spacing w:after="0" w:line="240" w:lineRule="auto"/>
     </w:pPr>
     <w:rPr>
+      <w:rFonts w:eastAsia="黑体"/>
       <w:color w:themeColor="text1" w:val="000000"/>
     </w:rPr>
     <w:tblPr>
@@ -8276,7 +8643,7 @@
     </w:tblPr>
     <w:tblStylePr w:type="firstRow">
       <w:rPr>
-        <w:rFonts w:asciiTheme="majorHAnsi" w:cstheme="majorBidi" w:eastAsiaTheme="majorEastAsia" w:hAnsiTheme="majorHAnsi"/>
+        <w:rFonts w:asciiTheme="majorHAnsi" w:cstheme="majorBidi" w:hAnsiTheme="majorHAnsi" w:eastAsia="黑体"/>
       </w:rPr>
       <w:tblPr/>
       <w:tcPr>
@@ -8288,6 +8655,7 @@
     </w:tblStylePr>
     <w:tblStylePr w:type="lastRow">
       <w:rPr>
+        <w:rFonts w:eastAsia="黑体"/>
         <w:b/>
         <w:bCs/>
         <w:color w:themeColor="text2" w:val="1F497D"/>
@@ -8302,12 +8670,14 @@
     </w:tblStylePr>
     <w:tblStylePr w:type="firstCol">
       <w:rPr>
+        <w:rFonts w:eastAsia="黑体"/>
         <w:b/>
         <w:bCs/>
       </w:rPr>
     </w:tblStylePr>
     <w:tblStylePr w:type="lastCol">
       <w:rPr>
+        <w:rFonts w:eastAsia="黑体"/>
         <w:b/>
         <w:bCs/>
       </w:rPr>
@@ -8341,7 +8711,7 @@
       <w:spacing w:after="0" w:line="240" w:lineRule="auto"/>
     </w:pPr>
     <w:rPr>
-      <w:rFonts w:asciiTheme="majorHAnsi" w:cstheme="majorBidi" w:eastAsiaTheme="majorEastAsia" w:hAnsiTheme="majorHAnsi"/>
+      <w:rFonts w:asciiTheme="majorHAnsi" w:cstheme="majorBidi" w:hAnsiTheme="majorHAnsi" w:eastAsia="黑体"/>
       <w:color w:themeColor="text1" w:val="000000"/>
     </w:rPr>
     <w:tblPr>
@@ -8363,6 +8733,7 @@
     </w:tblPr>
     <w:tblStylePr w:type="firstRow">
       <w:rPr>
+        <w:rFonts w:eastAsia="黑体"/>
         <w:sz w:val="24"/>
         <w:szCs w:val="24"/>
       </w:rPr>
@@ -8469,7 +8840,7 @@
       <w:spacing w:after="0" w:line="240" w:lineRule="auto"/>
     </w:pPr>
     <w:rPr>
-      <w:rFonts w:asciiTheme="majorHAnsi" w:cstheme="majorBidi" w:eastAsiaTheme="majorEastAsia" w:hAnsiTheme="majorHAnsi"/>
+      <w:rFonts w:asciiTheme="majorHAnsi" w:cstheme="majorBidi" w:hAnsiTheme="majorHAnsi" w:eastAsia="黑体"/>
       <w:color w:themeColor="text1" w:val="000000"/>
     </w:rPr>
     <w:tblPr>
@@ -8491,6 +8862,7 @@
     </w:tblPr>
     <w:tblStylePr w:type="firstRow">
       <w:rPr>
+        <w:rFonts w:eastAsia="黑体"/>
         <w:sz w:val="24"/>
         <w:szCs w:val="24"/>
       </w:rPr>
@@ -8597,7 +8969,7 @@
       <w:spacing w:after="0" w:line="240" w:lineRule="auto"/>
     </w:pPr>
     <w:rPr>
-      <w:rFonts w:asciiTheme="majorHAnsi" w:cstheme="majorBidi" w:eastAsiaTheme="majorEastAsia" w:hAnsiTheme="majorHAnsi"/>
+      <w:rFonts w:asciiTheme="majorHAnsi" w:cstheme="majorBidi" w:hAnsiTheme="majorHAnsi" w:eastAsia="黑体"/>
       <w:color w:themeColor="text1" w:val="000000"/>
     </w:rPr>
     <w:tblPr>
@@ -8619,6 +8991,7 @@
     </w:tblPr>
     <w:tblStylePr w:type="firstRow">
       <w:rPr>
+        <w:rFonts w:eastAsia="黑体"/>
         <w:sz w:val="24"/>
         <w:szCs w:val="24"/>
       </w:rPr>
@@ -8725,7 +9098,7 @@
       <w:spacing w:after="0" w:line="240" w:lineRule="auto"/>
     </w:pPr>
     <w:rPr>
-      <w:rFonts w:asciiTheme="majorHAnsi" w:cstheme="majorBidi" w:eastAsiaTheme="majorEastAsia" w:hAnsiTheme="majorHAnsi"/>
+      <w:rFonts w:asciiTheme="majorHAnsi" w:cstheme="majorBidi" w:hAnsiTheme="majorHAnsi" w:eastAsia="黑体"/>
       <w:color w:themeColor="text1" w:val="000000"/>
     </w:rPr>
     <w:tblPr>
@@ -8747,6 +9120,7 @@
     </w:tblPr>
     <w:tblStylePr w:type="firstRow">
       <w:rPr>
+        <w:rFonts w:eastAsia="黑体"/>
         <w:sz w:val="24"/>
         <w:szCs w:val="24"/>
       </w:rPr>
@@ -8853,7 +9227,7 @@
       <w:spacing w:after="0" w:line="240" w:lineRule="auto"/>
     </w:pPr>
     <w:rPr>
-      <w:rFonts w:asciiTheme="majorHAnsi" w:cstheme="majorBidi" w:eastAsiaTheme="majorEastAsia" w:hAnsiTheme="majorHAnsi"/>
+      <w:rFonts w:asciiTheme="majorHAnsi" w:cstheme="majorBidi" w:hAnsiTheme="majorHAnsi" w:eastAsia="黑体"/>
       <w:color w:themeColor="text1" w:val="000000"/>
     </w:rPr>
     <w:tblPr>
@@ -8875,6 +9249,7 @@
     </w:tblPr>
     <w:tblStylePr w:type="firstRow">
       <w:rPr>
+        <w:rFonts w:eastAsia="黑体"/>
         <w:sz w:val="24"/>
         <w:szCs w:val="24"/>
       </w:rPr>
@@ -8981,7 +9356,7 @@
       <w:spacing w:after="0" w:line="240" w:lineRule="auto"/>
     </w:pPr>
     <w:rPr>
-      <w:rFonts w:asciiTheme="majorHAnsi" w:cstheme="majorBidi" w:eastAsiaTheme="majorEastAsia" w:hAnsiTheme="majorHAnsi"/>
+      <w:rFonts w:asciiTheme="majorHAnsi" w:cstheme="majorBidi" w:hAnsiTheme="majorHAnsi" w:eastAsia="黑体"/>
       <w:color w:themeColor="text1" w:val="000000"/>
     </w:rPr>
     <w:tblPr>
@@ -9003,6 +9378,7 @@
     </w:tblPr>
     <w:tblStylePr w:type="firstRow">
       <w:rPr>
+        <w:rFonts w:eastAsia="黑体"/>
         <w:sz w:val="24"/>
         <w:szCs w:val="24"/>
       </w:rPr>
@@ -9109,7 +9485,7 @@
       <w:spacing w:after="0" w:line="240" w:lineRule="auto"/>
     </w:pPr>
     <w:rPr>
-      <w:rFonts w:asciiTheme="majorHAnsi" w:cstheme="majorBidi" w:eastAsiaTheme="majorEastAsia" w:hAnsiTheme="majorHAnsi"/>
+      <w:rFonts w:asciiTheme="majorHAnsi" w:cstheme="majorBidi" w:hAnsiTheme="majorHAnsi" w:eastAsia="黑体"/>
       <w:color w:themeColor="text1" w:val="000000"/>
     </w:rPr>
     <w:tblPr>
@@ -9131,6 +9507,7 @@
     </w:tblPr>
     <w:tblStylePr w:type="firstRow">
       <w:rPr>
+        <w:rFonts w:eastAsia="黑体"/>
         <w:sz w:val="24"/>
         <w:szCs w:val="24"/>
       </w:rPr>
@@ -9260,12 +9637,14 @@
     </w:tcPr>
     <w:tblStylePr w:type="firstRow">
       <w:rPr>
+        <w:rFonts w:eastAsia="黑体"/>
         <w:b/>
         <w:bCs/>
       </w:rPr>
     </w:tblStylePr>
     <w:tblStylePr w:type="lastRow">
       <w:rPr>
+        <w:rFonts w:eastAsia="黑体"/>
         <w:b/>
         <w:bCs/>
       </w:rPr>
@@ -9278,12 +9657,14 @@
     </w:tblStylePr>
     <w:tblStylePr w:type="firstCol">
       <w:rPr>
+        <w:rFonts w:eastAsia="黑体"/>
         <w:b/>
         <w:bCs/>
       </w:rPr>
     </w:tblStylePr>
     <w:tblStylePr w:type="lastCol">
       <w:rPr>
+        <w:rFonts w:eastAsia="黑体"/>
         <w:b/>
         <w:bCs/>
       </w:rPr>
@@ -9333,12 +9714,14 @@
     </w:tcPr>
     <w:tblStylePr w:type="firstRow">
       <w:rPr>
+        <w:rFonts w:eastAsia="黑体"/>
         <w:b/>
         <w:bCs/>
       </w:rPr>
     </w:tblStylePr>
     <w:tblStylePr w:type="lastRow">
       <w:rPr>
+        <w:rFonts w:eastAsia="黑体"/>
         <w:b/>
         <w:bCs/>
       </w:rPr>
@@ -9351,12 +9734,14 @@
     </w:tblStylePr>
     <w:tblStylePr w:type="firstCol">
       <w:rPr>
+        <w:rFonts w:eastAsia="黑体"/>
         <w:b/>
         <w:bCs/>
       </w:rPr>
     </w:tblStylePr>
     <w:tblStylePr w:type="lastCol">
       <w:rPr>
+        <w:rFonts w:eastAsia="黑体"/>
         <w:b/>
         <w:bCs/>
       </w:rPr>
@@ -9406,12 +9791,14 @@
     </w:tcPr>
     <w:tblStylePr w:type="firstRow">
       <w:rPr>
+        <w:rFonts w:eastAsia="黑体"/>
         <w:b/>
         <w:bCs/>
       </w:rPr>
     </w:tblStylePr>
     <w:tblStylePr w:type="lastRow">
       <w:rPr>
+        <w:rFonts w:eastAsia="黑体"/>
         <w:b/>
         <w:bCs/>
       </w:rPr>
@@ -9424,12 +9811,14 @@
     </w:tblStylePr>
     <w:tblStylePr w:type="firstCol">
       <w:rPr>
+        <w:rFonts w:eastAsia="黑体"/>
         <w:b/>
         <w:bCs/>
       </w:rPr>
     </w:tblStylePr>
     <w:tblStylePr w:type="lastCol">
       <w:rPr>
+        <w:rFonts w:eastAsia="黑体"/>
         <w:b/>
         <w:bCs/>
       </w:rPr>
@@ -9479,12 +9868,14 @@
     </w:tcPr>
     <w:tblStylePr w:type="firstRow">
       <w:rPr>
+        <w:rFonts w:eastAsia="黑体"/>
         <w:b/>
         <w:bCs/>
       </w:rPr>
     </w:tblStylePr>
     <w:tblStylePr w:type="lastRow">
       <w:rPr>
+        <w:rFonts w:eastAsia="黑体"/>
         <w:b/>
         <w:bCs/>
       </w:rPr>
@@ -9497,12 +9888,14 @@
     </w:tblStylePr>
     <w:tblStylePr w:type="firstCol">
       <w:rPr>
+        <w:rFonts w:eastAsia="黑体"/>
         <w:b/>
         <w:bCs/>
       </w:rPr>
     </w:tblStylePr>
     <w:tblStylePr w:type="lastCol">
       <w:rPr>
+        <w:rFonts w:eastAsia="黑体"/>
         <w:b/>
         <w:bCs/>
       </w:rPr>
@@ -9552,12 +9945,14 @@
     </w:tcPr>
     <w:tblStylePr w:type="firstRow">
       <w:rPr>
+        <w:rFonts w:eastAsia="黑体"/>
         <w:b/>
         <w:bCs/>
       </w:rPr>
     </w:tblStylePr>
     <w:tblStylePr w:type="lastRow">
       <w:rPr>
+        <w:rFonts w:eastAsia="黑体"/>
         <w:b/>
         <w:bCs/>
       </w:rPr>
@@ -9570,12 +9965,14 @@
     </w:tblStylePr>
     <w:tblStylePr w:type="firstCol">
       <w:rPr>
+        <w:rFonts w:eastAsia="黑体"/>
         <w:b/>
         <w:bCs/>
       </w:rPr>
     </w:tblStylePr>
     <w:tblStylePr w:type="lastCol">
       <w:rPr>
+        <w:rFonts w:eastAsia="黑体"/>
         <w:b/>
         <w:bCs/>
       </w:rPr>
@@ -9625,12 +10022,14 @@
     </w:tcPr>
     <w:tblStylePr w:type="firstRow">
       <w:rPr>
+        <w:rFonts w:eastAsia="黑体"/>
         <w:b/>
         <w:bCs/>
       </w:rPr>
     </w:tblStylePr>
     <w:tblStylePr w:type="lastRow">
       <w:rPr>
+        <w:rFonts w:eastAsia="黑体"/>
         <w:b/>
         <w:bCs/>
       </w:rPr>
@@ -9643,12 +10042,14 @@
     </w:tblStylePr>
     <w:tblStylePr w:type="firstCol">
       <w:rPr>
+        <w:rFonts w:eastAsia="黑体"/>
         <w:b/>
         <w:bCs/>
       </w:rPr>
     </w:tblStylePr>
     <w:tblStylePr w:type="lastCol">
       <w:rPr>
+        <w:rFonts w:eastAsia="黑体"/>
         <w:b/>
         <w:bCs/>
       </w:rPr>
@@ -9698,12 +10099,14 @@
     </w:tcPr>
     <w:tblStylePr w:type="firstRow">
       <w:rPr>
+        <w:rFonts w:eastAsia="黑体"/>
         <w:b/>
         <w:bCs/>
       </w:rPr>
     </w:tblStylePr>
     <w:tblStylePr w:type="lastRow">
       <w:rPr>
+        <w:rFonts w:eastAsia="黑体"/>
         <w:b/>
         <w:bCs/>
       </w:rPr>
@@ -9716,12 +10119,14 @@
     </w:tblStylePr>
     <w:tblStylePr w:type="firstCol">
       <w:rPr>
+        <w:rFonts w:eastAsia="黑体"/>
         <w:b/>
         <w:bCs/>
       </w:rPr>
     </w:tblStylePr>
     <w:tblStylePr w:type="lastCol">
       <w:rPr>
+        <w:rFonts w:eastAsia="黑体"/>
         <w:b/>
         <w:bCs/>
       </w:rPr>
@@ -9748,7 +10153,7 @@
       <w:spacing w:after="0" w:line="240" w:lineRule="auto"/>
     </w:pPr>
     <w:rPr>
-      <w:rFonts w:asciiTheme="majorHAnsi" w:cstheme="majorBidi" w:eastAsiaTheme="majorEastAsia" w:hAnsiTheme="majorHAnsi"/>
+      <w:rFonts w:asciiTheme="majorHAnsi" w:cstheme="majorBidi" w:hAnsiTheme="majorHAnsi" w:eastAsia="黑体"/>
       <w:color w:themeColor="text1" w:val="000000"/>
     </w:rPr>
     <w:tblPr>
@@ -9775,6 +10180,7 @@
     </w:tcPr>
     <w:tblStylePr w:type="firstRow">
       <w:rPr>
+        <w:rFonts w:eastAsia="黑体"/>
         <w:b/>
         <w:bCs/>
         <w:color w:themeColor="text1" w:val="000000"/>
@@ -9786,6 +10192,7 @@
     </w:tblStylePr>
     <w:tblStylePr w:type="lastRow">
       <w:rPr>
+        <w:rFonts w:eastAsia="黑体"/>
         <w:b/>
         <w:bCs/>
         <w:color w:themeColor="text1" w:val="000000"/>
@@ -9805,6 +10212,7 @@
     </w:tblStylePr>
     <w:tblStylePr w:type="firstCol">
       <w:rPr>
+        <w:rFonts w:eastAsia="黑体"/>
         <w:b/>
         <w:bCs/>
         <w:color w:themeColor="text1" w:val="000000"/>
@@ -9824,6 +10232,7 @@
     </w:tblStylePr>
     <w:tblStylePr w:type="lastCol">
       <w:rPr>
+        <w:rFonts w:eastAsia="黑体"/>
         <w:b w:val="0"/>
         <w:bCs w:val="0"/>
         <w:color w:themeColor="text1" w:val="000000"/>
@@ -9873,7 +10282,7 @@
       <w:spacing w:after="0" w:line="240" w:lineRule="auto"/>
     </w:pPr>
     <w:rPr>
-      <w:rFonts w:asciiTheme="majorHAnsi" w:cstheme="majorBidi" w:eastAsiaTheme="majorEastAsia" w:hAnsiTheme="majorHAnsi"/>
+      <w:rFonts w:asciiTheme="majorHAnsi" w:cstheme="majorBidi" w:hAnsiTheme="majorHAnsi" w:eastAsia="黑体"/>
       <w:color w:themeColor="text1" w:val="000000"/>
     </w:rPr>
     <w:tblPr>
@@ -9900,6 +10309,7 @@
     </w:tcPr>
     <w:tblStylePr w:type="firstRow">
       <w:rPr>
+        <w:rFonts w:eastAsia="黑体"/>
         <w:b/>
         <w:bCs/>
         <w:color w:themeColor="text1" w:val="000000"/>
@@ -9911,6 +10321,7 @@
     </w:tblStylePr>
     <w:tblStylePr w:type="lastRow">
       <w:rPr>
+        <w:rFonts w:eastAsia="黑体"/>
         <w:b/>
         <w:bCs/>
         <w:color w:themeColor="text1" w:val="000000"/>
@@ -9930,6 +10341,7 @@
     </w:tblStylePr>
     <w:tblStylePr w:type="firstCol">
       <w:rPr>
+        <w:rFonts w:eastAsia="黑体"/>
         <w:b/>
         <w:bCs/>
         <w:color w:themeColor="text1" w:val="000000"/>
@@ -9949,6 +10361,7 @@
     </w:tblStylePr>
     <w:tblStylePr w:type="lastCol">
       <w:rPr>
+        <w:rFonts w:eastAsia="黑体"/>
         <w:b w:val="0"/>
         <w:bCs w:val="0"/>
         <w:color w:themeColor="text1" w:val="000000"/>
@@ -9998,7 +10411,7 @@
       <w:spacing w:after="0" w:line="240" w:lineRule="auto"/>
     </w:pPr>
     <w:rPr>
-      <w:rFonts w:asciiTheme="majorHAnsi" w:cstheme="majorBidi" w:eastAsiaTheme="majorEastAsia" w:hAnsiTheme="majorHAnsi"/>
+      <w:rFonts w:asciiTheme="majorHAnsi" w:cstheme="majorBidi" w:hAnsiTheme="majorHAnsi" w:eastAsia="黑体"/>
       <w:color w:themeColor="text1" w:val="000000"/>
     </w:rPr>
     <w:tblPr>
@@ -10025,6 +10438,7 @@
     </w:tcPr>
     <w:tblStylePr w:type="firstRow">
       <w:rPr>
+        <w:rFonts w:eastAsia="黑体"/>
         <w:b/>
         <w:bCs/>
         <w:color w:themeColor="text1" w:val="000000"/>
@@ -10036,6 +10450,7 @@
     </w:tblStylePr>
     <w:tblStylePr w:type="lastRow">
       <w:rPr>
+        <w:rFonts w:eastAsia="黑体"/>
         <w:b/>
         <w:bCs/>
         <w:color w:themeColor="text1" w:val="000000"/>
@@ -10055,6 +10470,7 @@
     </w:tblStylePr>
     <w:tblStylePr w:type="firstCol">
       <w:rPr>
+        <w:rFonts w:eastAsia="黑体"/>
         <w:b/>
         <w:bCs/>
         <w:color w:themeColor="text1" w:val="000000"/>
@@ -10074,6 +10490,7 @@
     </w:tblStylePr>
     <w:tblStylePr w:type="lastCol">
       <w:rPr>
+        <w:rFonts w:eastAsia="黑体"/>
         <w:b w:val="0"/>
         <w:bCs w:val="0"/>
         <w:color w:themeColor="text1" w:val="000000"/>
@@ -10123,7 +10540,7 @@
       <w:spacing w:after="0" w:line="240" w:lineRule="auto"/>
     </w:pPr>
     <w:rPr>
-      <w:rFonts w:asciiTheme="majorHAnsi" w:cstheme="majorBidi" w:eastAsiaTheme="majorEastAsia" w:hAnsiTheme="majorHAnsi"/>
+      <w:rFonts w:asciiTheme="majorHAnsi" w:cstheme="majorBidi" w:hAnsiTheme="majorHAnsi" w:eastAsia="黑体"/>
       <w:color w:themeColor="text1" w:val="000000"/>
     </w:rPr>
     <w:tblPr>
@@ -10150,6 +10567,7 @@
     </w:tcPr>
     <w:tblStylePr w:type="firstRow">
       <w:rPr>
+        <w:rFonts w:eastAsia="黑体"/>
         <w:b/>
         <w:bCs/>
         <w:color w:themeColor="text1" w:val="000000"/>
@@ -10161,6 +10579,7 @@
     </w:tblStylePr>
     <w:tblStylePr w:type="lastRow">
       <w:rPr>
+        <w:rFonts w:eastAsia="黑体"/>
         <w:b/>
         <w:bCs/>
         <w:color w:themeColor="text1" w:val="000000"/>
@@ -10180,6 +10599,7 @@
     </w:tblStylePr>
     <w:tblStylePr w:type="firstCol">
       <w:rPr>
+        <w:rFonts w:eastAsia="黑体"/>
         <w:b/>
         <w:bCs/>
         <w:color w:themeColor="text1" w:val="000000"/>
@@ -10199,6 +10619,7 @@
     </w:tblStylePr>
     <w:tblStylePr w:type="lastCol">
       <w:rPr>
+        <w:rFonts w:eastAsia="黑体"/>
         <w:b w:val="0"/>
         <w:bCs w:val="0"/>
         <w:color w:themeColor="text1" w:val="000000"/>
@@ -10248,7 +10669,7 @@
       <w:spacing w:after="0" w:line="240" w:lineRule="auto"/>
     </w:pPr>
     <w:rPr>
-      <w:rFonts w:asciiTheme="majorHAnsi" w:cstheme="majorBidi" w:eastAsiaTheme="majorEastAsia" w:hAnsiTheme="majorHAnsi"/>
+      <w:rFonts w:asciiTheme="majorHAnsi" w:cstheme="majorBidi" w:hAnsiTheme="majorHAnsi" w:eastAsia="黑体"/>
       <w:color w:themeColor="text1" w:val="000000"/>
     </w:rPr>
     <w:tblPr>
@@ -10275,6 +10696,7 @@
     </w:tcPr>
     <w:tblStylePr w:type="firstRow">
       <w:rPr>
+        <w:rFonts w:eastAsia="黑体"/>
         <w:b/>
         <w:bCs/>
         <w:color w:themeColor="text1" w:val="000000"/>
@@ -10286,6 +10708,7 @@
     </w:tblStylePr>
     <w:tblStylePr w:type="lastRow">
       <w:rPr>
+        <w:rFonts w:eastAsia="黑体"/>
         <w:b/>
         <w:bCs/>
         <w:color w:themeColor="text1" w:val="000000"/>
@@ -10305,6 +10728,7 @@
     </w:tblStylePr>
     <w:tblStylePr w:type="firstCol">
       <w:rPr>
+        <w:rFonts w:eastAsia="黑体"/>
         <w:b/>
         <w:bCs/>
         <w:color w:themeColor="text1" w:val="000000"/>
@@ -10324,6 +10748,7 @@
     </w:tblStylePr>
     <w:tblStylePr w:type="lastCol">
       <w:rPr>
+        <w:rFonts w:eastAsia="黑体"/>
         <w:b w:val="0"/>
         <w:bCs w:val="0"/>
         <w:color w:themeColor="text1" w:val="000000"/>
@@ -10373,7 +10798,7 @@
       <w:spacing w:after="0" w:line="240" w:lineRule="auto"/>
     </w:pPr>
     <w:rPr>
-      <w:rFonts w:asciiTheme="majorHAnsi" w:cstheme="majorBidi" w:eastAsiaTheme="majorEastAsia" w:hAnsiTheme="majorHAnsi"/>
+      <w:rFonts w:asciiTheme="majorHAnsi" w:cstheme="majorBidi" w:hAnsiTheme="majorHAnsi" w:eastAsia="黑体"/>
       <w:color w:themeColor="text1" w:val="000000"/>
     </w:rPr>
     <w:tblPr>
@@ -10400,6 +10825,7 @@
     </w:tcPr>
     <w:tblStylePr w:type="firstRow">
       <w:rPr>
+        <w:rFonts w:eastAsia="黑体"/>
         <w:b/>
         <w:bCs/>
         <w:color w:themeColor="text1" w:val="000000"/>
@@ -10411,6 +10837,7 @@
     </w:tblStylePr>
     <w:tblStylePr w:type="lastRow">
       <w:rPr>
+        <w:rFonts w:eastAsia="黑体"/>
         <w:b/>
         <w:bCs/>
         <w:color w:themeColor="text1" w:val="000000"/>
@@ -10430,6 +10857,7 @@
     </w:tblStylePr>
     <w:tblStylePr w:type="firstCol">
       <w:rPr>
+        <w:rFonts w:eastAsia="黑体"/>
         <w:b/>
         <w:bCs/>
         <w:color w:themeColor="text1" w:val="000000"/>
@@ -10449,6 +10877,7 @@
     </w:tblStylePr>
     <w:tblStylePr w:type="lastCol">
       <w:rPr>
+        <w:rFonts w:eastAsia="黑体"/>
         <w:b w:val="0"/>
         <w:bCs w:val="0"/>
         <w:color w:themeColor="text1" w:val="000000"/>
@@ -10498,7 +10927,7 @@
       <w:spacing w:after="0" w:line="240" w:lineRule="auto"/>
     </w:pPr>
     <w:rPr>
-      <w:rFonts w:asciiTheme="majorHAnsi" w:cstheme="majorBidi" w:eastAsiaTheme="majorEastAsia" w:hAnsiTheme="majorHAnsi"/>
+      <w:rFonts w:asciiTheme="majorHAnsi" w:cstheme="majorBidi" w:hAnsiTheme="majorHAnsi" w:eastAsia="黑体"/>
       <w:color w:themeColor="text1" w:val="000000"/>
     </w:rPr>
     <w:tblPr>
@@ -10525,6 +10954,7 @@
     </w:tcPr>
     <w:tblStylePr w:type="firstRow">
       <w:rPr>
+        <w:rFonts w:eastAsia="黑体"/>
         <w:b/>
         <w:bCs/>
         <w:color w:themeColor="text1" w:val="000000"/>
@@ -10536,6 +10966,7 @@
     </w:tblStylePr>
     <w:tblStylePr w:type="lastRow">
       <w:rPr>
+        <w:rFonts w:eastAsia="黑体"/>
         <w:b/>
         <w:bCs/>
         <w:color w:themeColor="text1" w:val="000000"/>
@@ -10555,6 +10986,7 @@
     </w:tblStylePr>
     <w:tblStylePr w:type="firstCol">
       <w:rPr>
+        <w:rFonts w:eastAsia="黑体"/>
         <w:b/>
         <w:bCs/>
         <w:color w:themeColor="text1" w:val="000000"/>
@@ -10574,6 +11006,7 @@
     </w:tblStylePr>
     <w:tblStylePr w:type="lastCol">
       <w:rPr>
+        <w:rFonts w:eastAsia="黑体"/>
         <w:b w:val="0"/>
         <w:bCs w:val="0"/>
         <w:color w:themeColor="text1" w:val="000000"/>
@@ -10646,6 +11079,7 @@
     </w:tcPr>
     <w:tblStylePr w:type="firstRow">
       <w:rPr>
+        <w:rFonts w:eastAsia="黑体"/>
         <w:b/>
         <w:bCs/>
         <w:i w:val="0"/>
@@ -10667,6 +11101,7 @@
     </w:tblStylePr>
     <w:tblStylePr w:type="lastRow">
       <w:rPr>
+        <w:rFonts w:eastAsia="黑体"/>
         <w:b/>
         <w:bCs/>
         <w:i w:val="0"/>
@@ -10688,6 +11123,7 @@
     </w:tblStylePr>
     <w:tblStylePr w:type="firstCol">
       <w:rPr>
+        <w:rFonts w:eastAsia="黑体"/>
         <w:b/>
         <w:bCs/>
         <w:i w:val="0"/>
@@ -10707,6 +11143,7 @@
     </w:tblStylePr>
     <w:tblStylePr w:type="lastCol">
       <w:rPr>
+        <w:rFonts w:eastAsia="黑体"/>
         <w:b/>
         <w:bCs/>
         <w:i w:val="0"/>
@@ -10787,6 +11224,7 @@
     </w:tcPr>
     <w:tblStylePr w:type="firstRow">
       <w:rPr>
+        <w:rFonts w:eastAsia="黑体"/>
         <w:b/>
         <w:bCs/>
         <w:i w:val="0"/>
@@ -10808,6 +11246,7 @@
     </w:tblStylePr>
     <w:tblStylePr w:type="lastRow">
       <w:rPr>
+        <w:rFonts w:eastAsia="黑体"/>
         <w:b/>
         <w:bCs/>
         <w:i w:val="0"/>
@@ -10829,6 +11268,7 @@
     </w:tblStylePr>
     <w:tblStylePr w:type="firstCol">
       <w:rPr>
+        <w:rFonts w:eastAsia="黑体"/>
         <w:b/>
         <w:bCs/>
         <w:i w:val="0"/>
@@ -10848,6 +11288,7 @@
     </w:tblStylePr>
     <w:tblStylePr w:type="lastCol">
       <w:rPr>
+        <w:rFonts w:eastAsia="黑体"/>
         <w:b/>
         <w:bCs/>
         <w:i w:val="0"/>
@@ -10928,6 +11369,7 @@
     </w:tcPr>
     <w:tblStylePr w:type="firstRow">
       <w:rPr>
+        <w:rFonts w:eastAsia="黑体"/>
         <w:b/>
         <w:bCs/>
         <w:i w:val="0"/>
@@ -10949,6 +11391,7 @@
     </w:tblStylePr>
     <w:tblStylePr w:type="lastRow">
       <w:rPr>
+        <w:rFonts w:eastAsia="黑体"/>
         <w:b/>
         <w:bCs/>
         <w:i w:val="0"/>
@@ -10970,6 +11413,7 @@
     </w:tblStylePr>
     <w:tblStylePr w:type="firstCol">
       <w:rPr>
+        <w:rFonts w:eastAsia="黑体"/>
         <w:b/>
         <w:bCs/>
         <w:i w:val="0"/>
@@ -10989,6 +11433,7 @@
     </w:tblStylePr>
     <w:tblStylePr w:type="lastCol">
       <w:rPr>
+        <w:rFonts w:eastAsia="黑体"/>
         <w:b/>
         <w:bCs/>
         <w:i w:val="0"/>
@@ -11069,6 +11514,7 @@
     </w:tcPr>
     <w:tblStylePr w:type="firstRow">
       <w:rPr>
+        <w:rFonts w:eastAsia="黑体"/>
         <w:b/>
         <w:bCs/>
         <w:i w:val="0"/>
@@ -11090,6 +11536,7 @@
     </w:tblStylePr>
     <w:tblStylePr w:type="lastRow">
       <w:rPr>
+        <w:rFonts w:eastAsia="黑体"/>
         <w:b/>
         <w:bCs/>
         <w:i w:val="0"/>
@@ -11111,6 +11558,7 @@
     </w:tblStylePr>
     <w:tblStylePr w:type="firstCol">
       <w:rPr>
+        <w:rFonts w:eastAsia="黑体"/>
         <w:b/>
         <w:bCs/>
         <w:i w:val="0"/>
@@ -11130,6 +11578,7 @@
     </w:tblStylePr>
     <w:tblStylePr w:type="lastCol">
       <w:rPr>
+        <w:rFonts w:eastAsia="黑体"/>
         <w:b/>
         <w:bCs/>
         <w:i w:val="0"/>
@@ -11210,6 +11659,7 @@
     </w:tcPr>
     <w:tblStylePr w:type="firstRow">
       <w:rPr>
+        <w:rFonts w:eastAsia="黑体"/>
         <w:b/>
         <w:bCs/>
         <w:i w:val="0"/>
@@ -11231,6 +11681,7 @@
     </w:tblStylePr>
     <w:tblStylePr w:type="lastRow">
       <w:rPr>
+        <w:rFonts w:eastAsia="黑体"/>
         <w:b/>
         <w:bCs/>
         <w:i w:val="0"/>
@@ -11252,6 +11703,7 @@
     </w:tblStylePr>
     <w:tblStylePr w:type="firstCol">
       <w:rPr>
+        <w:rFonts w:eastAsia="黑体"/>
         <w:b/>
         <w:bCs/>
         <w:i w:val="0"/>
@@ -11271,6 +11723,7 @@
     </w:tblStylePr>
     <w:tblStylePr w:type="lastCol">
       <w:rPr>
+        <w:rFonts w:eastAsia="黑体"/>
         <w:b/>
         <w:bCs/>
         <w:i w:val="0"/>
@@ -11351,6 +11804,7 @@
     </w:tcPr>
     <w:tblStylePr w:type="firstRow">
       <w:rPr>
+        <w:rFonts w:eastAsia="黑体"/>
         <w:b/>
         <w:bCs/>
         <w:i w:val="0"/>
@@ -11372,6 +11826,7 @@
     </w:tblStylePr>
     <w:tblStylePr w:type="lastRow">
       <w:rPr>
+        <w:rFonts w:eastAsia="黑体"/>
         <w:b/>
         <w:bCs/>
         <w:i w:val="0"/>
@@ -11393,6 +11848,7 @@
     </w:tblStylePr>
     <w:tblStylePr w:type="firstCol">
       <w:rPr>
+        <w:rFonts w:eastAsia="黑体"/>
         <w:b/>
         <w:bCs/>
         <w:i w:val="0"/>
@@ -11412,6 +11868,7 @@
     </w:tblStylePr>
     <w:tblStylePr w:type="lastCol">
       <w:rPr>
+        <w:rFonts w:eastAsia="黑体"/>
         <w:b/>
         <w:bCs/>
         <w:i w:val="0"/>
@@ -11492,6 +11949,7 @@
     </w:tcPr>
     <w:tblStylePr w:type="firstRow">
       <w:rPr>
+        <w:rFonts w:eastAsia="黑体"/>
         <w:b/>
         <w:bCs/>
         <w:i w:val="0"/>
@@ -11513,6 +11971,7 @@
     </w:tblStylePr>
     <w:tblStylePr w:type="lastRow">
       <w:rPr>
+        <w:rFonts w:eastAsia="黑体"/>
         <w:b/>
         <w:bCs/>
         <w:i w:val="0"/>
@@ -11534,6 +11993,7 @@
     </w:tblStylePr>
     <w:tblStylePr w:type="firstCol">
       <w:rPr>
+        <w:rFonts w:eastAsia="黑体"/>
         <w:b/>
         <w:bCs/>
         <w:i w:val="0"/>
@@ -11553,6 +12013,7 @@
     </w:tblStylePr>
     <w:tblStylePr w:type="lastCol">
       <w:rPr>
+        <w:rFonts w:eastAsia="黑体"/>
         <w:b/>
         <w:bCs/>
         <w:i w:val="0"/>
@@ -11610,6 +12071,7 @@
       <w:spacing w:after="0" w:line="240" w:lineRule="auto"/>
     </w:pPr>
     <w:rPr>
+      <w:rFonts w:eastAsia="黑体"/>
       <w:color w:themeColor="background1" w:val="FFFFFF"/>
     </w:rPr>
     <w:tblPr>
@@ -11628,6 +12090,7 @@
     </w:tcPr>
     <w:tblStylePr w:type="firstRow">
       <w:rPr>
+        <w:rFonts w:eastAsia="黑体"/>
         <w:b/>
         <w:bCs/>
       </w:rPr>
@@ -11724,6 +12187,7 @@
       <w:spacing w:after="0" w:line="240" w:lineRule="auto"/>
     </w:pPr>
     <w:rPr>
+      <w:rFonts w:eastAsia="黑体"/>
       <w:color w:themeColor="background1" w:val="FFFFFF"/>
     </w:rPr>
     <w:tblPr>
@@ -11742,6 +12206,7 @@
     </w:tcPr>
     <w:tblStylePr w:type="firstRow">
       <w:rPr>
+        <w:rFonts w:eastAsia="黑体"/>
         <w:b/>
         <w:bCs/>
       </w:rPr>
@@ -11838,6 +12303,7 @@
       <w:spacing w:after="0" w:line="240" w:lineRule="auto"/>
     </w:pPr>
     <w:rPr>
+      <w:rFonts w:eastAsia="黑体"/>
       <w:color w:themeColor="background1" w:val="FFFFFF"/>
     </w:rPr>
     <w:tblPr>
@@ -11856,6 +12322,7 @@
     </w:tcPr>
     <w:tblStylePr w:type="firstRow">
       <w:rPr>
+        <w:rFonts w:eastAsia="黑体"/>
         <w:b/>
         <w:bCs/>
       </w:rPr>
@@ -11952,6 +12419,7 @@
       <w:spacing w:after="0" w:line="240" w:lineRule="auto"/>
     </w:pPr>
     <w:rPr>
+      <w:rFonts w:eastAsia="黑体"/>
       <w:color w:themeColor="background1" w:val="FFFFFF"/>
     </w:rPr>
     <w:tblPr>
@@ -11970,6 +12438,7 @@
     </w:tcPr>
     <w:tblStylePr w:type="firstRow">
       <w:rPr>
+        <w:rFonts w:eastAsia="黑体"/>
         <w:b/>
         <w:bCs/>
       </w:rPr>
@@ -12066,6 +12535,7 @@
       <w:spacing w:after="0" w:line="240" w:lineRule="auto"/>
     </w:pPr>
     <w:rPr>
+      <w:rFonts w:eastAsia="黑体"/>
       <w:color w:themeColor="background1" w:val="FFFFFF"/>
     </w:rPr>
     <w:tblPr>
@@ -12084,6 +12554,7 @@
     </w:tcPr>
     <w:tblStylePr w:type="firstRow">
       <w:rPr>
+        <w:rFonts w:eastAsia="黑体"/>
         <w:b/>
         <w:bCs/>
       </w:rPr>
@@ -12180,6 +12651,7 @@
       <w:spacing w:after="0" w:line="240" w:lineRule="auto"/>
     </w:pPr>
     <w:rPr>
+      <w:rFonts w:eastAsia="黑体"/>
       <w:color w:themeColor="background1" w:val="FFFFFF"/>
     </w:rPr>
     <w:tblPr>
@@ -12198,6 +12670,7 @@
     </w:tcPr>
     <w:tblStylePr w:type="firstRow">
       <w:rPr>
+        <w:rFonts w:eastAsia="黑体"/>
         <w:b/>
         <w:bCs/>
       </w:rPr>
@@ -12294,6 +12767,7 @@
       <w:spacing w:after="0" w:line="240" w:lineRule="auto"/>
     </w:pPr>
     <w:rPr>
+      <w:rFonts w:eastAsia="黑体"/>
       <w:color w:themeColor="background1" w:val="FFFFFF"/>
     </w:rPr>
     <w:tblPr>
@@ -12312,6 +12786,7 @@
     </w:tcPr>
     <w:tblStylePr w:type="firstRow">
       <w:rPr>
+        <w:rFonts w:eastAsia="黑体"/>
         <w:b/>
         <w:bCs/>
       </w:rPr>
@@ -12408,6 +12883,7 @@
       <w:spacing w:after="0" w:line="240" w:lineRule="auto"/>
     </w:pPr>
     <w:rPr>
+      <w:rFonts w:eastAsia="黑体"/>
       <w:color w:themeColor="text1" w:val="000000"/>
     </w:rPr>
     <w:tblPr>
@@ -12434,6 +12910,7 @@
     </w:tcPr>
     <w:tblStylePr w:type="firstRow">
       <w:rPr>
+        <w:rFonts w:eastAsia="黑体"/>
         <w:b/>
         <w:bCs/>
       </w:rPr>
@@ -12452,6 +12929,7 @@
     </w:tblStylePr>
     <w:tblStylePr w:type="lastRow">
       <w:rPr>
+        <w:rFonts w:eastAsia="黑体"/>
         <w:b/>
         <w:bCs/>
         <w:color w:themeColor="background1" w:val="FFFFFF"/>
@@ -12466,6 +12944,7 @@
     </w:tblStylePr>
     <w:tblStylePr w:type="firstCol">
       <w:rPr>
+        <w:rFonts w:eastAsia="黑体"/>
         <w:color w:themeColor="background1" w:val="FFFFFF"/>
       </w:rPr>
       <w:tblPr/>
@@ -12483,6 +12962,7 @@
     </w:tblStylePr>
     <w:tblStylePr w:type="lastCol">
       <w:rPr>
+        <w:rFonts w:eastAsia="黑体"/>
         <w:color w:themeColor="background1" w:val="FFFFFF"/>
       </w:rPr>
       <w:tblPr/>
@@ -12512,11 +12992,13 @@
     </w:tblStylePr>
     <w:tblStylePr w:type="neCell">
       <w:rPr>
+        <w:rFonts w:eastAsia="黑体"/>
         <w:color w:themeColor="text1" w:val="000000"/>
       </w:rPr>
     </w:tblStylePr>
     <w:tblStylePr w:type="nwCell">
       <w:rPr>
+        <w:rFonts w:eastAsia="黑体"/>
         <w:color w:themeColor="text1" w:val="000000"/>
       </w:rPr>
     </w:tblStylePr>
@@ -12530,6 +13012,7 @@
       <w:spacing w:after="0" w:line="240" w:lineRule="auto"/>
     </w:pPr>
     <w:rPr>
+      <w:rFonts w:eastAsia="黑体"/>
       <w:color w:themeColor="text1" w:val="000000"/>
     </w:rPr>
     <w:tblPr>
@@ -12556,6 +13039,7 @@
     </w:tcPr>
     <w:tblStylePr w:type="firstRow">
       <w:rPr>
+        <w:rFonts w:eastAsia="黑体"/>
         <w:b/>
         <w:bCs/>
       </w:rPr>
@@ -12574,6 +13058,7 @@
     </w:tblStylePr>
     <w:tblStylePr w:type="lastRow">
       <w:rPr>
+        <w:rFonts w:eastAsia="黑体"/>
         <w:b/>
         <w:bCs/>
         <w:color w:themeColor="background1" w:val="FFFFFF"/>
@@ -12588,6 +13073,7 @@
     </w:tblStylePr>
     <w:tblStylePr w:type="firstCol">
       <w:rPr>
+        <w:rFonts w:eastAsia="黑体"/>
         <w:color w:themeColor="background1" w:val="FFFFFF"/>
       </w:rPr>
       <w:tblPr/>
@@ -12605,6 +13091,7 @@
     </w:tblStylePr>
     <w:tblStylePr w:type="lastCol">
       <w:rPr>
+        <w:rFonts w:eastAsia="黑体"/>
         <w:color w:themeColor="background1" w:val="FFFFFF"/>
       </w:rPr>
       <w:tblPr/>
@@ -12634,11 +13121,13 @@
     </w:tblStylePr>
     <w:tblStylePr w:type="neCell">
       <w:rPr>
+        <w:rFonts w:eastAsia="黑体"/>
         <w:color w:themeColor="text1" w:val="000000"/>
       </w:rPr>
     </w:tblStylePr>
     <w:tblStylePr w:type="nwCell">
       <w:rPr>
+        <w:rFonts w:eastAsia="黑体"/>
         <w:color w:themeColor="text1" w:val="000000"/>
       </w:rPr>
     </w:tblStylePr>
@@ -12652,6 +13141,7 @@
       <w:spacing w:after="0" w:line="240" w:lineRule="auto"/>
     </w:pPr>
     <w:rPr>
+      <w:rFonts w:eastAsia="黑体"/>
       <w:color w:themeColor="text1" w:val="000000"/>
     </w:rPr>
     <w:tblPr>
@@ -12678,6 +13168,7 @@
     </w:tcPr>
     <w:tblStylePr w:type="firstRow">
       <w:rPr>
+        <w:rFonts w:eastAsia="黑体"/>
         <w:b/>
         <w:bCs/>
       </w:rPr>
@@ -12696,6 +13187,7 @@
     </w:tblStylePr>
     <w:tblStylePr w:type="lastRow">
       <w:rPr>
+        <w:rFonts w:eastAsia="黑体"/>
         <w:b/>
         <w:bCs/>
         <w:color w:themeColor="background1" w:val="FFFFFF"/>
@@ -12710,6 +13202,7 @@
     </w:tblStylePr>
     <w:tblStylePr w:type="firstCol">
       <w:rPr>
+        <w:rFonts w:eastAsia="黑体"/>
         <w:color w:themeColor="background1" w:val="FFFFFF"/>
       </w:rPr>
       <w:tblPr/>
@@ -12727,6 +13220,7 @@
     </w:tblStylePr>
     <w:tblStylePr w:type="lastCol">
       <w:rPr>
+        <w:rFonts w:eastAsia="黑体"/>
         <w:color w:themeColor="background1" w:val="FFFFFF"/>
       </w:rPr>
       <w:tblPr/>
@@ -12756,11 +13250,13 @@
     </w:tblStylePr>
     <w:tblStylePr w:type="neCell">
       <w:rPr>
+        <w:rFonts w:eastAsia="黑体"/>
         <w:color w:themeColor="text1" w:val="000000"/>
       </w:rPr>
     </w:tblStylePr>
     <w:tblStylePr w:type="nwCell">
       <w:rPr>
+        <w:rFonts w:eastAsia="黑体"/>
         <w:color w:themeColor="text1" w:val="000000"/>
       </w:rPr>
     </w:tblStylePr>
@@ -12774,6 +13270,7 @@
       <w:spacing w:after="0" w:line="240" w:lineRule="auto"/>
     </w:pPr>
     <w:rPr>
+      <w:rFonts w:eastAsia="黑体"/>
       <w:color w:themeColor="text1" w:val="000000"/>
     </w:rPr>
     <w:tblPr>
@@ -12800,6 +13297,7 @@
     </w:tcPr>
     <w:tblStylePr w:type="firstRow">
       <w:rPr>
+        <w:rFonts w:eastAsia="黑体"/>
         <w:b/>
         <w:bCs/>
       </w:rPr>
@@ -12818,6 +13316,7 @@
     </w:tblStylePr>
     <w:tblStylePr w:type="lastRow">
       <w:rPr>
+        <w:rFonts w:eastAsia="黑体"/>
         <w:b/>
         <w:bCs/>
         <w:color w:themeColor="background1" w:val="FFFFFF"/>
@@ -12832,6 +13331,7 @@
     </w:tblStylePr>
     <w:tblStylePr w:type="firstCol">
       <w:rPr>
+        <w:rFonts w:eastAsia="黑体"/>
         <w:color w:themeColor="background1" w:val="FFFFFF"/>
       </w:rPr>
       <w:tblPr/>
@@ -12849,6 +13349,7 @@
     </w:tblStylePr>
     <w:tblStylePr w:type="lastCol">
       <w:rPr>
+        <w:rFonts w:eastAsia="黑体"/>
         <w:color w:themeColor="background1" w:val="FFFFFF"/>
       </w:rPr>
       <w:tblPr/>
@@ -12886,6 +13387,7 @@
       <w:spacing w:after="0" w:line="240" w:lineRule="auto"/>
     </w:pPr>
     <w:rPr>
+      <w:rFonts w:eastAsia="黑体"/>
       <w:color w:themeColor="text1" w:val="000000"/>
     </w:rPr>
     <w:tblPr>
@@ -12912,6 +13414,7 @@
     </w:tcPr>
     <w:tblStylePr w:type="firstRow">
       <w:rPr>
+        <w:rFonts w:eastAsia="黑体"/>
         <w:b/>
         <w:bCs/>
       </w:rPr>
@@ -12930,6 +13433,7 @@
     </w:tblStylePr>
     <w:tblStylePr w:type="lastRow">
       <w:rPr>
+        <w:rFonts w:eastAsia="黑体"/>
         <w:b/>
         <w:bCs/>
         <w:color w:themeColor="background1" w:val="FFFFFF"/>
@@ -12944,6 +13448,7 @@
     </w:tblStylePr>
     <w:tblStylePr w:type="firstCol">
       <w:rPr>
+        <w:rFonts w:eastAsia="黑体"/>
         <w:color w:themeColor="background1" w:val="FFFFFF"/>
       </w:rPr>
       <w:tblPr/>
@@ -12961,6 +13466,7 @@
     </w:tblStylePr>
     <w:tblStylePr w:type="lastCol">
       <w:rPr>
+        <w:rFonts w:eastAsia="黑体"/>
         <w:color w:themeColor="background1" w:val="FFFFFF"/>
       </w:rPr>
       <w:tblPr/>
@@ -12990,11 +13496,13 @@
     </w:tblStylePr>
     <w:tblStylePr w:type="neCell">
       <w:rPr>
+        <w:rFonts w:eastAsia="黑体"/>
         <w:color w:themeColor="text1" w:val="000000"/>
       </w:rPr>
     </w:tblStylePr>
     <w:tblStylePr w:type="nwCell">
       <w:rPr>
+        <w:rFonts w:eastAsia="黑体"/>
         <w:color w:themeColor="text1" w:val="000000"/>
       </w:rPr>
     </w:tblStylePr>
@@ -13008,6 +13516,7 @@
       <w:spacing w:after="0" w:line="240" w:lineRule="auto"/>
     </w:pPr>
     <w:rPr>
+      <w:rFonts w:eastAsia="黑体"/>
       <w:color w:themeColor="text1" w:val="000000"/>
     </w:rPr>
     <w:tblPr>
@@ -13034,6 +13543,7 @@
     </w:tcPr>
     <w:tblStylePr w:type="firstRow">
       <w:rPr>
+        <w:rFonts w:eastAsia="黑体"/>
         <w:b/>
         <w:bCs/>
       </w:rPr>
@@ -13052,6 +13562,7 @@
     </w:tblStylePr>
     <w:tblStylePr w:type="lastRow">
       <w:rPr>
+        <w:rFonts w:eastAsia="黑体"/>
         <w:b/>
         <w:bCs/>
         <w:color w:themeColor="background1" w:val="FFFFFF"/>
@@ -13066,6 +13577,7 @@
     </w:tblStylePr>
     <w:tblStylePr w:type="firstCol">
       <w:rPr>
+        <w:rFonts w:eastAsia="黑体"/>
         <w:color w:themeColor="background1" w:val="FFFFFF"/>
       </w:rPr>
       <w:tblPr/>
@@ -13083,6 +13595,7 @@
     </w:tblStylePr>
     <w:tblStylePr w:type="lastCol">
       <w:rPr>
+        <w:rFonts w:eastAsia="黑体"/>
         <w:color w:themeColor="background1" w:val="FFFFFF"/>
       </w:rPr>
       <w:tblPr/>
@@ -13112,11 +13625,13 @@
     </w:tblStylePr>
     <w:tblStylePr w:type="neCell">
       <w:rPr>
+        <w:rFonts w:eastAsia="黑体"/>
         <w:color w:themeColor="text1" w:val="000000"/>
       </w:rPr>
     </w:tblStylePr>
     <w:tblStylePr w:type="nwCell">
       <w:rPr>
+        <w:rFonts w:eastAsia="黑体"/>
         <w:color w:themeColor="text1" w:val="000000"/>
       </w:rPr>
     </w:tblStylePr>
@@ -13130,6 +13645,7 @@
       <w:spacing w:after="0" w:line="240" w:lineRule="auto"/>
     </w:pPr>
     <w:rPr>
+      <w:rFonts w:eastAsia="黑体"/>
       <w:color w:themeColor="text1" w:val="000000"/>
     </w:rPr>
     <w:tblPr>
@@ -13156,6 +13672,7 @@
     </w:tcPr>
     <w:tblStylePr w:type="firstRow">
       <w:rPr>
+        <w:rFonts w:eastAsia="黑体"/>
         <w:b/>
         <w:bCs/>
       </w:rPr>
@@ -13174,6 +13691,7 @@
     </w:tblStylePr>
     <w:tblStylePr w:type="lastRow">
       <w:rPr>
+        <w:rFonts w:eastAsia="黑体"/>
         <w:b/>
         <w:bCs/>
         <w:color w:themeColor="background1" w:val="FFFFFF"/>
@@ -13188,6 +13706,7 @@
     </w:tblStylePr>
     <w:tblStylePr w:type="firstCol">
       <w:rPr>
+        <w:rFonts w:eastAsia="黑体"/>
         <w:color w:themeColor="background1" w:val="FFFFFF"/>
       </w:rPr>
       <w:tblPr/>
@@ -13205,6 +13724,7 @@
     </w:tblStylePr>
     <w:tblStylePr w:type="lastCol">
       <w:rPr>
+        <w:rFonts w:eastAsia="黑体"/>
         <w:color w:themeColor="background1" w:val="FFFFFF"/>
       </w:rPr>
       <w:tblPr/>
@@ -13234,11 +13754,13 @@
     </w:tblStylePr>
     <w:tblStylePr w:type="neCell">
       <w:rPr>
+        <w:rFonts w:eastAsia="黑体"/>
         <w:color w:themeColor="text1" w:val="000000"/>
       </w:rPr>
     </w:tblStylePr>
     <w:tblStylePr w:type="nwCell">
       <w:rPr>
+        <w:rFonts w:eastAsia="黑体"/>
         <w:color w:themeColor="text1" w:val="000000"/>
       </w:rPr>
     </w:tblStylePr>
@@ -13252,6 +13774,7 @@
       <w:spacing w:after="0" w:line="240" w:lineRule="auto"/>
     </w:pPr>
     <w:rPr>
+      <w:rFonts w:eastAsia="黑体"/>
       <w:color w:themeColor="text1" w:val="000000"/>
     </w:rPr>
     <w:tblPr>
@@ -13270,6 +13793,7 @@
     </w:tcPr>
     <w:tblStylePr w:type="firstRow">
       <w:rPr>
+        <w:rFonts w:eastAsia="黑体"/>
         <w:b/>
         <w:bCs/>
         <w:color w:themeColor="background1" w:val="FFFFFF"/>
@@ -13284,6 +13808,7 @@
     </w:tblStylePr>
     <w:tblStylePr w:type="lastRow">
       <w:rPr>
+        <w:rFonts w:eastAsia="黑体"/>
         <w:b/>
         <w:bCs/>
         <w:color w:themeColor="accent2" w:themeShade="CC" w:val="9E3A38"/>
@@ -13298,12 +13823,14 @@
     </w:tblStylePr>
     <w:tblStylePr w:type="firstCol">
       <w:rPr>
+        <w:rFonts w:eastAsia="黑体"/>
         <w:b/>
         <w:bCs/>
       </w:rPr>
     </w:tblStylePr>
     <w:tblStylePr w:type="lastCol">
       <w:rPr>
+        <w:rFonts w:eastAsia="黑体"/>
         <w:b/>
         <w:bCs/>
       </w:rPr>
@@ -13338,6 +13865,7 @@
       <w:spacing w:after="0" w:line="240" w:lineRule="auto"/>
     </w:pPr>
     <w:rPr>
+      <w:rFonts w:eastAsia="黑体"/>
       <w:color w:themeColor="text1" w:val="000000"/>
     </w:rPr>
     <w:tblPr>
@@ -13356,6 +13884,7 @@
     </w:tcPr>
     <w:tblStylePr w:type="firstRow">
       <w:rPr>
+        <w:rFonts w:eastAsia="黑体"/>
         <w:b/>
         <w:bCs/>
         <w:color w:themeColor="background1" w:val="FFFFFF"/>
@@ -13370,6 +13899,7 @@
     </w:tblStylePr>
     <w:tblStylePr w:type="lastRow">
       <w:rPr>
+        <w:rFonts w:eastAsia="黑体"/>
         <w:b/>
         <w:bCs/>
         <w:color w:themeColor="accent2" w:themeShade="CC" w:val="9E3A38"/>
@@ -13384,12 +13914,14 @@
     </w:tblStylePr>
     <w:tblStylePr w:type="firstCol">
       <w:rPr>
+        <w:rFonts w:eastAsia="黑体"/>
         <w:b/>
         <w:bCs/>
       </w:rPr>
     </w:tblStylePr>
     <w:tblStylePr w:type="lastCol">
       <w:rPr>
+        <w:rFonts w:eastAsia="黑体"/>
         <w:b/>
         <w:bCs/>
       </w:rPr>
@@ -13424,6 +13956,7 @@
       <w:spacing w:after="0" w:line="240" w:lineRule="auto"/>
     </w:pPr>
     <w:rPr>
+      <w:rFonts w:eastAsia="黑体"/>
       <w:color w:themeColor="text1" w:val="000000"/>
     </w:rPr>
     <w:tblPr>
@@ -13442,6 +13975,7 @@
     </w:tcPr>
     <w:tblStylePr w:type="firstRow">
       <w:rPr>
+        <w:rFonts w:eastAsia="黑体"/>
         <w:b/>
         <w:bCs/>
         <w:color w:themeColor="background1" w:val="FFFFFF"/>
@@ -13456,6 +13990,7 @@
     </w:tblStylePr>
     <w:tblStylePr w:type="lastRow">
       <w:rPr>
+        <w:rFonts w:eastAsia="黑体"/>
         <w:b/>
         <w:bCs/>
         <w:color w:themeColor="accent2" w:themeShade="CC" w:val="9E3A38"/>
@@ -13470,12 +14005,14 @@
     </w:tblStylePr>
     <w:tblStylePr w:type="firstCol">
       <w:rPr>
+        <w:rFonts w:eastAsia="黑体"/>
         <w:b/>
         <w:bCs/>
       </w:rPr>
     </w:tblStylePr>
     <w:tblStylePr w:type="lastCol">
       <w:rPr>
+        <w:rFonts w:eastAsia="黑体"/>
         <w:b/>
         <w:bCs/>
       </w:rPr>
@@ -13510,6 +14047,7 @@
       <w:spacing w:after="0" w:line="240" w:lineRule="auto"/>
     </w:pPr>
     <w:rPr>
+      <w:rFonts w:eastAsia="黑体"/>
       <w:color w:themeColor="text1" w:val="000000"/>
     </w:rPr>
     <w:tblPr>
@@ -13528,6 +14066,7 @@
     </w:tcPr>
     <w:tblStylePr w:type="firstRow">
       <w:rPr>
+        <w:rFonts w:eastAsia="黑体"/>
         <w:b/>
         <w:bCs/>
         <w:color w:themeColor="background1" w:val="FFFFFF"/>
@@ -13542,6 +14081,7 @@
     </w:tblStylePr>
     <w:tblStylePr w:type="lastRow">
       <w:rPr>
+        <w:rFonts w:eastAsia="黑体"/>
         <w:b/>
         <w:bCs/>
         <w:color w:themeColor="accent4" w:themeShade="CC" w:val="664E82"/>
@@ -13556,12 +14096,14 @@
     </w:tblStylePr>
     <w:tblStylePr w:type="firstCol">
       <w:rPr>
+        <w:rFonts w:eastAsia="黑体"/>
         <w:b/>
         <w:bCs/>
       </w:rPr>
     </w:tblStylePr>
     <w:tblStylePr w:type="lastCol">
       <w:rPr>
+        <w:rFonts w:eastAsia="黑体"/>
         <w:b/>
         <w:bCs/>
       </w:rPr>
@@ -13596,6 +14138,7 @@
       <w:spacing w:after="0" w:line="240" w:lineRule="auto"/>
     </w:pPr>
     <w:rPr>
+      <w:rFonts w:eastAsia="黑体"/>
       <w:color w:themeColor="text1" w:val="000000"/>
     </w:rPr>
     <w:tblPr>
@@ -13614,6 +14157,7 @@
     </w:tcPr>
     <w:tblStylePr w:type="firstRow">
       <w:rPr>
+        <w:rFonts w:eastAsia="黑体"/>
         <w:b/>
         <w:bCs/>
         <w:color w:themeColor="background1" w:val="FFFFFF"/>
@@ -13628,6 +14172,7 @@
     </w:tblStylePr>
     <w:tblStylePr w:type="lastRow">
       <w:rPr>
+        <w:rFonts w:eastAsia="黑体"/>
         <w:b/>
         <w:bCs/>
         <w:color w:themeColor="accent3" w:themeShade="CC" w:val="7E9C40"/>
@@ -13642,12 +14187,14 @@
     </w:tblStylePr>
     <w:tblStylePr w:type="firstCol">
       <w:rPr>
+        <w:rFonts w:eastAsia="黑体"/>
         <w:b/>
         <w:bCs/>
       </w:rPr>
     </w:tblStylePr>
     <w:tblStylePr w:type="lastCol">
       <w:rPr>
+        <w:rFonts w:eastAsia="黑体"/>
         <w:b/>
         <w:bCs/>
       </w:rPr>
@@ -13682,6 +14229,7 @@
       <w:spacing w:after="0" w:line="240" w:lineRule="auto"/>
     </w:pPr>
     <w:rPr>
+      <w:rFonts w:eastAsia="黑体"/>
       <w:color w:themeColor="text1" w:val="000000"/>
     </w:rPr>
     <w:tblPr>
@@ -13700,6 +14248,7 @@
     </w:tcPr>
     <w:tblStylePr w:type="firstRow">
       <w:rPr>
+        <w:rFonts w:eastAsia="黑体"/>
         <w:b/>
         <w:bCs/>
         <w:color w:themeColor="background1" w:val="FFFFFF"/>
@@ -13714,6 +14263,7 @@
     </w:tblStylePr>
     <w:tblStylePr w:type="lastRow">
       <w:rPr>
+        <w:rFonts w:eastAsia="黑体"/>
         <w:b/>
         <w:bCs/>
         <w:color w:themeColor="accent6" w:themeShade="CC" w:val="F2730A"/>
@@ -13728,12 +14278,14 @@
     </w:tblStylePr>
     <w:tblStylePr w:type="firstCol">
       <w:rPr>
+        <w:rFonts w:eastAsia="黑体"/>
         <w:b/>
         <w:bCs/>
       </w:rPr>
     </w:tblStylePr>
     <w:tblStylePr w:type="lastCol">
       <w:rPr>
+        <w:rFonts w:eastAsia="黑体"/>
         <w:b/>
         <w:bCs/>
       </w:rPr>
@@ -13768,6 +14320,7 @@
       <w:spacing w:after="0" w:line="240" w:lineRule="auto"/>
     </w:pPr>
     <w:rPr>
+      <w:rFonts w:eastAsia="黑体"/>
       <w:color w:themeColor="text1" w:val="000000"/>
     </w:rPr>
     <w:tblPr>
@@ -13786,6 +14339,7 @@
     </w:tcPr>
     <w:tblStylePr w:type="firstRow">
       <w:rPr>
+        <w:rFonts w:eastAsia="黑体"/>
         <w:b/>
         <w:bCs/>
         <w:color w:themeColor="background1" w:val="FFFFFF"/>
@@ -13800,6 +14354,7 @@
     </w:tblStylePr>
     <w:tblStylePr w:type="lastRow">
       <w:rPr>
+        <w:rFonts w:eastAsia="黑体"/>
         <w:b/>
         <w:bCs/>
         <w:color w:themeColor="accent5" w:themeShade="CC" w:val="348DA5"/>
@@ -13814,12 +14369,14 @@
     </w:tblStylePr>
     <w:tblStylePr w:type="firstCol">
       <w:rPr>
+        <w:rFonts w:eastAsia="黑体"/>
         <w:b/>
         <w:bCs/>
       </w:rPr>
     </w:tblStylePr>
     <w:tblStylePr w:type="lastCol">
       <w:rPr>
+        <w:rFonts w:eastAsia="黑体"/>
         <w:b/>
         <w:bCs/>
       </w:rPr>
@@ -13854,6 +14411,7 @@
       <w:spacing w:after="0" w:line="240" w:lineRule="auto"/>
     </w:pPr>
     <w:rPr>
+      <w:rFonts w:eastAsia="黑体"/>
       <w:color w:themeColor="text1" w:val="000000"/>
     </w:rPr>
     <w:tblPr>
@@ -13875,6 +14433,7 @@
     </w:tcPr>
     <w:tblStylePr w:type="firstRow">
       <w:rPr>
+        <w:rFonts w:eastAsia="黑体"/>
         <w:b/>
         <w:bCs/>
       </w:rPr>
@@ -13885,6 +14444,7 @@
     </w:tblStylePr>
     <w:tblStylePr w:type="lastRow">
       <w:rPr>
+        <w:rFonts w:eastAsia="黑体"/>
         <w:b/>
         <w:bCs/>
         <w:color w:themeColor="text1" w:val="000000"/>
@@ -13896,6 +14456,7 @@
     </w:tblStylePr>
     <w:tblStylePr w:type="firstCol">
       <w:rPr>
+        <w:rFonts w:eastAsia="黑体"/>
         <w:color w:themeColor="background1" w:val="FFFFFF"/>
       </w:rPr>
       <w:tblPr/>
@@ -13905,6 +14466,7 @@
     </w:tblStylePr>
     <w:tblStylePr w:type="lastCol">
       <w:rPr>
+        <w:rFonts w:eastAsia="黑体"/>
         <w:color w:themeColor="background1" w:val="FFFFFF"/>
       </w:rPr>
       <w:tblPr/>
@@ -13934,6 +14496,7 @@
       <w:spacing w:after="0" w:line="240" w:lineRule="auto"/>
     </w:pPr>
     <w:rPr>
+      <w:rFonts w:eastAsia="黑体"/>
       <w:color w:themeColor="text1" w:val="000000"/>
     </w:rPr>
     <w:tblPr>
@@ -13955,6 +14518,7 @@
     </w:tcPr>
     <w:tblStylePr w:type="firstRow">
       <w:rPr>
+        <w:rFonts w:eastAsia="黑体"/>
         <w:b/>
         <w:bCs/>
       </w:rPr>
@@ -13965,6 +14529,7 @@
     </w:tblStylePr>
     <w:tblStylePr w:type="lastRow">
       <w:rPr>
+        <w:rFonts w:eastAsia="黑体"/>
         <w:b/>
         <w:bCs/>
         <w:color w:themeColor="text1" w:val="000000"/>
@@ -13976,6 +14541,7 @@
     </w:tblStylePr>
     <w:tblStylePr w:type="firstCol">
       <w:rPr>
+        <w:rFonts w:eastAsia="黑体"/>
         <w:color w:themeColor="background1" w:val="FFFFFF"/>
       </w:rPr>
       <w:tblPr/>
@@ -13985,6 +14551,7 @@
     </w:tblStylePr>
     <w:tblStylePr w:type="lastCol">
       <w:rPr>
+        <w:rFonts w:eastAsia="黑体"/>
         <w:color w:themeColor="background1" w:val="FFFFFF"/>
       </w:rPr>
       <w:tblPr/>
@@ -14014,6 +14581,7 @@
       <w:spacing w:after="0" w:line="240" w:lineRule="auto"/>
     </w:pPr>
     <w:rPr>
+      <w:rFonts w:eastAsia="黑体"/>
       <w:color w:themeColor="text1" w:val="000000"/>
     </w:rPr>
     <w:tblPr>
@@ -14035,6 +14603,7 @@
     </w:tcPr>
     <w:tblStylePr w:type="firstRow">
       <w:rPr>
+        <w:rFonts w:eastAsia="黑体"/>
         <w:b/>
         <w:bCs/>
       </w:rPr>
@@ -14045,6 +14614,7 @@
     </w:tblStylePr>
     <w:tblStylePr w:type="lastRow">
       <w:rPr>
+        <w:rFonts w:eastAsia="黑体"/>
         <w:b/>
         <w:bCs/>
         <w:color w:themeColor="text1" w:val="000000"/>
@@ -14056,6 +14626,7 @@
     </w:tblStylePr>
     <w:tblStylePr w:type="firstCol">
       <w:rPr>
+        <w:rFonts w:eastAsia="黑体"/>
         <w:color w:themeColor="background1" w:val="FFFFFF"/>
       </w:rPr>
       <w:tblPr/>
@@ -14065,6 +14636,7 @@
     </w:tblStylePr>
     <w:tblStylePr w:type="lastCol">
       <w:rPr>
+        <w:rFonts w:eastAsia="黑体"/>
         <w:color w:themeColor="background1" w:val="FFFFFF"/>
       </w:rPr>
       <w:tblPr/>
@@ -14094,6 +14666,7 @@
       <w:spacing w:after="0" w:line="240" w:lineRule="auto"/>
     </w:pPr>
     <w:rPr>
+      <w:rFonts w:eastAsia="黑体"/>
       <w:color w:themeColor="text1" w:val="000000"/>
     </w:rPr>
     <w:tblPr>
@@ -14115,6 +14688,7 @@
     </w:tcPr>
     <w:tblStylePr w:type="firstRow">
       <w:rPr>
+        <w:rFonts w:eastAsia="黑体"/>
         <w:b/>
         <w:bCs/>
       </w:rPr>
@@ -14125,6 +14699,7 @@
     </w:tblStylePr>
     <w:tblStylePr w:type="lastRow">
       <w:rPr>
+        <w:rFonts w:eastAsia="黑体"/>
         <w:b/>
         <w:bCs/>
         <w:color w:themeColor="text1" w:val="000000"/>
@@ -14136,6 +14711,7 @@
     </w:tblStylePr>
     <w:tblStylePr w:type="firstCol">
       <w:rPr>
+        <w:rFonts w:eastAsia="黑体"/>
         <w:color w:themeColor="background1" w:val="FFFFFF"/>
       </w:rPr>
       <w:tblPr/>
@@ -14145,6 +14721,7 @@
     </w:tblStylePr>
     <w:tblStylePr w:type="lastCol">
       <w:rPr>
+        <w:rFonts w:eastAsia="黑体"/>
         <w:color w:themeColor="background1" w:val="FFFFFF"/>
       </w:rPr>
       <w:tblPr/>
@@ -14174,6 +14751,7 @@
       <w:spacing w:after="0" w:line="240" w:lineRule="auto"/>
     </w:pPr>
     <w:rPr>
+      <w:rFonts w:eastAsia="黑体"/>
       <w:color w:themeColor="text1" w:val="000000"/>
     </w:rPr>
     <w:tblPr>
@@ -14195,6 +14773,7 @@
     </w:tcPr>
     <w:tblStylePr w:type="firstRow">
       <w:rPr>
+        <w:rFonts w:eastAsia="黑体"/>
         <w:b/>
         <w:bCs/>
       </w:rPr>
@@ -14205,6 +14784,7 @@
     </w:tblStylePr>
     <w:tblStylePr w:type="lastRow">
       <w:rPr>
+        <w:rFonts w:eastAsia="黑体"/>
         <w:b/>
         <w:bCs/>
         <w:color w:themeColor="text1" w:val="000000"/>
@@ -14216,6 +14796,7 @@
     </w:tblStylePr>
     <w:tblStylePr w:type="firstCol">
       <w:rPr>
+        <w:rFonts w:eastAsia="黑体"/>
         <w:color w:themeColor="background1" w:val="FFFFFF"/>
       </w:rPr>
       <w:tblPr/>
@@ -14225,6 +14806,7 @@
     </w:tblStylePr>
     <w:tblStylePr w:type="lastCol">
       <w:rPr>
+        <w:rFonts w:eastAsia="黑体"/>
         <w:color w:themeColor="background1" w:val="FFFFFF"/>
       </w:rPr>
       <w:tblPr/>
@@ -14254,6 +14836,7 @@
       <w:spacing w:after="0" w:line="240" w:lineRule="auto"/>
     </w:pPr>
     <w:rPr>
+      <w:rFonts w:eastAsia="黑体"/>
       <w:color w:themeColor="text1" w:val="000000"/>
     </w:rPr>
     <w:tblPr>
@@ -14275,6 +14858,7 @@
     </w:tcPr>
     <w:tblStylePr w:type="firstRow">
       <w:rPr>
+        <w:rFonts w:eastAsia="黑体"/>
         <w:b/>
         <w:bCs/>
       </w:rPr>
@@ -14285,6 +14869,7 @@
     </w:tblStylePr>
     <w:tblStylePr w:type="lastRow">
       <w:rPr>
+        <w:rFonts w:eastAsia="黑体"/>
         <w:b/>
         <w:bCs/>
         <w:color w:themeColor="text1" w:val="000000"/>
@@ -14296,6 +14881,7 @@
     </w:tblStylePr>
     <w:tblStylePr w:type="firstCol">
       <w:rPr>
+        <w:rFonts w:eastAsia="黑体"/>
         <w:color w:themeColor="background1" w:val="FFFFFF"/>
       </w:rPr>
       <w:tblPr/>
@@ -14305,6 +14891,7 @@
     </w:tblStylePr>
     <w:tblStylePr w:type="lastCol">
       <w:rPr>
+        <w:rFonts w:eastAsia="黑体"/>
         <w:color w:themeColor="background1" w:val="FFFFFF"/>
       </w:rPr>
       <w:tblPr/>
@@ -14334,6 +14921,7 @@
       <w:spacing w:after="0" w:line="240" w:lineRule="auto"/>
     </w:pPr>
     <w:rPr>
+      <w:rFonts w:eastAsia="黑体"/>
       <w:color w:themeColor="text1" w:val="000000"/>
     </w:rPr>
     <w:tblPr>
@@ -14355,6 +14943,7 @@
     </w:tcPr>
     <w:tblStylePr w:type="firstRow">
       <w:rPr>
+        <w:rFonts w:eastAsia="黑体"/>
         <w:b/>
         <w:bCs/>
       </w:rPr>
@@ -14365,6 +14954,7 @@
     </w:tblStylePr>
     <w:tblStylePr w:type="lastRow">
       <w:rPr>
+        <w:rFonts w:eastAsia="黑体"/>
         <w:b/>
         <w:bCs/>
         <w:color w:themeColor="text1" w:val="000000"/>
@@ -14376,6 +14966,7 @@
     </w:tblStylePr>
     <w:tblStylePr w:type="firstCol">
       <w:rPr>
+        <w:rFonts w:eastAsia="黑体"/>
         <w:color w:themeColor="background1" w:val="FFFFFF"/>
       </w:rPr>
       <w:tblPr/>
@@ -14385,6 +14976,7 @@
     </w:tblStylePr>
     <w:tblStylePr w:type="lastCol">
       <w:rPr>
+        <w:rFonts w:eastAsia="黑体"/>
         <w:color w:themeColor="background1" w:val="FFFFFF"/>
       </w:rPr>
       <w:tblPr/>
@@ -14417,6 +15009,7 @@
     <w:name w:val="KeywordTok"/>
     <w:basedOn w:val="VerbatimChar"/>
     <w:rPr>
+      <w:rFonts w:eastAsia="黑体"/>
       <w:b/>
       <w:color w:val="007020"/>
     </w:rPr>
@@ -14425,6 +15018,7 @@
     <w:name w:val="DataTypeTok"/>
     <w:basedOn w:val="VerbatimChar"/>
     <w:rPr>
+      <w:rFonts w:eastAsia="黑体"/>
       <w:color w:val="902000"/>
     </w:rPr>
   </w:style>
@@ -14432,6 +15026,7 @@
     <w:name w:val="DecValTok"/>
     <w:basedOn w:val="VerbatimChar"/>
     <w:rPr>
+      <w:rFonts w:eastAsia="黑体"/>
       <w:color w:val="40a070"/>
     </w:rPr>
   </w:style>
@@ -14439,6 +15034,7 @@
     <w:name w:val="BaseNTok"/>
     <w:basedOn w:val="VerbatimChar"/>
     <w:rPr>
+      <w:rFonts w:eastAsia="黑体"/>
       <w:color w:val="40a070"/>
     </w:rPr>
   </w:style>
@@ -14446,6 +15042,7 @@
     <w:name w:val="FloatTok"/>
     <w:basedOn w:val="VerbatimChar"/>
     <w:rPr>
+      <w:rFonts w:eastAsia="黑体"/>
       <w:color w:val="40a070"/>
     </w:rPr>
   </w:style>
@@ -14453,6 +15050,7 @@
     <w:name w:val="ConstantTok"/>
     <w:basedOn w:val="VerbatimChar"/>
     <w:rPr>
+      <w:rFonts w:eastAsia="黑体"/>
       <w:color w:val="880000"/>
     </w:rPr>
   </w:style>
@@ -14460,6 +15058,7 @@
     <w:name w:val="CharTok"/>
     <w:basedOn w:val="VerbatimChar"/>
     <w:rPr>
+      <w:rFonts w:eastAsia="黑体"/>
       <w:color w:val="4070a0"/>
     </w:rPr>
   </w:style>
@@ -14467,6 +15066,7 @@
     <w:name w:val="SpecialCharTok"/>
     <w:basedOn w:val="VerbatimChar"/>
     <w:rPr>
+      <w:rFonts w:eastAsia="黑体"/>
       <w:color w:val="4070a0"/>
     </w:rPr>
   </w:style>
@@ -14474,6 +15074,7 @@
     <w:name w:val="StringTok"/>
     <w:basedOn w:val="VerbatimChar"/>
     <w:rPr>
+      <w:rFonts w:eastAsia="黑体"/>
       <w:color w:val="4070a0"/>
     </w:rPr>
   </w:style>
@@ -14481,6 +15082,7 @@
     <w:name w:val="VerbatimStringTok"/>
     <w:basedOn w:val="VerbatimChar"/>
     <w:rPr>
+      <w:rFonts w:eastAsia="黑体"/>
       <w:color w:val="4070a0"/>
     </w:rPr>
   </w:style>
@@ -14488,6 +15090,7 @@
     <w:name w:val="SpecialStringTok"/>
     <w:basedOn w:val="VerbatimChar"/>
     <w:rPr>
+      <w:rFonts w:eastAsia="黑体"/>
       <w:color w:val="bb6688"/>
     </w:rPr>
   </w:style>
@@ -14495,6 +15098,7 @@
     <w:name w:val="ImportTok"/>
     <w:basedOn w:val="VerbatimChar"/>
     <w:rPr>
+      <w:rFonts w:eastAsia="黑体"/>
       <w:b/>
       <w:color w:val="008000"/>
     </w:rPr>
@@ -14503,6 +15107,7 @@
     <w:name w:val="CommentTok"/>
     <w:basedOn w:val="VerbatimChar"/>
     <w:rPr>
+      <w:rFonts w:eastAsia="黑体"/>
       <w:i/>
       <w:color w:val="60a0b0"/>
     </w:rPr>
@@ -14511,6 +15116,7 @@
     <w:name w:val="DocumentationTok"/>
     <w:basedOn w:val="VerbatimChar"/>
     <w:rPr>
+      <w:rFonts w:eastAsia="黑体"/>
       <w:i/>
       <w:color w:val="ba2121"/>
     </w:rPr>
@@ -14519,6 +15125,7 @@
     <w:name w:val="AnnotationTok"/>
     <w:basedOn w:val="VerbatimChar"/>
     <w:rPr>
+      <w:rFonts w:eastAsia="黑体"/>
       <w:b/>
       <w:i/>
       <w:color w:val="60a0b0"/>
@@ -14528,6 +15135,7 @@
     <w:name w:val="CommentVarTok"/>
     <w:basedOn w:val="VerbatimChar"/>
     <w:rPr>
+      <w:rFonts w:eastAsia="黑体"/>
       <w:b/>
       <w:i/>
       <w:color w:val="60a0b0"/>
@@ -14537,6 +15145,7 @@
     <w:name w:val="OtherTok"/>
     <w:basedOn w:val="VerbatimChar"/>
     <w:rPr>
+      <w:rFonts w:eastAsia="黑体"/>
       <w:color w:val="007020"/>
     </w:rPr>
   </w:style>
@@ -14544,6 +15153,7 @@
     <w:name w:val="FunctionTok"/>
     <w:basedOn w:val="VerbatimChar"/>
     <w:rPr>
+      <w:rFonts w:eastAsia="黑体"/>
       <w:color w:val="06287e"/>
     </w:rPr>
   </w:style>
@@ -14551,6 +15161,7 @@
     <w:name w:val="VariableTok"/>
     <w:basedOn w:val="VerbatimChar"/>
     <w:rPr>
+      <w:rFonts w:eastAsia="黑体"/>
       <w:color w:val="19177c"/>
     </w:rPr>
   </w:style>
@@ -14558,6 +15169,7 @@
     <w:name w:val="ControlFlowTok"/>
     <w:basedOn w:val="VerbatimChar"/>
     <w:rPr>
+      <w:rFonts w:eastAsia="黑体"/>
       <w:b/>
       <w:color w:val="007020"/>
     </w:rPr>
@@ -14566,6 +15178,7 @@
     <w:name w:val="OperatorTok"/>
     <w:basedOn w:val="VerbatimChar"/>
     <w:rPr>
+      <w:rFonts w:eastAsia="黑体"/>
       <w:color w:val="666666"/>
     </w:rPr>
   </w:style>
@@ -14573,18 +15186,22 @@
     <w:name w:val="BuiltInTok"/>
     <w:basedOn w:val="VerbatimChar"/>
     <w:rPr>
+      <w:rFonts w:eastAsia="黑体"/>
       <w:color w:val="008000"/>
     </w:rPr>
   </w:style>
   <w:style w:type="character" w:customStyle="1" w:styleId="ExtensionTok">
     <w:name w:val="ExtensionTok"/>
     <w:basedOn w:val="VerbatimChar"/>
-    <w:rPr/>
+    <w:rPr>
+      <w:rFonts w:eastAsia="黑体"/>
+    </w:rPr>
   </w:style>
   <w:style w:type="character" w:customStyle="1" w:styleId="PreprocessorTok">
     <w:name w:val="PreprocessorTok"/>
     <w:basedOn w:val="VerbatimChar"/>
     <w:rPr>
+      <w:rFonts w:eastAsia="黑体"/>
       <w:color w:val="bc7a00"/>
     </w:rPr>
   </w:style>
@@ -14592,18 +15209,22 @@
     <w:name w:val="AttributeTok"/>
     <w:basedOn w:val="VerbatimChar"/>
     <w:rPr>
+      <w:rFonts w:eastAsia="黑体"/>
       <w:color w:val="7d9029"/>
     </w:rPr>
   </w:style>
   <w:style w:type="character" w:customStyle="1" w:styleId="RegionMarkerTok">
     <w:name w:val="RegionMarkerTok"/>
     <w:basedOn w:val="VerbatimChar"/>
-    <w:rPr/>
+    <w:rPr>
+      <w:rFonts w:eastAsia="黑体"/>
+    </w:rPr>
   </w:style>
   <w:style w:type="character" w:customStyle="1" w:styleId="InformationTok">
     <w:name w:val="InformationTok"/>
     <w:basedOn w:val="VerbatimChar"/>
     <w:rPr>
+      <w:rFonts w:eastAsia="黑体"/>
       <w:b/>
       <w:i/>
       <w:color w:val="60a0b0"/>
@@ -14613,6 +15234,7 @@
     <w:name w:val="WarningTok"/>
     <w:basedOn w:val="VerbatimChar"/>
     <w:rPr>
+      <w:rFonts w:eastAsia="黑体"/>
       <w:b/>
       <w:i/>
       <w:color w:val="60a0b0"/>
@@ -14622,6 +15244,7 @@
     <w:name w:val="AlertTok"/>
     <w:basedOn w:val="VerbatimChar"/>
     <w:rPr>
+      <w:rFonts w:eastAsia="黑体"/>
       <w:b/>
       <w:color w:val="ff0000"/>
     </w:rPr>
@@ -14630,6 +15253,7 @@
     <w:name w:val="ErrorTok"/>
     <w:basedOn w:val="VerbatimChar"/>
     <w:rPr>
+      <w:rFonts w:eastAsia="黑体"/>
       <w:b/>
       <w:color w:val="ff0000"/>
     </w:rPr>
@@ -14637,7 +15261,9 @@
   <w:style w:type="character" w:customStyle="1" w:styleId="NormalTok">
     <w:name w:val="NormalTok"/>
     <w:basedOn w:val="VerbatimChar"/>
-    <w:rPr/>
+    <w:rPr>
+      <w:rFonts w:eastAsia="黑体"/>
+    </w:rPr>
   </w:style>
 </w:styles>
 </file>
@@ -14686,12 +15312,12 @@
     <a:fontScheme name="Office">
       <a:majorFont>
         <a:latin typeface="Calibri"/>
-        <a:ea typeface=""/>
+        <a:ea typeface="黑体"/>
         <a:cs typeface=""/>
         <a:font script="Jpan" typeface="ＭＳ ゴシック"/>
         <a:font script="Hang" typeface="맑은 고딕"/>
-        <a:font script="Hans" typeface="宋体"/>
-        <a:font script="Hant" typeface="新細明體"/>
+        <a:font script="Hans" typeface="黑体"/>
+        <a:font script="Hant" typeface="黑体"/>
         <a:font script="Arab" typeface="Times New Roman"/>
         <a:font script="Hebr" typeface="Times New Roman"/>
         <a:font script="Thai" typeface="Angsana New"/>
@@ -14721,12 +15347,12 @@
       </a:majorFont>
       <a:minorFont>
         <a:latin typeface="Cambria"/>
-        <a:ea typeface=""/>
+        <a:ea typeface="黑体"/>
         <a:cs typeface=""/>
         <a:font script="Jpan" typeface="ＭＳ 明朝"/>
         <a:font script="Hang" typeface="맑은 고딕"/>
-        <a:font script="Hans" typeface="宋体"/>
-        <a:font script="Hant" typeface="新細明體"/>
+        <a:font script="Hans" typeface="黑体"/>
+        <a:font script="Hant" typeface="黑体"/>
         <a:font script="Arab" typeface="Arial"/>
         <a:font script="Hebr" typeface="Arial"/>
         <a:font script="Thai" typeface="Cordia New"/>

--- a/02-放大电路/01-运算放大电路/采样保持电路/采样保持电路.docx
+++ b/02-放大电路/01-运算放大电路/采样保持电路/采样保持电路.docx
@@ -2241,7 +2241,7 @@
           <w:color w:val="555555"/>
           <w:sz w:val="21"/>
         </w:rPr>
-        <w:t>材料收集者：杜文杰，WX手机：19519196569，QQ:3478827729</w:t>
+        <w:t>材料收集者：杜文杰，微信/手机：19519196569，QQ:3478827729</w:t>
       </w:r>
     </w:p>
     <w:sectPr>
